--- a/output/doc/ablating-n-star.docx
+++ b/output/doc/ablating-n-star.docx
@@ -295,7 +295,7 @@
         <w:t xml:space="preserve"> </w:t>
       </w:r>
       <w:r>
-        <w:t xml:space="preserve">without assuming an infallible consciousness label. The central result is a diagnostic-set theorem. A full conjunctive model and its leave-one-conjunct-out rival disagree only on cases in which the omitted condition fails while every retained condition passes. Data in which all components rise and fall together cannot establish the necessity of any particular component. The framework separates three operations often called</w:t>
+        <w:t xml:space="preserve">without assuming an infallible consciousness label. The central result is a diagnostic-set theorem. A full conjunctive model and its leave-one-conjunct-out rival disagree only on cases in which the omitted condition fails while every retained condition passes. The theorem generalizes to grouped ablations, which expose compensatory redundancy and interactions that one-at-a-time deletion can miss. Data in which all components rise and fall together cannot establish the necessity of any particular component. The framework separates three operations often called</w:t>
       </w:r>
       <w:r>
         <w:t xml:space="preserve"> </w:t>
@@ -462,7 +462,7 @@
         <w:t xml:space="preserve"> </w:t>
       </w:r>
       <w:r>
-        <w:t xml:space="preserve">model advances a deliberately demanding hypothesis about minimal phenomenal presence. For a boundary-qualified candidate system</w:t>
+        <w:t xml:space="preserve">model advances a deliberately demanding hypothesis about minimal phenomenal presence, distinguished from report-dependent access consciousness (Block, 1995; Stilwell, 2026a). For a boundary-qualified candidate system</w:t>
       </w:r>
       <w:r>
         <w:t xml:space="preserve"> </w:t>
@@ -1241,7 +1241,7 @@
         <w:pStyle w:val="FirstParagraph"/>
       </w:pPr>
       <w:r>
-        <w:t xml:space="preserve">The paper makes eight linked contributions.</w:t>
+        <w:t xml:space="preserve">The paper makes nine linked contributions.</w:t>
       </w:r>
     </w:p>
     <w:p>
@@ -1254,6 +1254,18 @@
       </w:pPr>
       <w:r>
         <w:t xml:space="preserve">It proves that component necessity is testable only on diagnostic cases where the omitted conjunct fails and all retained conjuncts pass.</w:t>
+      </w:r>
+    </w:p>
+    <w:p>
+      <w:pPr>
+        <w:pStyle w:val="Compact"/>
+        <w:numPr>
+          <w:ilvl w:val="0"/>
+          <w:numId w:val="1001"/>
+        </w:numPr>
+      </w:pPr>
+      <w:r>
+        <w:t xml:space="preserve">It generalizes the result to grouped ablations that can reveal compensatory redundancy and higher-order interactions.</w:t>
       </w:r>
     </w:p>
     <w:p>
@@ -8791,7 +8803,7 @@
         <w:t xml:space="preserve"> </w:t>
       </w:r>
       <w:r>
-        <w:t xml:space="preserve">denote potential anchor outcomes under the target and control interventions.</w:t>
+        <w:t xml:space="preserve">denote potential anchor outcomes under the target and control interventions (Pearl, 2009).</w:t>
       </w:r>
       <w:r>
         <w:t xml:space="preserve"> </w:t>
@@ -9184,7 +9196,7 @@
     </w:p>
     <w:bookmarkEnd w:id="40"/>
     <w:bookmarkEnd w:id="41"/>
-    <w:bookmarkStart w:id="43" w:name="component-audit-outcomes"/>
+    <w:bookmarkStart w:id="44" w:name="component-audit-outcomes"/>
     <w:p>
       <w:pPr>
         <w:pStyle w:val="Heading2"/>
@@ -10125,8 +10137,752 @@
       </w:r>
     </w:p>
     <w:bookmarkEnd w:id="42"/>
+    <w:bookmarkStart w:id="43" w:name="beyond-one-at-a-time-ablation"/>
+    <w:p>
+      <w:pPr>
+        <w:pStyle w:val="Heading3"/>
+      </w:pPr>
+      <w:r>
+        <w:t xml:space="preserve">6.2 Beyond one-at-a-time ablation</w:t>
+      </w:r>
+    </w:p>
+    <w:p>
+      <w:pPr>
+        <w:pStyle w:val="FirstParagraph"/>
+      </w:pPr>
+      <w:r>
+        <w:t xml:space="preserve">Single-component deletion establishes only</w:t>
+      </w:r>
+      <w:r>
+        <w:t xml:space="preserve"> </w:t>
+      </w:r>
+      <w:r>
+        <w:rPr>
+          <w:b/>
+          <w:bCs/>
+        </w:rPr>
+        <w:t xml:space="preserve">weak minimality</w:t>
+      </w:r>
+      <w:r>
+        <w:t xml:space="preserve">: whether any one term can be removed while all others remain. It can miss compensatory redundancy. Two components may each appear useful when tested alone even though a larger submodel performs equivalently, or a pair may matter only through an interaction.</w:t>
+      </w:r>
+    </w:p>
+    <w:p>
+      <w:pPr>
+        <w:pStyle w:val="BodyText"/>
+      </w:pPr>
+      <w:r>
+        <w:t xml:space="preserve">For any nonempty component set</w:t>
+      </w:r>
+      <w:r>
+        <w:t xml:space="preserve"> </w:t>
+      </w:r>
+      <m:oMath>
+        <m:r>
+          <m:t>A</m:t>
+        </m:r>
+        <m:r>
+          <m:rPr>
+            <m:sty m:val="p"/>
+          </m:rPr>
+          <m:t>⊆</m:t>
+        </m:r>
+        <m:r>
+          <m:rPr>
+            <m:sty m:val="p"/>
+          </m:rPr>
+          <m:t>{</m:t>
+        </m:r>
+        <m:r>
+          <m:t>0</m:t>
+        </m:r>
+        <m:r>
+          <m:rPr>
+            <m:sty m:val="p"/>
+          </m:rPr>
+          <m:t>,</m:t>
+        </m:r>
+        <m:r>
+          <m:t>1</m:t>
+        </m:r>
+        <m:r>
+          <m:rPr>
+            <m:sty m:val="p"/>
+          </m:rPr>
+          <m:t>,</m:t>
+        </m:r>
+        <m:r>
+          <m:t>2</m:t>
+        </m:r>
+        <m:r>
+          <m:rPr>
+            <m:sty m:val="p"/>
+          </m:rPr>
+          <m:t>,</m:t>
+        </m:r>
+        <m:r>
+          <m:t>3</m:t>
+        </m:r>
+        <m:r>
+          <m:rPr>
+            <m:sty m:val="p"/>
+          </m:rPr>
+          <m:t>}</m:t>
+        </m:r>
+      </m:oMath>
+      <w:r>
+        <w:t xml:space="preserve">, define the grouped-ablation rival and its diagnostic set:</w:t>
+      </w:r>
+    </w:p>
+    <w:p>
+      <w:pPr>
+        <w:pStyle w:val="BodyText"/>
+      </w:pPr>
+      <m:oMathPara>
+        <m:oMathParaPr>
+          <m:jc m:val="center"/>
+        </m:oMathParaPr>
+        <m:oMath>
+          <m:sSub>
+            <m:e>
+              <m:r>
+                <m:t>M</m:t>
+              </m:r>
+            </m:e>
+            <m:sub>
+              <m:r>
+                <m:rPr>
+                  <m:sty m:val="p"/>
+                </m:rPr>
+                <m:t>−</m:t>
+              </m:r>
+              <m:r>
+                <m:t>A</m:t>
+              </m:r>
+            </m:sub>
+          </m:sSub>
+          <m:r>
+            <m:rPr>
+              <m:sty m:val="p"/>
+            </m:rPr>
+            <m:t>(</m:t>
+          </m:r>
+          <m:r>
+            <m:t>x</m:t>
+          </m:r>
+          <m:r>
+            <m:rPr>
+              <m:sty m:val="p"/>
+            </m:rPr>
+            <m:t>)</m:t>
+          </m:r>
+          <m:r>
+            <m:rPr>
+              <m:sty m:val="p"/>
+            </m:rPr>
+            <m:t>=</m:t>
+          </m:r>
+          <m:limLow>
+            <m:e>
+              <m:r>
+                <m:rPr>
+                  <m:sty m:val="p"/>
+                </m:rPr>
+                <m:t>⋀</m:t>
+              </m:r>
+            </m:e>
+            <m:lim>
+              <m:r>
+                <m:t>j</m:t>
+              </m:r>
+              <m:r>
+                <m:rPr>
+                  <m:sty m:val="p"/>
+                </m:rPr>
+                <m:t>∉</m:t>
+              </m:r>
+              <m:r>
+                <m:t>A</m:t>
+              </m:r>
+            </m:lim>
+          </m:limLow>
+          <m:sSub>
+            <m:e>
+              <m:r>
+                <m:t>X</m:t>
+              </m:r>
+            </m:e>
+            <m:sub>
+              <m:r>
+                <m:t>j</m:t>
+              </m:r>
+            </m:sub>
+          </m:sSub>
+          <m:r>
+            <m:rPr>
+              <m:sty m:val="p"/>
+            </m:rPr>
+            <m:t>(</m:t>
+          </m:r>
+          <m:r>
+            <m:t>x</m:t>
+          </m:r>
+          <m:r>
+            <m:rPr>
+              <m:sty m:val="p"/>
+            </m:rPr>
+            <m:t>)</m:t>
+          </m:r>
+          <m:r>
+            <m:rPr>
+              <m:sty m:val="p"/>
+            </m:rPr>
+            <m:t>,</m:t>
+          </m:r>
+        </m:oMath>
+      </m:oMathPara>
+    </w:p>
+    <w:p>
+      <w:pPr>
+        <w:pStyle w:val="FirstParagraph"/>
+      </w:pPr>
+      <m:oMathPara>
+        <m:oMathParaPr>
+          <m:jc m:val="center"/>
+        </m:oMathParaPr>
+        <m:oMath>
+          <m:sSub>
+            <m:e>
+              <m:r>
+                <m:rPr>
+                  <m:scr m:val="script"/>
+                  <m:sty m:val="p"/>
+                </m:rPr>
+                <m:t>D</m:t>
+              </m:r>
+            </m:e>
+            <m:sub>
+              <m:r>
+                <m:t>A</m:t>
+              </m:r>
+            </m:sub>
+          </m:sSub>
+          <m:r>
+            <m:rPr>
+              <m:sty m:val="p"/>
+            </m:rPr>
+            <m:t>=</m:t>
+          </m:r>
+          <m:d>
+            <m:dPr>
+              <m:begChr m:val="{"/>
+              <m:sepChr m:val=""/>
+              <m:endChr m:val="}"/>
+              <m:grow/>
+            </m:dPr>
+            <m:e>
+              <m:r>
+                <m:t>x</m:t>
+              </m:r>
+              <m:r>
+                <m:rPr>
+                  <m:sty m:val="p"/>
+                </m:rPr>
+                <m:t>:</m:t>
+              </m:r>
+              <m:limLow>
+                <m:e>
+                  <m:r>
+                    <m:rPr>
+                      <m:sty m:val="p"/>
+                    </m:rPr>
+                    <m:t>⋀</m:t>
+                  </m:r>
+                </m:e>
+                <m:lim>
+                  <m:r>
+                    <m:t>j</m:t>
+                  </m:r>
+                  <m:r>
+                    <m:rPr>
+                      <m:sty m:val="p"/>
+                    </m:rPr>
+                    <m:t>∉</m:t>
+                  </m:r>
+                  <m:r>
+                    <m:t>A</m:t>
+                  </m:r>
+                </m:lim>
+              </m:limLow>
+              <m:sSub>
+                <m:e>
+                  <m:r>
+                    <m:t>X</m:t>
+                  </m:r>
+                </m:e>
+                <m:sub>
+                  <m:r>
+                    <m:t>j</m:t>
+                  </m:r>
+                </m:sub>
+              </m:sSub>
+              <m:r>
+                <m:rPr>
+                  <m:sty m:val="p"/>
+                </m:rPr>
+                <m:t>(</m:t>
+              </m:r>
+              <m:r>
+                <m:t>x</m:t>
+              </m:r>
+              <m:r>
+                <m:rPr>
+                  <m:sty m:val="p"/>
+                </m:rPr>
+                <m:t>)</m:t>
+              </m:r>
+              <m:r>
+                <m:rPr>
+                  <m:sty m:val="p"/>
+                </m:rPr>
+                <m:t>=</m:t>
+              </m:r>
+              <m:r>
+                <m:t>1</m:t>
+              </m:r>
+              <m:r>
+                <m:t> </m:t>
+              </m:r>
+              <m:r>
+                <m:rPr>
+                  <m:sty m:val="p"/>
+                </m:rPr>
+                <m:t>∧</m:t>
+              </m:r>
+              <m:r>
+                <m:t> </m:t>
+              </m:r>
+              <m:limLow>
+                <m:e>
+                  <m:r>
+                    <m:rPr>
+                      <m:sty m:val="p"/>
+                    </m:rPr>
+                    <m:t>⋁</m:t>
+                  </m:r>
+                </m:e>
+                <m:lim>
+                  <m:r>
+                    <m:t>k</m:t>
+                  </m:r>
+                  <m:r>
+                    <m:rPr>
+                      <m:sty m:val="p"/>
+                    </m:rPr>
+                    <m:t>∈</m:t>
+                  </m:r>
+                  <m:r>
+                    <m:t>A</m:t>
+                  </m:r>
+                </m:lim>
+              </m:limLow>
+              <m:sSub>
+                <m:e>
+                  <m:r>
+                    <m:t>X</m:t>
+                  </m:r>
+                </m:e>
+                <m:sub>
+                  <m:r>
+                    <m:t>k</m:t>
+                  </m:r>
+                </m:sub>
+              </m:sSub>
+              <m:r>
+                <m:rPr>
+                  <m:sty m:val="p"/>
+                </m:rPr>
+                <m:t>(</m:t>
+              </m:r>
+              <m:r>
+                <m:t>x</m:t>
+              </m:r>
+              <m:r>
+                <m:rPr>
+                  <m:sty m:val="p"/>
+                </m:rPr>
+                <m:t>)</m:t>
+              </m:r>
+              <m:r>
+                <m:rPr>
+                  <m:sty m:val="p"/>
+                </m:rPr>
+                <m:t>=</m:t>
+              </m:r>
+              <m:r>
+                <m:t>0</m:t>
+              </m:r>
+            </m:e>
+          </m:d>
+          <m:r>
+            <m:rPr>
+              <m:sty m:val="p"/>
+            </m:rPr>
+            <m:t>.</m:t>
+          </m:r>
+        </m:oMath>
+      </m:oMathPara>
+    </w:p>
+    <w:p>
+      <w:pPr>
+        <w:pStyle w:val="FirstParagraph"/>
+      </w:pPr>
+      <w:r>
+        <w:rPr>
+          <w:b/>
+          <w:bCs/>
+        </w:rPr>
+        <w:t xml:space="preserve">Annotation.</w:t>
+      </w:r>
+      <w:r>
+        <w:t xml:space="preserve"> </w:t>
+      </w:r>
+      <m:oMath>
+        <m:r>
+          <m:t>A</m:t>
+        </m:r>
+      </m:oMath>
+      <w:r>
+        <w:t xml:space="preserve"> </w:t>
+      </w:r>
+      <w:r>
+        <w:t xml:space="preserve">is the set of requirements removed together.</w:t>
+      </w:r>
+      <w:r>
+        <w:t xml:space="preserve"> </w:t>
+      </w:r>
+      <m:oMath>
+        <m:sSub>
+          <m:e>
+            <m:r>
+              <m:t>M</m:t>
+            </m:r>
+          </m:e>
+          <m:sub>
+            <m:r>
+              <m:rPr>
+                <m:sty m:val="p"/>
+              </m:rPr>
+              <m:t>−</m:t>
+            </m:r>
+            <m:r>
+              <m:t>A</m:t>
+            </m:r>
+          </m:sub>
+        </m:sSub>
+      </m:oMath>
+      <w:r>
+        <w:t xml:space="preserve"> </w:t>
+      </w:r>
+      <w:r>
+        <w:t xml:space="preserve">retains every component outside</w:t>
+      </w:r>
+      <w:r>
+        <w:t xml:space="preserve"> </w:t>
+      </w:r>
+      <m:oMath>
+        <m:r>
+          <m:t>A</m:t>
+        </m:r>
+      </m:oMath>
+      <w:r>
+        <w:t xml:space="preserve">. The full and grouped-ablation models disagree exactly when every retained component passes and at least one removed component fails. For</w:t>
+      </w:r>
+      <w:r>
+        <w:t xml:space="preserve"> </w:t>
+      </w:r>
+      <m:oMath>
+        <m:r>
+          <m:t>A</m:t>
+        </m:r>
+        <m:r>
+          <m:rPr>
+            <m:sty m:val="p"/>
+          </m:rPr>
+          <m:t>=</m:t>
+        </m:r>
+        <m:r>
+          <m:rPr>
+            <m:sty m:val="p"/>
+          </m:rPr>
+          <m:t>{</m:t>
+        </m:r>
+        <m:r>
+          <m:t>k</m:t>
+        </m:r>
+        <m:r>
+          <m:rPr>
+            <m:sty m:val="p"/>
+          </m:rPr>
+          <m:t>}</m:t>
+        </m:r>
+      </m:oMath>
+      <w:r>
+        <w:t xml:space="preserve">, the definition reduces to</w:t>
+      </w:r>
+      <w:r>
+        <w:t xml:space="preserve"> </w:t>
+      </w:r>
+      <m:oMath>
+        <m:sSub>
+          <m:e>
+            <m:r>
+              <m:rPr>
+                <m:scr m:val="script"/>
+                <m:sty m:val="p"/>
+              </m:rPr>
+              <m:t>D</m:t>
+            </m:r>
+          </m:e>
+          <m:sub>
+            <m:r>
+              <m:t>k</m:t>
+            </m:r>
+          </m:sub>
+        </m:sSub>
+      </m:oMath>
+      <w:r>
+        <w:t xml:space="preserve">. Grouped criterion ablation does not imply that a grouped physical intervention is selective.</w:t>
+      </w:r>
+    </w:p>
+    <w:p>
+      <w:pPr>
+        <w:pStyle w:val="BodyText"/>
+      </w:pPr>
+      <w:r>
+        <w:t xml:space="preserve">Using the same held-out scoring rule as the single-component audit, define</w:t>
+      </w:r>
+    </w:p>
+    <w:p>
+      <w:pPr>
+        <w:pStyle w:val="BodyText"/>
+      </w:pPr>
+      <m:oMathPara>
+        <m:oMathParaPr>
+          <m:jc m:val="center"/>
+        </m:oMathParaPr>
+        <m:oMath>
+          <m:sSub>
+            <m:e>
+              <m:r>
+                <m:rPr>
+                  <m:sty m:val="p"/>
+                </m:rPr>
+                <m:t>Δ</m:t>
+              </m:r>
+            </m:e>
+            <m:sub>
+              <m:r>
+                <m:t>A</m:t>
+              </m:r>
+            </m:sub>
+          </m:sSub>
+          <m:r>
+            <m:rPr>
+              <m:sty m:val="p"/>
+            </m:rPr>
+            <m:t>=</m:t>
+          </m:r>
+          <m:sSub>
+            <m:e>
+              <m:r>
+                <m:t>R</m:t>
+              </m:r>
+            </m:e>
+            <m:sub>
+              <m:r>
+                <m:t>A</m:t>
+              </m:r>
+            </m:sub>
+          </m:sSub>
+          <m:r>
+            <m:rPr>
+              <m:sty m:val="p"/>
+            </m:rPr>
+            <m:t>(</m:t>
+          </m:r>
+          <m:r>
+            <m:rPr>
+              <m:sty m:val="p"/>
+            </m:rPr>
+            <m:t>−</m:t>
+          </m:r>
+          <m:r>
+            <m:t>A</m:t>
+          </m:r>
+          <m:r>
+            <m:rPr>
+              <m:sty m:val="p"/>
+            </m:rPr>
+            <m:t>)</m:t>
+          </m:r>
+          <m:r>
+            <m:rPr>
+              <m:sty m:val="p"/>
+            </m:rPr>
+            <m:t>−</m:t>
+          </m:r>
+          <m:sSub>
+            <m:e>
+              <m:r>
+                <m:t>R</m:t>
+              </m:r>
+            </m:e>
+            <m:sub>
+              <m:r>
+                <m:t>A</m:t>
+              </m:r>
+            </m:sub>
+          </m:sSub>
+          <m:r>
+            <m:rPr>
+              <m:sty m:val="p"/>
+            </m:rPr>
+            <m:t>(</m:t>
+          </m:r>
+          <m:r>
+            <m:rPr>
+              <m:sty m:val="p"/>
+            </m:rPr>
+            <m:t>*</m:t>
+          </m:r>
+          <m:r>
+            <m:rPr>
+              <m:sty m:val="p"/>
+            </m:rPr>
+            <m:t>)</m:t>
+          </m:r>
+          <m:r>
+            <m:rPr>
+              <m:sty m:val="p"/>
+            </m:rPr>
+            <m:t>,</m:t>
+          </m:r>
+        </m:oMath>
+      </m:oMathPara>
+    </w:p>
+    <w:p>
+      <w:pPr>
+        <w:pStyle w:val="FirstParagraph"/>
+      </w:pPr>
+      <w:r>
+        <w:t xml:space="preserve">where both risks are evaluated on the uncertainty-qualified grouped diagnostic region.</w:t>
+      </w:r>
+    </w:p>
+    <w:p>
+      <w:pPr>
+        <w:pStyle w:val="BodyText"/>
+      </w:pPr>
+      <w:r>
+        <w:rPr>
+          <w:b/>
+          <w:bCs/>
+        </w:rPr>
+        <w:t xml:space="preserve">Annotation.</w:t>
+      </w:r>
+      <w:r>
+        <w:t xml:space="preserve"> </w:t>
+      </w:r>
+      <w:r>
+        <w:t xml:space="preserve">Positive</w:t>
+      </w:r>
+      <w:r>
+        <w:t xml:space="preserve"> </w:t>
+      </w:r>
+      <m:oMath>
+        <m:sSub>
+          <m:e>
+            <m:r>
+              <m:rPr>
+                <m:sty m:val="p"/>
+              </m:rPr>
+              <m:t>Δ</m:t>
+            </m:r>
+          </m:e>
+          <m:sub>
+            <m:r>
+              <m:t>A</m:t>
+            </m:r>
+          </m:sub>
+        </m:sSub>
+      </m:oMath>
+      <w:r>
+        <w:t xml:space="preserve"> </w:t>
+      </w:r>
+      <w:r>
+        <w:t xml:space="preserve">favors the full model over the grouped submodel; equivalence or a negative value challenges strong minimality. The anchor, complexity-matching, and transport restrictions applied to</w:t>
+      </w:r>
+      <w:r>
+        <w:t xml:space="preserve"> </w:t>
+      </w:r>
+      <m:oMath>
+        <m:sSub>
+          <m:e>
+            <m:r>
+              <m:rPr>
+                <m:sty m:val="p"/>
+              </m:rPr>
+              <m:t>Δ</m:t>
+            </m:r>
+          </m:e>
+          <m:sub>
+            <m:r>
+              <m:t>k</m:t>
+            </m:r>
+          </m:sub>
+        </m:sSub>
+      </m:oMath>
+      <w:r>
+        <w:t xml:space="preserve"> </w:t>
+      </w:r>
+      <w:r>
+        <w:t xml:space="preserve">also apply to</w:t>
+      </w:r>
+      <w:r>
+        <w:t xml:space="preserve"> </w:t>
+      </w:r>
+      <m:oMath>
+        <m:sSub>
+          <m:e>
+            <m:r>
+              <m:rPr>
+                <m:sty m:val="p"/>
+              </m:rPr>
+              <m:t>Δ</m:t>
+            </m:r>
+          </m:e>
+          <m:sub>
+            <m:r>
+              <m:t>A</m:t>
+            </m:r>
+          </m:sub>
+        </m:sSub>
+      </m:oMath>
+      <w:r>
+        <w:t xml:space="preserve">.</w:t>
+      </w:r>
+    </w:p>
+    <w:p>
+      <w:pPr>
+        <w:pStyle w:val="BodyText"/>
+      </w:pPr>
+      <w:r>
+        <w:t xml:space="preserve">Strong empirical minimality requires the full model to outperform every preregistered proper submodel, not merely the four single-deletion rivals. Four components generate 15 nonempty removal sets: manageable, but already sufficient to require multiplicity control, and the count grows rapidly in future extensions. The analysis should use a preregistered hierarchy: test single deletions first, then scientifically motivated pairs or composites, and finally broader nonconjunctive rivals. Family-wise error, false-discovery control, or a closed-testing procedure must be specified before adjudication. A failure under grouped ablation identifies set-level redundancy or interaction even when every one-at-a-time result appeared favorable; it does not by itself assign redundancy to one member of the set.</w:t>
+      </w:r>
+    </w:p>
     <w:bookmarkEnd w:id="43"/>
-    <w:bookmarkStart w:id="49" w:name="a-staged-empirical-program"/>
+    <w:bookmarkEnd w:id="44"/>
+    <w:bookmarkStart w:id="50" w:name="a-staged-empirical-program"/>
     <w:p>
       <w:pPr>
         <w:pStyle w:val="Heading2"/>
@@ -10135,7 +10891,7 @@
         <w:t xml:space="preserve">7. A Staged Empirical Program</w:t>
       </w:r>
     </w:p>
-    <w:bookmarkStart w:id="44" w:name="Xf05aeb463107b494f79e297f9af5bbfaefad1fb"/>
+    <w:bookmarkStart w:id="45" w:name="Xf05aeb463107b494f79e297f9af5bbfaefad1fb"/>
     <w:p>
       <w:pPr>
         <w:pStyle w:val="Heading3"/>
@@ -10435,8 +11191,8 @@
         <w:t xml:space="preserve">labels (Butlin et al., 2023; Phua, 2025).</w:t>
       </w:r>
     </w:p>
-    <w:bookmarkEnd w:id="44"/>
-    <w:bookmarkStart w:id="45" w:name="phase-b-an-empirical-near-miss-atlas"/>
+    <w:bookmarkEnd w:id="45"/>
+    <w:bookmarkStart w:id="46" w:name="phase-b-an-empirical-near-miss-atlas"/>
     <w:p>
       <w:pPr>
         <w:pStyle w:val="Heading3"/>
@@ -10461,8 +11217,8 @@
         <w:t xml:space="preserve">Each case enters the atlas only with a complete specification and uncertainty record. The atlas is not a collection of anecdotes. Its purpose is to locate credible single-failure or near-single-failure profiles and to expose cells that remain empty. Cases with uncertain boundaries, invalid transport, or failed viability are retained as unlicensed records rather than silently discarded.</w:t>
       </w:r>
     </w:p>
-    <w:bookmarkEnd w:id="45"/>
-    <w:bookmarkStart w:id="46" w:name="phase-c-selective-causal-perturbation"/>
+    <w:bookmarkEnd w:id="46"/>
+    <w:bookmarkStart w:id="47" w:name="phase-c-selective-causal-perturbation"/>
     <w:p>
       <w:pPr>
         <w:pStyle w:val="Heading3"/>
@@ -10589,8 +11345,8 @@
         <w:t xml:space="preserve">Rescue is particularly informative. If restoring the proposed recurrence pathway restores the anchor pattern while integration, availability, arousal, and motor output remain matched, a generic impairment explanation becomes less plausible.</w:t>
       </w:r>
     </w:p>
-    <w:bookmarkEnd w:id="46"/>
-    <w:bookmarkStart w:id="47" w:name="phase-d-held-out-transport"/>
+    <w:bookmarkEnd w:id="47"/>
+    <w:bookmarkStart w:id="48" w:name="phase-d-held-out-transport"/>
     <w:p>
       <w:pPr>
         <w:pStyle w:val="Heading3"/>
@@ -10615,8 +11371,8 @@
         <w:t xml:space="preserve">Transport failure does not automatically refute the component. It may reveal that the operationalization was population-specific. But a claim of substrate-general necessity cannot survive repeated transport failure by redefining the estimator separately for every target.</w:t>
       </w:r>
     </w:p>
-    <w:bookmarkEnd w:id="47"/>
-    <w:bookmarkStart w:id="48" w:name="phase-e-adversarial-adjudication"/>
+    <w:bookmarkEnd w:id="48"/>
+    <w:bookmarkStart w:id="49" w:name="phase-e-adversarial-adjudication"/>
     <w:p>
       <w:pPr>
         <w:pStyle w:val="Heading3"/>
@@ -10633,9 +11389,9 @@
         <w:t xml:space="preserve">The final protocol should be preregistered by teams with opposing expectations. One team specifies the strongest plausible full-model predictions; another specifies the strongest ablated alternatives and nuisance models; an independent team implements the critical analysis. Outcomes should be declared in advance as support, challenge, indeterminacy, or license failure rather than reconstructed after the results are known (Melloni et al., 2023).</w:t>
       </w:r>
     </w:p>
-    <w:bookmarkEnd w:id="48"/>
     <w:bookmarkEnd w:id="49"/>
-    <w:bookmarkStart w:id="54" w:name="component-specific-necessity-programs"/>
+    <w:bookmarkEnd w:id="50"/>
+    <w:bookmarkStart w:id="55" w:name="component-specific-necessity-programs"/>
     <w:p>
       <w:pPr>
         <w:pStyle w:val="Heading2"/>
@@ -10644,7 +11400,7 @@
         <w:t xml:space="preserve">8. Component-Specific Necessity Programs</w:t>
       </w:r>
     </w:p>
-    <w:bookmarkStart w:id="50" w:name="auditing-n_1-integration-or-synergy"/>
+    <w:bookmarkStart w:id="51" w:name="auditing-n_1-integration-or-synergy"/>
     <w:p>
       <w:pPr>
         <w:pStyle w:val="Heading3"/>
@@ -10835,8 +11591,8 @@
         <w:t xml:space="preserve">gains support. If availability or recurrence inevitably collapses with integration, separate necessity remains coupled.</w:t>
       </w:r>
     </w:p>
-    <w:bookmarkEnd w:id="50"/>
-    <w:bookmarkStart w:id="51" w:name="Xb4e7e6436314bf4099dd8e7d995255495ca11a1"/>
+    <w:bookmarkEnd w:id="51"/>
+    <w:bookmarkStart w:id="52" w:name="Xb4e7e6436314bf4099dd8e7d995255495ca11a1"/>
     <w:p>
       <w:pPr>
         <w:pStyle w:val="Heading3"/>
@@ -10941,8 +11697,8 @@
         <w:t xml:space="preserve">merely prevents observed spread while leaving counterfactual influence intact.</w:t>
       </w:r>
     </w:p>
-    <w:bookmarkEnd w:id="51"/>
-    <w:bookmarkStart w:id="52" w:name="auditing-n_3-recurrent-stability"/>
+    <w:bookmarkEnd w:id="52"/>
+    <w:bookmarkStart w:id="53" w:name="auditing-n_3-recurrent-stability"/>
     <w:p>
       <w:pPr>
         <w:pStyle w:val="Heading3"/>
@@ -11004,8 +11760,8 @@
         <w:t xml:space="preserve">Temporal specificity is essential. A late perturbation can abolish report or memory after the proposed phenomenal interval. An early perturbation can prevent stimulus encoding. The preregistered interval must therefore distinguish content formation, recurrent stabilization, downstream use, and retrospective report. Feedforward systems with engineered long time constants are valuable adversarial cases: if they reproduce every anchor assigned to recurrence, the theory must explain why causal loop structure rather than temporal persistence earns the requirement.</w:t>
       </w:r>
     </w:p>
-    <w:bookmarkEnd w:id="52"/>
-    <w:bookmarkStart w:id="53" w:name="auditing-v-the-viability-gate"/>
+    <w:bookmarkEnd w:id="53"/>
+    <w:bookmarkStart w:id="54" w:name="auditing-v-the-viability-gate"/>
     <w:p>
       <w:pPr>
         <w:pStyle w:val="Heading3"/>
@@ -11306,9 +12062,9 @@
         <w:t xml:space="preserve">. The appropriate result will often be unlicensed or coupled rather than a simple necessity verdict.</w:t>
       </w:r>
     </w:p>
-    <w:bookmarkEnd w:id="53"/>
     <w:bookmarkEnd w:id="54"/>
-    <w:bookmarkStart w:id="61" w:name="applications-and-boundary-cases"/>
+    <w:bookmarkEnd w:id="55"/>
+    <w:bookmarkStart w:id="62" w:name="applications-and-boundary-cases"/>
     <w:p>
       <w:pPr>
         <w:pStyle w:val="Heading2"/>
@@ -11317,7 +12073,7 @@
         <w:t xml:space="preserve">9. Applications and Boundary Cases</w:t>
       </w:r>
     </w:p>
-    <w:bookmarkStart w:id="55" w:name="no-report-human-paradigms"/>
+    <w:bookmarkStart w:id="56" w:name="no-report-human-paradigms"/>
     <w:p>
       <w:pPr>
         <w:pStyle w:val="Heading3"/>
@@ -11381,8 +12137,8 @@
         <w:t xml:space="preserve">estimator and the decisive anchor for that same component.</w:t>
       </w:r>
     </w:p>
-    <w:bookmarkEnd w:id="55"/>
-    <w:bookmarkStart w:id="56" w:name="disorders-of-consciousness"/>
+    <w:bookmarkEnd w:id="56"/>
+    <w:bookmarkStart w:id="57" w:name="disorders-of-consciousness"/>
     <w:p>
       <w:pPr>
         <w:pStyle w:val="Heading3"/>
@@ -11422,8 +12178,8 @@
         <w:t xml:space="preserve">. Instead, the audit must record whether the case is diagnostic, indeterminate, or unlicensed and why.</w:t>
       </w:r>
     </w:p>
-    <w:bookmarkEnd w:id="56"/>
-    <w:bookmarkStart w:id="57" w:name="sleep-dreaming-and-anesthesia"/>
+    <w:bookmarkEnd w:id="57"/>
+    <w:bookmarkStart w:id="58" w:name="sleep-dreaming-and-anesthesia"/>
     <w:p>
       <w:pPr>
         <w:pStyle w:val="Heading3"/>
@@ -11440,8 +12196,8 @@
         <w:t xml:space="preserve">Transitions among waking, dreaming, non-rapid-eye-movement sleep, and anesthesia can decorrelate responsiveness, report, complexity, recurrence, and content. Retrospective dream report is temporally displaced and vulnerable to memory failure. The audit should distinguish online state markers, awakening reports, and post-awakening reconstruction. Anesthesia agents should not be pooled if they perturb different mechanisms.</w:t>
       </w:r>
     </w:p>
-    <w:bookmarkEnd w:id="57"/>
-    <w:bookmarkStart w:id="58" w:name="split-and-nested-systems"/>
+    <w:bookmarkEnd w:id="58"/>
+    <w:bookmarkStart w:id="59" w:name="split-and-nested-systems"/>
     <w:p>
       <w:pPr>
         <w:pStyle w:val="Heading3"/>
@@ -11458,8 +12214,8 @@
         <w:t xml:space="preserve">In split-brain, modular, or nested candidates, an intervention can change the bearer itself. The boundary paper’s autonomy test must therefore be rerun after perturbation. If one candidate becomes two, comparing pre- and post-ablation scores as though they belong to one persistent subject is invalid. The result may inform system individuation while remaining unlicensed for component necessity.</w:t>
       </w:r>
     </w:p>
-    <w:bookmarkEnd w:id="58"/>
-    <w:bookmarkStart w:id="59" w:name="nonhuman-animals-and-infants"/>
+    <w:bookmarkEnd w:id="59"/>
+    <w:bookmarkStart w:id="60" w:name="nonhuman-animals-and-infants"/>
     <w:p>
       <w:pPr>
         <w:pStyle w:val="Heading3"/>
@@ -11476,8 +12232,8 @@
         <w:t xml:space="preserve">The absence of mature report makes anchor construction harder but not arbitrary. Cross-species anchors should use homologous causal roles, behavior with known sensory dependencies, learning and generalization profiles, and within-subject perturbational predictions. Adult-human thresholds cannot be imported solely because the same sensor is available.</w:t>
       </w:r>
     </w:p>
-    <w:bookmarkEnd w:id="59"/>
-    <w:bookmarkStart w:id="60" w:name="artificial-systems"/>
+    <w:bookmarkEnd w:id="60"/>
+    <w:bookmarkStart w:id="61" w:name="artificial-systems"/>
     <w:p>
       <w:pPr>
         <w:pStyle w:val="Heading3"/>
@@ -11517,9 +12273,9 @@
         <w:t xml:space="preserve">constructs are mathematically independent and whether proposed measures behave as intended. They do not supply consciousness ground truth. A benchmark decline after deleting recurrence supports an engineering role for recurrence; phenomenal interpretation requires the same independent-anchor and transport safeguards as any other substrate.</w:t>
       </w:r>
     </w:p>
-    <w:bookmarkEnd w:id="60"/>
     <w:bookmarkEnd w:id="61"/>
-    <w:bookmarkStart w:id="68" w:name="predictions-challenges-and-falsifiers"/>
+    <w:bookmarkEnd w:id="62"/>
+    <w:bookmarkStart w:id="69" w:name="predictions-challenges-and-falsifiers"/>
     <w:p>
       <w:pPr>
         <w:pStyle w:val="Heading2"/>
@@ -11528,7 +12284,7 @@
         <w:t xml:space="preserve">10. Predictions, Challenges, and Falsifiers</w:t>
       </w:r>
     </w:p>
-    <w:bookmarkStart w:id="62" w:name="diagnostic-enrichment"/>
+    <w:bookmarkStart w:id="63" w:name="diagnostic-enrichment"/>
     <w:p>
       <w:pPr>
         <w:pStyle w:val="Heading3"/>
@@ -11572,8 +12328,8 @@
         <w:t xml:space="preserve">should favor the full model over the corresponding ablated model. Studies that sample only ordinary wakefulness versus deep unresponsiveness should show high bundle-level discrimination but weak component identification.</w:t>
       </w:r>
     </w:p>
-    <w:bookmarkEnd w:id="62"/>
-    <w:bookmarkStart w:id="63" w:name="selective-rescue"/>
+    <w:bookmarkEnd w:id="63"/>
+    <w:bookmarkStart w:id="64" w:name="selective-rescue"/>
     <w:p>
       <w:pPr>
         <w:pStyle w:val="Heading3"/>
@@ -11590,8 +12346,8 @@
         <w:t xml:space="preserve">Restoring the ablated component should restore the predicted anchor pattern even when generic performance, energy input, and report pathways are held fixed. A nonspecific intervention that improves all components cannot identify which conjunct mattered.</w:t>
       </w:r>
     </w:p>
-    <w:bookmarkEnd w:id="63"/>
-    <w:bookmarkStart w:id="64" w:name="cross-component-asymmetry"/>
+    <w:bookmarkEnd w:id="64"/>
+    <w:bookmarkStart w:id="65" w:name="cross-component-asymmetry"/>
     <w:p>
       <w:pPr>
         <w:pStyle w:val="Heading3"/>
@@ -11631,8 +12387,8 @@
         <w:t xml:space="preserve">estimators track one latent arousal variable, the advertised factorization is challenged.</w:t>
       </w:r>
     </w:p>
-    <w:bookmarkEnd w:id="64"/>
-    <w:bookmarkStart w:id="65" w:name="measurement-route-invariance"/>
+    <w:bookmarkEnd w:id="65"/>
+    <w:bookmarkStart w:id="66" w:name="measurement-route-invariance"/>
     <w:p>
       <w:pPr>
         <w:pStyle w:val="Heading3"/>
@@ -11649,8 +12405,8 @@
         <w:t xml:space="preserve">Necessity conclusions should survive removal of any single measurement family. A component that is indispensable only under one sensor, one preprocessing pipeline, or one thresholding method is not yet a substrate-general requirement.</w:t>
       </w:r>
     </w:p>
-    <w:bookmarkEnd w:id="65"/>
-    <w:bookmarkStart w:id="66" w:name="direct-challenges-to-minimality"/>
+    <w:bookmarkEnd w:id="66"/>
+    <w:bookmarkStart w:id="67" w:name="direct-challenges-to-minimality"/>
     <w:p>
       <w:pPr>
         <w:pStyle w:val="Heading3"/>
@@ -12060,8 +12816,45 @@
         <w:t xml:space="preserve">and no synthetic or natural system realizes the purported separation. In that case the theory should consider a composite mechanism rather than indefinitely advertising independent conjuncts.</w:t>
       </w:r>
     </w:p>
-    <w:bookmarkEnd w:id="66"/>
-    <w:bookmarkStart w:id="67" w:name="what-would-not-falsify-a-conjunct"/>
+    <w:p>
+      <w:pPr>
+        <w:pStyle w:val="BodyText"/>
+      </w:pPr>
+      <w:r>
+        <w:t xml:space="preserve">Strong minimality is additionally challenged when a preregistered grouped rival</w:t>
+      </w:r>
+      <w:r>
+        <w:t xml:space="preserve"> </w:t>
+      </w:r>
+      <m:oMath>
+        <m:sSub>
+          <m:e>
+            <m:r>
+              <m:t>M</m:t>
+            </m:r>
+          </m:e>
+          <m:sub>
+            <m:r>
+              <m:rPr>
+                <m:sty m:val="p"/>
+              </m:rPr>
+              <m:t>−</m:t>
+            </m:r>
+            <m:r>
+              <m:t>A</m:t>
+            </m:r>
+          </m:sub>
+        </m:sSub>
+      </m:oMath>
+      <w:r>
+        <w:t xml:space="preserve"> </w:t>
+      </w:r>
+      <w:r>
+        <w:t xml:space="preserve">is equivalent to or better than the full model on adequate grouped diagnostic coverage, even if every single-deletion audit favored retention. This is why one-at-a-time success cannot complete the audit.</w:t>
+      </w:r>
+    </w:p>
+    <w:bookmarkEnd w:id="67"/>
+    <w:bookmarkStart w:id="68" w:name="what-would-not-falsify-a-conjunct"/>
     <w:p>
       <w:pPr>
         <w:pStyle w:val="Heading3"/>
@@ -12162,9 +12955,9 @@
         <w:t xml:space="preserve">a synthetic network’s benchmark success or failure interpreted as consciousness evidence.</w:t>
       </w:r>
     </w:p>
-    <w:bookmarkEnd w:id="67"/>
     <w:bookmarkEnd w:id="68"/>
-    <w:bookmarkStart w:id="73" w:name="relation-to-neighboring-methodologies"/>
+    <w:bookmarkEnd w:id="69"/>
+    <w:bookmarkStart w:id="74" w:name="relation-to-neighboring-methodologies"/>
     <w:p>
       <w:pPr>
         <w:pStyle w:val="Heading2"/>
@@ -12173,7 +12966,7 @@
         <w:t xml:space="preserve">11. Relation to Neighboring Methodologies</w:t>
       </w:r>
     </w:p>
-    <w:bookmarkStart w:id="69" w:name="hard-criteria-and-falsification"/>
+    <w:bookmarkStart w:id="70" w:name="hard-criteria-and-falsification"/>
     <w:p>
       <w:pPr>
         <w:pStyle w:val="Heading3"/>
@@ -12190,8 +12983,8 @@
         <w:t xml:space="preserve">Calls for hard criteria emphasize that consciousness theories must state necessary and sufficient conditions, risky predictions, and possible failures (Doerig et al., 2021). The present framework operationalizes that demand at the level of individual conjuncts. It also accepts the warning that consciousness inference and theory prediction cannot be treated as independent by default (Kleiner &amp; Hoel, 2021). The anti-circularity firewall is a response to that dependence, not a claim to eliminate it.</w:t>
       </w:r>
     </w:p>
-    <w:bookmarkEnd w:id="69"/>
-    <w:bookmarkStart w:id="70" w:name="adversarial-collaboration"/>
+    <w:bookmarkEnd w:id="70"/>
+    <w:bookmarkStart w:id="71" w:name="adversarial-collaboration"/>
     <w:p>
       <w:pPr>
         <w:pStyle w:val="Heading3"/>
@@ -12208,8 +13001,8 @@
         <w:t xml:space="preserve">Recent adversarial projects preregister divergent predictions and challenge prominent theories with theory-impartial experiments (Melloni et al., 2023; Cogitate Consortium et al., 2025). Their main comparison is usually between theories. The present proposal moves the adversarial logic inside one theory: the full conjunction competes against all principled leave-one-out rivals, and empty diagnostic cells are reported rather than obscured.</w:t>
       </w:r>
     </w:p>
-    <w:bookmarkEnd w:id="70"/>
-    <w:bookmarkStart w:id="71" w:name="Xeafdf08356ec45e7b91efacc42716bcf5827209"/>
+    <w:bookmarkEnd w:id="71"/>
+    <w:bookmarkStart w:id="72" w:name="Xeafdf08356ec45e7b91efacc42716bcf5827209"/>
     <w:p>
       <w:pPr>
         <w:pStyle w:val="Heading3"/>
@@ -12226,8 +13019,8 @@
         <w:t xml:space="preserve">Large reviews show that methodological choices can predict which theory an experiment supports and that many interpretations are formulated after results are known (Yaron et al., 2022). Component audits are especially vulnerable because boundaries, thresholds, and ablation definitions can be adjusted until a desired conjunct appears indispensable. The specification-neighborhood analysis and archived preregistration directly target this flexibility.</w:t>
       </w:r>
     </w:p>
-    <w:bookmarkEnd w:id="71"/>
-    <w:bookmarkStart w:id="72" w:name="virtual-lesions-and-ai-ablations"/>
+    <w:bookmarkEnd w:id="72"/>
+    <w:bookmarkStart w:id="73" w:name="virtual-lesions-and-ai-ablations"/>
     <w:p>
       <w:pPr>
         <w:pStyle w:val="Heading3"/>
@@ -12244,9 +13037,9 @@
         <w:t xml:space="preserve">Virtual lesions and network ablations can isolate computations more cleanly than biological lesions, and recent work has explored theory-inspired markers and ablations in artificial systems (Butlin et al., 2023; Phua, 2025). Such studies are valuable for construct validation, causal architecture, and measure stress-testing. Their limitation is also clarifying: engineering observability does not supply phenomenal ground truth. The present method uses synthetic systems in Phase A while reserving the consciousness claim for independently anchored, transport-licensed adjudication.</w:t>
       </w:r>
     </w:p>
-    <w:bookmarkEnd w:id="72"/>
     <w:bookmarkEnd w:id="73"/>
-    <w:bookmarkStart w:id="84" w:name="objections-and-replies"/>
+    <w:bookmarkEnd w:id="74"/>
+    <w:bookmarkStart w:id="90" w:name="objections-and-replies"/>
     <w:p>
       <w:pPr>
         <w:pStyle w:val="Heading2"/>
@@ -12255,7 +13048,7 @@
         <w:t xml:space="preserve">12. Objections and Replies</w:t>
       </w:r>
     </w:p>
-    <w:bookmarkStart w:id="74" w:name="X5b8cc8a11f72365a337e16dd466ad9069b3681d"/>
+    <w:bookmarkStart w:id="75" w:name="X5b8cc8a11f72365a337e16dd466ad9069b3681d"/>
     <w:p>
       <w:pPr>
         <w:pStyle w:val="Heading3"/>
@@ -12269,25 +13062,7 @@
         <w:pStyle w:val="FirstParagraph"/>
       </w:pPr>
       <w:r>
-        <w:t xml:space="preserve">It cannot prove metaphysical necessity from observation alone. It can establish comparative empirical facts: whether the conjuncts dissociate, whether full and ablated theories make different predictions, whether one predicts independent held-out anchors better, and whether that advantage survives selective intervention and transport. These are precisely the facts a scientific necessity claim should risk. Calling the residual uncertainty explicit is stronger than hiding it inside theory-generated labels.</w:t>
-      </w:r>
-    </w:p>
-    <w:bookmarkEnd w:id="74"/>
-    <w:bookmarkStart w:id="75" w:name="Xc02e278e0850305afec0d7d70ed012199130dc5"/>
-    <w:p>
-      <w:pPr>
-        <w:pStyle w:val="Heading3"/>
-      </w:pPr>
-      <w:r>
-        <w:t xml:space="preserve">Objection 2: Reports are the only credible anchors, so access consciousness returns</w:t>
-      </w:r>
-    </w:p>
-    <w:p>
-      <w:pPr>
-        <w:pStyle w:val="FirstParagraph"/>
-      </w:pPr>
-      <w:r>
-        <w:t xml:space="preserve">Reports are valuable calibration evidence but need not constitute the target. The anchor vector can include convergent behavioral, physiological, temporal, and perturbational relations, and critical tests can occur in no-report conditions after independent calibration. The framework forbids</w:t>
+        <w:t xml:space="preserve">The strongest version of this objection is correct that success against proxies is not success against an observed</w:t>
       </w:r>
       <w:r>
         <w:t xml:space="preserve"> </w:t>
@@ -12296,12 +13071,12 @@
         <m:sSub>
           <m:e>
             <m:r>
-              <m:t>N</m:t>
+              <m:t>C</m:t>
             </m:r>
           </m:e>
           <m:sub>
             <m:r>
-              <m:t>2</m:t>
+              <m:t>0</m:t>
             </m:r>
           </m:sub>
         </m:sSub>
@@ -12310,16 +13085,85 @@
         <w:t xml:space="preserve"> </w:t>
       </w:r>
       <w:r>
-        <w:t xml:space="preserve">from being defined by report and then validated by report loss. If all available anchors irreducibly require executive access, the phenomenal claim remains limited rather than silently broadened.</w:t>
+        <w:t xml:space="preserve">variable. The audit cannot prove metaphysical necessity from observation alone. It can establish comparative empirical facts: whether the conjuncts dissociate, whether full and ablated theories make different predictions, whether one predicts independent held-out anchors better, and whether that advantage survives selective intervention and transport. Those are precisely the facts a scientific necessity claim should risk.</w:t>
+      </w:r>
+    </w:p>
+    <w:p>
+      <w:pPr>
+        <w:pStyle w:val="BodyText"/>
+      </w:pPr>
+      <w:r>
+        <w:t xml:space="preserve">The resulting status is therefore anchor-relative. If the anchor battery lacks independent reliability, content validity, or discrimination in the critical contrast, the result is unlicensed rather than supportive. The framework improves comparative warrant; it does not turn converging proxies into direct observation of another system’s experience.</w:t>
       </w:r>
     </w:p>
     <w:bookmarkEnd w:id="75"/>
-    <w:bookmarkStart w:id="76" w:name="X43d21ff8f24da32031b60687185a2d98328ddab"/>
+    <w:bookmarkStart w:id="76" w:name="Xc02e278e0850305afec0d7d70ed012199130dc5"/>
     <w:p>
       <w:pPr>
         <w:pStyle w:val="Heading3"/>
       </w:pPr>
       <w:r>
+        <w:t xml:space="preserve">Objection 2: Reports are the only credible anchors, so access consciousness returns</w:t>
+      </w:r>
+    </w:p>
+    <w:p>
+      <w:pPr>
+        <w:pStyle w:val="FirstParagraph"/>
+      </w:pPr>
+      <w:r>
+        <w:t xml:space="preserve">Reports are valuable calibration evidence but need not constitute the target. The stronger concern is that even</w:t>
+      </w:r>
+      <w:r>
+        <w:t xml:space="preserve"> </w:t>
+      </w:r>
+      <w:r>
+        <w:t xml:space="preserve">“no-report”</w:t>
+      </w:r>
+      <w:r>
+        <w:t xml:space="preserve"> </w:t>
+      </w:r>
+      <w:r>
+        <w:t xml:space="preserve">physiology may inherit its meaning from report-calibrated conditions and thereby preserve access assumptions. The audit must therefore record each anchor’s validation genealogy, test transport from calibration to critical conditions, and include anchors that can dissociate report production from content-sensitive processing. The anchor vector can combine behavioral, physiological, temporal, and perturbational relations, but mere plurality is not independence.</w:t>
+      </w:r>
+    </w:p>
+    <w:p>
+      <w:pPr>
+        <w:pStyle w:val="BodyText"/>
+      </w:pPr>
+      <w:r>
+        <w:t xml:space="preserve">The framework forbids</w:t>
+      </w:r>
+      <w:r>
+        <w:t xml:space="preserve"> </w:t>
+      </w:r>
+      <m:oMath>
+        <m:sSub>
+          <m:e>
+            <m:r>
+              <m:t>N</m:t>
+            </m:r>
+          </m:e>
+          <m:sub>
+            <m:r>
+              <m:t>2</m:t>
+            </m:r>
+          </m:sub>
+        </m:sSub>
+      </m:oMath>
+      <w:r>
+        <w:t xml:space="preserve"> </w:t>
+      </w:r>
+      <w:r>
+        <w:t xml:space="preserve">from being defined by report and then validated by report loss. If every credible anchor irreducibly depends on executive access, the licensed conclusion concerns access-linked evidence, not phenomenal presence without report.</w:t>
+      </w:r>
+    </w:p>
+    <w:bookmarkEnd w:id="76"/>
+    <w:bookmarkStart w:id="77" w:name="X43d21ff8f24da32031b60687185a2d98328ddab"/>
+    <w:p>
+      <w:pPr>
+        <w:pStyle w:val="Heading3"/>
+      </w:pPr>
+      <w:r>
         <w:t xml:space="preserve">Objection 3: A conjunction entails that every conjunct is necessary; no audit is needed</w:t>
       </w:r>
     </w:p>
@@ -12328,11 +13172,11 @@
         <w:pStyle w:val="FirstParagraph"/>
       </w:pPr>
       <w:r>
-        <w:t xml:space="preserve">Necessity follows from the syntax only after the conjunction is accepted as the correct model. The empirical question is whether the world requires that syntax. A redundant conjunct can be necessary in a written formula while adding nothing to its predictive success. The audit tests the theory’s minimality, not elementary logic.</w:t>
-      </w:r>
-    </w:p>
-    <w:bookmarkEnd w:id="76"/>
-    <w:bookmarkStart w:id="77" w:name="X3aa605e7cbc9bf5a3a49b470a8ed4b55db57a23"/>
+        <w:t xml:space="preserve">Necessity follows from the syntax only after the conjunction is accepted as the correct model. The empirical question is whether the world requires that syntax. A redundant conjunct can be necessary in a written formula while adding nothing to its predictive success. The audit tests the theory’s empirical minimality, not elementary logic, and it keeps that claim indexed to the declared anchors and rival class.</w:t>
+      </w:r>
+    </w:p>
+    <w:bookmarkEnd w:id="77"/>
+    <w:bookmarkStart w:id="78" w:name="X3aa605e7cbc9bf5a3a49b470a8ed4b55db57a23"/>
     <w:p>
       <w:pPr>
         <w:pStyle w:val="Heading3"/>
@@ -12346,11 +13190,11 @@
         <w:pStyle w:val="FirstParagraph"/>
       </w:pPr>
       <w:r>
-        <w:t xml:space="preserve">Sometimes it may be. The correct result is then causal coupling or indeterminacy. Synthetic construct tests, natural near misses, temporal perturbations, and rescue designs can still narrow the possibilities. Impossibility of selective variation does not confirm each factor separately.</w:t>
-      </w:r>
-    </w:p>
-    <w:bookmarkEnd w:id="77"/>
-    <w:bookmarkStart w:id="78" w:name="Xdc626a31dac1db9da6e4f483b45aad172b543cb"/>
+        <w:t xml:space="preserve">Sometimes it may be. In that case a controlled component-specific causal effect may be undefined for the available system because changing one realization necessarily changes the others. The correct result is causal coupling or indeterminacy, not a fictional selective effect. Synthetic construct tests, natural near misses, temporal perturbations, and rescue designs can still narrow the possibilities. Impossibility of selective variation does not confirm each factor separately; it limits the theory to a composite or constitutive claim unless a new intervention family succeeds.</w:t>
+      </w:r>
+    </w:p>
+    <w:bookmarkEnd w:id="78"/>
+    <w:bookmarkStart w:id="79" w:name="Xdc626a31dac1db9da6e4f483b45aad172b543cb"/>
     <w:p>
       <w:pPr>
         <w:pStyle w:val="Heading3"/>
@@ -12364,11 +13208,11 @@
         <w:pStyle w:val="FirstParagraph"/>
       </w:pPr>
       <w:r>
-        <w:t xml:space="preserve">All empirical consciousness research relies on bridge assumptions. The relevant improvement is to make them plural, explicit, held out, and weaker than the target theory. An anchor battery should not contain the conjunction under audit or be selected for agreement with it. Sensitivity to anchor subsets reveals when the conclusion depends on a contested bridge.</w:t>
-      </w:r>
-    </w:p>
-    <w:bookmarkEnd w:id="78"/>
-    <w:bookmarkStart w:id="79" w:name="X5c9dbf9b76706993168f71638cce334603b4443"/>
+        <w:t xml:space="preserve">All empirical consciousness research relies on bridge assumptions, so the paper does not claim theory-neutral adjudication. The relevant improvement is to make those assumptions plural, explicit, held out, and weaker than the target theory. An anchor battery should not contain the conjunction under audit, be selected for agreement with it, or encode a rival theory just as strongly under another name. Adversarially chosen anchor subsets and leave-family-out analyses reveal when the conclusion depends on one contested bridge. If no conclusion survives those analyses, the proper result is anchor-dependent or indeterminate.</w:t>
+      </w:r>
+    </w:p>
+    <w:bookmarkEnd w:id="79"/>
+    <w:bookmarkStart w:id="80" w:name="X5c9dbf9b76706993168f71638cce334603b4443"/>
     <w:p>
       <w:pPr>
         <w:pStyle w:val="Heading3"/>
@@ -12382,11 +13226,11 @@
         <w:pStyle w:val="FirstParagraph"/>
       </w:pPr>
       <w:r>
-        <w:t xml:space="preserve">Constitutive linkage is a substantive alternative to independent conjuncts. If the theory claims that one dynamical organization has several inseparable descriptions, it should model a composite construct and stop presenting each term as separately evidenced. The coupled outcome helps distinguish that architecture from an empirically minimal conjunction.</w:t>
-      </w:r>
-    </w:p>
-    <w:bookmarkEnd w:id="79"/>
-    <w:bookmarkStart w:id="80" w:name="X5e4d0c54433b713567bed02d3baf166a0bddda7"/>
+        <w:t xml:space="preserve">Constitutive linkage is a substantive alternative to independent causal components. The three terms may still be useful descriptions of one organization even if they cannot be independently manipulated. What the audit blocks is a stronger inference: presenting each description as separately causally necessary on the basis of the same undifferentiated evidence. A constitutive version of the theory may retain the facets, but it should model their joint realization as a composite construct and withdraw claims of separately identified causal necessity. The coupled outcome marks exactly that revision.</w:t>
+      </w:r>
+    </w:p>
+    <w:bookmarkEnd w:id="80"/>
+    <w:bookmarkStart w:id="81" w:name="X5e4d0c54433b713567bed02d3baf166a0bddda7"/>
     <w:p>
       <w:pPr>
         <w:pStyle w:val="Heading3"/>
@@ -12414,11 +13258,25 @@
         <w:t xml:space="preserve"> </w:t>
       </w:r>
       <w:r>
-        <w:t xml:space="preserve">changes only to exclude counterexamples. A hierarchical viability model with declared substrate-specific indicators is preferable to post hoc exception handling.</w:t>
-      </w:r>
-    </w:p>
-    <w:bookmarkEnd w:id="80"/>
-    <w:bookmarkStart w:id="81" w:name="X836b0840e246a5f884ce76f5a797e5bcd2e0e7c"/>
+        <w:t xml:space="preserve">changes only to exclude counterexamples. A hierarchical viability model can declare a common functional role for</w:t>
+      </w:r>
+      <w:r>
+        <w:t xml:space="preserve"> </w:t>
+      </w:r>
+      <m:oMath>
+        <m:r>
+          <m:t>V</m:t>
+        </m:r>
+      </m:oMath>
+      <w:r>
+        <w:t xml:space="preserve"> </w:t>
+      </w:r>
+      <w:r>
+        <w:t xml:space="preserve">while allowing preregistered substrate-specific indicators. Counterexamples should be adjudicated under the frozen hierarchy and retained in a versioned exclusion ledger. A gate revised after an adverse result may guide a new confirmatory study, but it cannot repair the completed one.</w:t>
+      </w:r>
+    </w:p>
+    <w:bookmarkEnd w:id="81"/>
+    <w:bookmarkStart w:id="82" w:name="X836b0840e246a5f884ce76f5a797e5bcd2e0e7c"/>
     <w:p>
       <w:pPr>
         <w:pStyle w:val="Heading3"/>
@@ -12432,11 +13290,11 @@
         <w:pStyle w:val="FirstParagraph"/>
       </w:pPr>
       <w:r>
-        <w:t xml:space="preserve">It narrows the component claim, not the science. Bundle-level discrimination can use broad samples. Component necessity requires cases that distinguish component models. Combining enriched sampling with population weights allows strong local tests without pretending that engineered near misses are common.</w:t>
-      </w:r>
-    </w:p>
-    <w:bookmarkEnd w:id="81"/>
-    <w:bookmarkStart w:id="82" w:name="Xb43786ce2f87c54502ffb98fae3c30c8d2ff62e"/>
+        <w:t xml:space="preserve">It narrows the component claim, not the science. Bundle-level discrimination can use broad samples; component necessity requires cases that distinguish component models. Enriched case-control sampling can improve precision, while preregistered target-population weights restore the intended estimand. If diagnostic cases are rare, the warranted conclusion may be locally strong but population-limited. Practical difficulty is not evidence of necessity.</w:t>
+      </w:r>
+    </w:p>
+    <w:bookmarkEnd w:id="82"/>
+    <w:bookmarkStart w:id="83" w:name="Xb43786ce2f87c54502ffb98fae3c30c8d2ff62e"/>
     <w:p>
       <w:pPr>
         <w:pStyle w:val="Heading3"/>
@@ -12476,11 +13334,45 @@
         <w:pStyle w:val="FirstParagraph"/>
       </w:pPr>
       <w:r>
-        <w:t xml:space="preserve">Correct. That is why measure validity, route ablations, and synthetic construct tests precede adjudication. A failed operationalization yields an unlicensed result. But a theory cannot preserve necessity indefinitely by declaring every unfavorable valid operationalization inadequate. It must state in advance what would count as a fair test.</w:t>
-      </w:r>
-    </w:p>
-    <w:bookmarkEnd w:id="82"/>
-    <w:bookmarkStart w:id="83" w:name="Xe8f0977dafd31245b6807780c1d7cf429a0c886"/>
+        <w:t xml:space="preserve">Correct. A negative</w:t>
+      </w:r>
+      <w:r>
+        <w:t xml:space="preserve"> </w:t>
+      </w:r>
+      <m:oMath>
+        <m:sSub>
+          <m:e>
+            <m:r>
+              <m:rPr>
+                <m:sty m:val="p"/>
+              </m:rPr>
+              <m:t>Δ</m:t>
+            </m:r>
+          </m:e>
+          <m:sub>
+            <m:r>
+              <m:t>k</m:t>
+            </m:r>
+          </m:sub>
+        </m:sSub>
+      </m:oMath>
+      <w:r>
+        <w:t xml:space="preserve"> </w:t>
+      </w:r>
+      <w:r>
+        <w:t xml:space="preserve">can challenge the measure rather than the construct. That is why synthetic construct tests, convergent estimators, measurement-route ablations, and intervention checks precede adjudication. A failed operationalization yields an unlicensed result, and a valid but narrow operationalization limits the construct claim to its measured domain.</w:t>
+      </w:r>
+    </w:p>
+    <w:p>
+      <w:pPr>
+        <w:pStyle w:val="BodyText"/>
+      </w:pPr>
+      <w:r>
+        <w:t xml:space="preserve">However, a theory cannot preserve necessity indefinitely by declaring every unfavorable valid operationalization inadequate. It must state in advance what would count as a fair test, what pattern would diagnose measurement failure, and which independent measure family could rescue the claim. Repeated failure across preregistered, convergent operationalizations shifts the burden from the experiment to the conjunct.</w:t>
+      </w:r>
+    </w:p>
+    <w:bookmarkEnd w:id="83"/>
+    <w:bookmarkStart w:id="84" w:name="Xe8f0977dafd31245b6807780c1d7cf429a0c886"/>
     <w:p>
       <w:pPr>
         <w:pStyle w:val="Heading3"/>
@@ -12494,12 +13386,304 @@
         <w:pStyle w:val="FirstParagraph"/>
       </w:pPr>
       <w:r>
-        <w:t xml:space="preserve">The paper is a methodology for testing a theory of consciousness. Its contribution is to make the theory’s minimality claim empirically vulnerable. A research program that cannot discriminate its full model from simpler nested rivals has not yet shown why every conjunct belongs.</w:t>
-      </w:r>
-    </w:p>
-    <w:bookmarkEnd w:id="83"/>
+        <w:t xml:space="preserve">This objection correctly identifies the paper’s level. The proposal is a methodology for testing a theory of consciousness, not an additional consciousness theory. Its contribution is to make</w:t>
+      </w:r>
+      <w:r>
+        <w:t xml:space="preserve"> </w:t>
+      </w:r>
+      <m:oMath>
+        <m:sSup>
+          <m:e>
+            <m:r>
+              <m:t>N</m:t>
+            </m:r>
+          </m:e>
+          <m:sup>
+            <m:r>
+              <m:rPr>
+                <m:sty m:val="p"/>
+              </m:rPr>
+              <m:t>*</m:t>
+            </m:r>
+          </m:sup>
+        </m:sSup>
+      </m:oMath>
+      <w:r>
+        <w:t xml:space="preserve">’s minimality claim empirically vulnerable and to specify what its evidence can and cannot establish. A research program that cannot discriminate its full model from simpler nested rivals has not yet shown why every conjunct belongs.</w:t>
+      </w:r>
+    </w:p>
     <w:bookmarkEnd w:id="84"/>
-    <w:bookmarkStart w:id="85" w:name="limitations-and-open-problems"/>
+    <w:bookmarkStart w:id="85" w:name="X74ca8759f4ad2c39414adf51a7e0c5e78ac5146"/>
+    <w:p>
+      <w:pPr>
+        <w:pStyle w:val="Heading3"/>
+      </w:pPr>
+      <w:r>
+        <w:t xml:space="preserve">Objection 11: Conditioning on diagnostic cases creates selection or collider bias</w:t>
+      </w:r>
+    </w:p>
+    <w:p>
+      <w:pPr>
+        <w:pStyle w:val="FirstParagraph"/>
+      </w:pPr>
+      <w:r>
+        <w:t xml:space="preserve">Conditioning on</w:t>
+      </w:r>
+      <w:r>
+        <w:t xml:space="preserve"> </w:t>
+      </w:r>
+      <m:oMath>
+        <m:sSub>
+          <m:e>
+            <m:acc>
+              <m:accPr>
+                <m:chr m:val="̃"/>
+              </m:accPr>
+              <m:e>
+                <m:r>
+                  <m:rPr>
+                    <m:scr m:val="script"/>
+                    <m:sty m:val="p"/>
+                  </m:rPr>
+                  <m:t>D</m:t>
+                </m:r>
+              </m:e>
+            </m:acc>
+          </m:e>
+          <m:sub>
+            <m:r>
+              <m:t>k</m:t>
+            </m:r>
+          </m:sub>
+        </m:sSub>
+      </m:oMath>
+      <w:r>
+        <w:t xml:space="preserve"> </w:t>
+      </w:r>
+      <w:r>
+        <w:t xml:space="preserve">can distort associations if diagnostic membership is influenced by measurement error or by common causes of component scores and anchors (Hernán et al., 2004). The firewall reduces, but does not automatically eliminate, this risk. Diagnostic membership must be computed from the component stream before held-out anchors are revealed, preferably by cross-fitted or independently replicated measurements. Probabilistic membership weights, negative-control variables, and sensitivity analyses for common-cause selection should accompany the conditional comparison.</w:t>
+      </w:r>
+    </w:p>
+    <w:p>
+      <w:pPr>
+        <w:pStyle w:val="BodyText"/>
+      </w:pPr>
+      <w:r>
+        <w:t xml:space="preserve">The estimand also remains explicitly local to diagnostic cases. An unconditional population analysis should be reported as a secondary check, but it cannot replace the diagnostic comparison because the rival models make identical predictions elsewhere. If plausible selection models reverse the result, the component status is indeterminate.</w:t>
+      </w:r>
+    </w:p>
+    <w:bookmarkEnd w:id="85"/>
+    <w:bookmarkStart w:id="86" w:name="Xf4b37ff861660ba86fa044eef3bb2820e5ff1dd"/>
+    <w:p>
+      <w:pPr>
+        <w:pStyle w:val="Heading3"/>
+      </w:pPr>
+      <w:r>
+        <w:t xml:space="preserve">Objection 12: The full model wins because it is more complex</w:t>
+      </w:r>
+    </w:p>
+    <w:p>
+      <w:pPr>
+        <w:pStyle w:val="FirstParagraph"/>
+      </w:pPr>
+      <w:r>
+        <w:t xml:space="preserve">A full model may gain an unfair advantage if its translation rule</w:t>
+      </w:r>
+      <w:r>
+        <w:t xml:space="preserve"> </w:t>
+      </w:r>
+      <m:oMath>
+        <m:sSub>
+          <m:e>
+            <m:r>
+              <m:t>h</m:t>
+            </m:r>
+          </m:e>
+          <m:sub>
+            <m:r>
+              <m:t>m</m:t>
+            </m:r>
+          </m:sub>
+        </m:sSub>
+      </m:oMath>
+      <w:r>
+        <w:t xml:space="preserve">, thresholds, or nuisance adjustments receive more tuning than the ablated rival. The audit therefore requires identical development data, equal optimization budgets, frozen translation families, and held-out proper scoring. When rival-specific parameters are unavoidable, complexity penalties or marginal likelihoods should supplement predictive risk. The full logical conjunction itself need not contain more fitted parameters, but its surrounding pipeline often can.</w:t>
+      </w:r>
+    </w:p>
+    <w:p>
+      <w:pPr>
+        <w:pStyle w:val="BodyText"/>
+      </w:pPr>
+      <w:r>
+        <w:t xml:space="preserve">A component is indispensable only if its advantage survives complexity matching, permutation or negative-control tests, and transport without compensatory retuning. If the advantage disappears, the result is redundant or indeterminate rather than supportive.</w:t>
+      </w:r>
+    </w:p>
+    <w:bookmarkEnd w:id="86"/>
+    <w:bookmarkStart w:id="87" w:name="X4614ad04f1909ff1d647f1c1cfded799c8b4254"/>
+    <w:p>
+      <w:pPr>
+        <w:pStyle w:val="Heading3"/>
+      </w:pPr>
+      <w:r>
+        <w:t xml:space="preserve">Objection 13: One-at-a-time ablation cannot establish joint minimality</w:t>
+      </w:r>
+    </w:p>
+    <w:p>
+      <w:pPr>
+        <w:pStyle w:val="FirstParagraph"/>
+      </w:pPr>
+      <w:r>
+        <w:t xml:space="preserve">Correct. Single deletion tests weak minimality and may miss compensatory redundancy or higher-order interactions. Section 6.2 therefore generalizes the diagnostic theorem to grouped removals</w:t>
+      </w:r>
+      <w:r>
+        <w:t xml:space="preserve"> </w:t>
+      </w:r>
+      <m:oMath>
+        <m:sSub>
+          <m:e>
+            <m:r>
+              <m:t>M</m:t>
+            </m:r>
+          </m:e>
+          <m:sub>
+            <m:r>
+              <m:rPr>
+                <m:sty m:val="p"/>
+              </m:rPr>
+              <m:t>−</m:t>
+            </m:r>
+            <m:r>
+              <m:t>A</m:t>
+            </m:r>
+          </m:sub>
+        </m:sSub>
+      </m:oMath>
+      <w:r>
+        <w:t xml:space="preserve"> </w:t>
+      </w:r>
+      <w:r>
+        <w:t xml:space="preserve">and requires scientifically motivated pair, composite, and broader submodel comparisons. Passing every single deletion is necessary but not sufficient for strong minimality. Nor do necessity audits establish joint sufficiency; the full bundle must also face</w:t>
+      </w:r>
+      <w:r>
+        <w:t xml:space="preserve"> </w:t>
+      </w:r>
+      <m:oMath>
+        <m:sSub>
+          <m:e>
+            <m:r>
+              <m:t>C</m:t>
+            </m:r>
+          </m:e>
+          <m:sub>
+            <m:r>
+              <m:t>0</m:t>
+            </m:r>
+          </m:sub>
+        </m:sSub>
+      </m:oMath>
+      <w:r>
+        <w:t xml:space="preserve">-positive and</w:t>
+      </w:r>
+      <w:r>
+        <w:t xml:space="preserve"> </w:t>
+      </w:r>
+      <m:oMath>
+        <m:sSub>
+          <m:e>
+            <m:r>
+              <m:t>C</m:t>
+            </m:r>
+          </m:e>
+          <m:sub>
+            <m:r>
+              <m:t>0</m:t>
+            </m:r>
+          </m:sub>
+        </m:sSub>
+      </m:oMath>
+      <w:r>
+        <w:t xml:space="preserve">-negative challenges and nonconjunctive rival theories.</w:t>
+      </w:r>
+    </w:p>
+    <w:bookmarkEnd w:id="87"/>
+    <w:bookmarkStart w:id="88" w:name="X129c28c55544e013304fb173d0ed06a53f9ed82"/>
+    <w:p>
+      <w:pPr>
+        <w:pStyle w:val="Heading3"/>
+      </w:pPr>
+      <w:r>
+        <w:t xml:space="preserve">Objection 14: Thresholds manufacture diagnostic cases</w:t>
+      </w:r>
+    </w:p>
+    <w:p>
+      <w:pPr>
+        <w:pStyle w:val="FirstParagraph"/>
+      </w:pPr>
+      <w:r>
+        <w:t xml:space="preserve">A threshold can create an apparent single-failure profile from nearly identical continuous scores. The paper’s conservative diagnostic region uses uncertainty bounds and a positive margin so that threshold-straddling cases are not forced into</w:t>
+      </w:r>
+      <w:r>
+        <w:t xml:space="preserve"> </w:t>
+      </w:r>
+      <m:oMath>
+        <m:sSub>
+          <m:e>
+            <m:r>
+              <m:rPr>
+                <m:scr m:val="script"/>
+                <m:sty m:val="p"/>
+              </m:rPr>
+              <m:t>D</m:t>
+            </m:r>
+          </m:e>
+          <m:sub>
+            <m:r>
+              <m:t>k</m:t>
+            </m:r>
+          </m:sub>
+        </m:sSub>
+      </m:oMath>
+      <w:r>
+        <w:t xml:space="preserve">. Confirmatory reports should also show continuous component scores, threshold-response curves, and results across the frozen specification neighborhood.</w:t>
+      </w:r>
+    </w:p>
+    <w:p>
+      <w:pPr>
+        <w:pStyle w:val="BodyText"/>
+      </w:pPr>
+      <w:r>
+        <w:t xml:space="preserve">Thresholds must be externally calibrated or preregistered before anchor adjudication. If small reasonable changes create or erase the decisive cases, diagnostic membership and the component result are indeterminate. The threshold is a decision rule for evidence, not an ontological boundary in experience.</w:t>
+      </w:r>
+    </w:p>
+    <w:bookmarkEnd w:id="88"/>
+    <w:bookmarkStart w:id="89" w:name="X41d85bc05f10f90e79193119b001f0d6284ac6d"/>
+    <w:p>
+      <w:pPr>
+        <w:pStyle w:val="Heading3"/>
+      </w:pPr>
+      <w:r>
+        <w:t xml:space="preserve">Objection 15: The ablation changes the candidate system, so the comparison has no stable subject</w:t>
+      </w:r>
+    </w:p>
+    <w:p>
+      <w:pPr>
+        <w:pStyle w:val="FirstParagraph"/>
+      </w:pPr>
+      <w:r>
+        <w:t xml:space="preserve">This is a decisive objection whenever the intervention fragments, merges, or substantially reorganizes the candidate. The selectivity license therefore includes boundary preservation, and the boundary audit must be rerun after intervention rather than inherited from baseline. Pre- and post-intervention scores are comparable only if the same candidate role structure persists within preregistered equivalence bounds.</w:t>
+      </w:r>
+    </w:p>
+    <w:p>
+      <w:pPr>
+        <w:pStyle w:val="BodyText"/>
+      </w:pPr>
+      <w:r>
+        <w:t xml:space="preserve">If the intervention produces two autonomous candidates, absorbs the target into a larger system, or destroys the operating regime, the component-necessity result is unlicensed. The transition may still inform the separate theory of system individuation, but it cannot be counted as a selective loss of one conjunct in one persisting subject.</w:t>
+      </w:r>
+    </w:p>
+    <w:bookmarkEnd w:id="89"/>
+    <w:bookmarkEnd w:id="90"/>
+    <w:bookmarkStart w:id="91" w:name="limitations-and-open-problems"/>
     <w:p>
       <w:pPr>
         <w:pStyle w:val="Heading2"/>
@@ -12703,7 +13887,23 @@
         <w:pStyle w:val="BodyText"/>
       </w:pPr>
       <w:r>
-        <w:t xml:space="preserve">Finally, an audit can reveal that all three</w:t>
+        <w:t xml:space="preserve">Eighth, diagnostic-set conditioning may induce selection bias when component scores and anchors share unmeasured causes. Cross-fitting, probabilistic membership, negative controls, and sensitivity analysis can expose this problem but cannot guarantee its removal.</w:t>
+      </w:r>
+    </w:p>
+    <w:p>
+      <w:pPr>
+        <w:pStyle w:val="BodyText"/>
+      </w:pPr>
+      <w:r>
+        <w:t xml:space="preserve">Ninth, grouped ablations improve the minimality audit but create a combinatorial testing burden. Scientifically motivated hierarchies and multiplicity control reduce that burden while leaving some higher-order alternatives untested.</w:t>
+      </w:r>
+    </w:p>
+    <w:p>
+      <w:pPr>
+        <w:pStyle w:val="BodyText"/>
+      </w:pPr>
+      <w:r>
+        <w:t xml:space="preserve">Tenth, the translation family</w:t>
       </w:r>
       <w:r>
         <w:t xml:space="preserve"> </w:t>
@@ -12712,12 +13912,12 @@
         <m:sSub>
           <m:e>
             <m:r>
-              <m:t>N</m:t>
+              <m:t>h</m:t>
             </m:r>
           </m:e>
           <m:sub>
             <m:r>
-              <m:t>k</m:t>
+              <m:t>m</m:t>
             </m:r>
           </m:sub>
         </m:sSub>
@@ -12726,11 +13926,42 @@
         <w:t xml:space="preserve"> </w:t>
       </w:r>
       <w:r>
+        <w:t xml:space="preserve">may itself be misspecified or unequally flexible across rivals. Held-out scoring and complexity matching limit this problem, but a component advantage remains conditional on the declared translation class.</w:t>
+      </w:r>
+    </w:p>
+    <w:p>
+      <w:pPr>
+        <w:pStyle w:val="BodyText"/>
+      </w:pPr>
+      <w:r>
+        <w:t xml:space="preserve">Finally, an audit can reveal that all three</w:t>
+      </w:r>
+      <w:r>
+        <w:t xml:space="preserve"> </w:t>
+      </w:r>
+      <m:oMath>
+        <m:sSub>
+          <m:e>
+            <m:r>
+              <m:t>N</m:t>
+            </m:r>
+          </m:e>
+          <m:sub>
+            <m:r>
+              <m:t>k</m:t>
+            </m:r>
+          </m:sub>
+        </m:sSub>
+      </m:oMath>
+      <w:r>
+        <w:t xml:space="preserve"> </w:t>
+      </w:r>
+      <w:r>
         <w:t xml:space="preserve">variables track a common latent process. Whether to interpret that process as the true mechanism, a measurement confound, or a deeper dynamical unity requires additional theory and intervention.</w:t>
       </w:r>
     </w:p>
-    <w:bookmarkEnd w:id="85"/>
-    <w:bookmarkStart w:id="86" w:name="conclusion"/>
+    <w:bookmarkEnd w:id="91"/>
+    <w:bookmarkStart w:id="92" w:name="conclusion"/>
     <w:p>
       <w:pPr>
         <w:pStyle w:val="Heading2"/>
@@ -12788,7 +14019,7 @@
         <w:t xml:space="preserve"> </w:t>
       </w:r>
       <w:r>
-        <w:t xml:space="preserve">carries two empirical burdens. The bundle must distinguish phenomenal presence, and every term in the bundle must earn its place. Ordinary state contrasts can support the first while leaving the second untouched. Full and leave-one-out conjunctions disagree only on single-failure diagnostic cases. Without those cases, component necessity is not observed.</w:t>
+        <w:t xml:space="preserve">carries two empirical burdens. The bundle must distinguish phenomenal presence, and every term in the bundle must earn its place. Ordinary state contrasts can support the first while leaving the second untouched. Full and leave-one-out conjunctions disagree only on single-failure diagnostic cases; grouped rivals require their corresponding grouped diagnostic regions. Without those cases, component necessity and strong minimality are not observed.</w:t>
       </w:r>
     </w:p>
     <w:p>
@@ -12861,11 +14092,11 @@
         <w:pStyle w:val="BodyText"/>
       </w:pPr>
       <w:r>
-        <w:t xml:space="preserve">The paper’s strongest conclusion is therefore also its most cautious: a scientific theory earns necessity not by placing a condition inside a definition, but by surviving fair comparison with the theory that omits it.</w:t>
-      </w:r>
-    </w:p>
-    <w:bookmarkEnd w:id="86"/>
-    <w:bookmarkStart w:id="88" w:name="references"/>
+        <w:t xml:space="preserve">The paper’s strongest conclusion is therefore also its most cautious: a scientific theory earns necessity not by placing a condition inside a definition, but by surviving fair comparison with the theories that omit it singly or jointly.</w:t>
+      </w:r>
+    </w:p>
+    <w:bookmarkEnd w:id="92"/>
+    <w:bookmarkStart w:id="94" w:name="references"/>
     <w:p>
       <w:pPr>
         <w:pStyle w:val="Heading2"/>
@@ -12878,279 +14109,429 @@
     <w:p>
       <w:pPr>
         <w:pStyle w:val="FirstParagraph"/>
-        <w:spacing w:after="160"/>
+        <w:spacing w:after="40" w:line="240" w:lineRule="auto"/>
         <w:ind w:left="432" w:hanging="432"/>
       </w:pPr>
       <w:r>
+        <w:rPr>
+          <w:sz w:val="15"/>
+        </w:rPr>
         <w:t xml:space="preserve">Block, N. (1995). On a confusion about a function of consciousness.</w:t>
       </w:r>
       <w:r>
+        <w:rPr>
+          <w:sz w:val="15"/>
+        </w:rPr>
         <w:t xml:space="preserve"> </w:t>
       </w:r>
       <w:r>
         <w:rPr>
           <w:i/>
           <w:iCs/>
+          <w:sz w:val="15"/>
         </w:rPr>
         <w:t xml:space="preserve">Behavioral and Brain Sciences, 18</w:t>
       </w:r>
       <w:r>
+        <w:rPr>
+          <w:sz w:val="15"/>
+        </w:rPr>
         <w:t xml:space="preserve">(2), 227-247. https://doi.org/10.1017/S0140525X00038188</w:t>
       </w:r>
     </w:p>
     <w:p>
       <w:pPr>
         <w:pStyle w:val="BodyText"/>
-        <w:spacing w:after="160"/>
+        <w:spacing w:after="40" w:line="240" w:lineRule="auto"/>
         <w:ind w:left="432" w:hanging="432"/>
       </w:pPr>
       <w:r>
+        <w:rPr>
+          <w:sz w:val="15"/>
+        </w:rPr>
         <w:t xml:space="preserve">Butlin, P., Long, R., Elmoznino, E., Bengio, Y., Birch, J., Constant, A., Deane, G., Fleming, S. M., Frith, C., Ji, X., Kanai, R., Klein, C., Lindsay, G., Michel, M., Mudrik, L., Peters, M. A. K., Schwitzgebel, E., Simon, J., &amp; VanRullen, R. (2023). Consciousness in artificial intelligence: Insights from the science of consciousness. arXiv. https://doi.org/10.48550/arXiv.2308.08708</w:t>
       </w:r>
     </w:p>
     <w:p>
       <w:pPr>
         <w:pStyle w:val="BodyText"/>
-        <w:spacing w:after="160"/>
+        <w:spacing w:after="40" w:line="240" w:lineRule="auto"/>
         <w:ind w:left="432" w:hanging="432"/>
       </w:pPr>
       <w:r>
+        <w:rPr>
+          <w:sz w:val="15"/>
+        </w:rPr>
         <w:t xml:space="preserve">Cogitate Consortium, Ferrante, O., Gorska-Klimowska, U., Henin, S., Hirschhorn, R., Khalaf, A., Lepauvre, A., Liu, L., Richter, D., Singer, M., Szczotka, J., Tang, Z., Uithol, S., Vidal, Y., Wang, R., Wyart, V., Melloni, L., Lamme, V. A. F., Tononi, G., &amp; Dehaene, S. (2025). Adversarial testing of global neuronal workspace and integrated information theories of consciousness.</w:t>
       </w:r>
       <w:r>
+        <w:rPr>
+          <w:sz w:val="15"/>
+        </w:rPr>
         <w:t xml:space="preserve"> </w:t>
       </w:r>
       <w:r>
         <w:rPr>
           <w:i/>
           <w:iCs/>
+          <w:sz w:val="15"/>
         </w:rPr>
         <w:t xml:space="preserve">Nature, 642</w:t>
       </w:r>
       <w:r>
+        <w:rPr>
+          <w:sz w:val="15"/>
+        </w:rPr>
         <w:t xml:space="preserve">, 133-142. https://doi.org/10.1038/s41586-025-08888-1</w:t>
       </w:r>
     </w:p>
     <w:p>
       <w:pPr>
         <w:pStyle w:val="BodyText"/>
-        <w:spacing w:after="160"/>
+        <w:spacing w:after="40" w:line="240" w:lineRule="auto"/>
         <w:ind w:left="432" w:hanging="432"/>
       </w:pPr>
       <w:r>
+        <w:rPr>
+          <w:sz w:val="15"/>
+        </w:rPr>
         <w:t xml:space="preserve">Doerig, A., Schurger, A., &amp; Herzog, M. H. (2021). Hard criteria for empirical theories of consciousness.</w:t>
       </w:r>
       <w:r>
+        <w:rPr>
+          <w:sz w:val="15"/>
+        </w:rPr>
         <w:t xml:space="preserve"> </w:t>
       </w:r>
       <w:r>
         <w:rPr>
           <w:i/>
           <w:iCs/>
+          <w:sz w:val="15"/>
         </w:rPr>
         <w:t xml:space="preserve">Cognitive Neuroscience, 12</w:t>
       </w:r>
       <w:r>
+        <w:rPr>
+          <w:sz w:val="15"/>
+        </w:rPr>
         <w:t xml:space="preserve">(2), 41-62. https://doi.org/10.1080/17588928.2020.1772214</w:t>
       </w:r>
     </w:p>
     <w:p>
       <w:pPr>
         <w:pStyle w:val="BodyText"/>
-        <w:spacing w:after="160"/>
+        <w:spacing w:after="40" w:line="240" w:lineRule="auto"/>
         <w:ind w:left="432" w:hanging="432"/>
       </w:pPr>
       <w:r>
-        <w:t xml:space="preserve">Kleiner, J., &amp; Hoel, E. (2021). Falsification and consciousness.</w:t>
-      </w:r>
-      <w:r>
+        <w:rPr>
+          <w:sz w:val="15"/>
+        </w:rPr>
+        <w:t xml:space="preserve">Hernán, M. A., Hernández-Díaz, S., &amp; Robins, J. M. (2004). A structural approach to selection bias.</w:t>
+      </w:r>
+      <w:r>
+        <w:rPr>
+          <w:sz w:val="15"/>
+        </w:rPr>
         <w:t xml:space="preserve"> </w:t>
       </w:r>
       <w:r>
         <w:rPr>
           <w:i/>
           <w:iCs/>
+          <w:sz w:val="15"/>
         </w:rPr>
-        <w:t xml:space="preserve">Neuroscience of Consciousness, 2021</w:t>
-      </w:r>
-      <w:r>
-        <w:t xml:space="preserve">(1), niab001. https://doi.org/10.1093/nc/niab001</w:t>
+        <w:t xml:space="preserve">Epidemiology, 15</w:t>
+      </w:r>
+      <w:r>
+        <w:rPr>
+          <w:sz w:val="15"/>
+        </w:rPr>
+        <w:t xml:space="preserve">(5), 615-625. https://doi.org/10.1097/01.EDE.0000135174.63482.43</w:t>
       </w:r>
     </w:p>
     <w:p>
       <w:pPr>
         <w:pStyle w:val="BodyText"/>
-        <w:spacing w:after="160"/>
+        <w:spacing w:after="40" w:line="240" w:lineRule="auto"/>
         <w:ind w:left="432" w:hanging="432"/>
       </w:pPr>
       <w:r>
-        <w:t xml:space="preserve">Melloni, L., Mudrik, L., Pitts, M., Bendtz, K., Ferrante, O., Gorska-Klimowska, U., Hirschhorn, R., Khalaf, A., Liu, L., Lyu, B., Singer, M., Szczotka, J., Tang, Z., Uithol, S., Vidal, Y., Wang, R., &amp; Cogitate Consortium. (2023). An adversarial collaboration protocol for testing contrasting predictions of global neuronal workspace and integrated information theory.</w:t>
-      </w:r>
-      <w:r>
+        <w:rPr>
+          <w:sz w:val="15"/>
+        </w:rPr>
+        <w:t xml:space="preserve">Kleiner, J., &amp; Hoel, E. (2021). Falsification and consciousness.</w:t>
+      </w:r>
+      <w:r>
+        <w:rPr>
+          <w:sz w:val="15"/>
+        </w:rPr>
         <w:t xml:space="preserve"> </w:t>
       </w:r>
       <w:r>
         <w:rPr>
           <w:i/>
           <w:iCs/>
+          <w:sz w:val="15"/>
         </w:rPr>
-        <w:t xml:space="preserve">PLOS ONE, 18</w:t>
-      </w:r>
-      <w:r>
-        <w:t xml:space="preserve">(2), e0268577. https://doi.org/10.1371/journal.pone.0268577</w:t>
+        <w:t xml:space="preserve">Neuroscience of Consciousness, 2021</w:t>
+      </w:r>
+      <w:r>
+        <w:rPr>
+          <w:sz w:val="15"/>
+        </w:rPr>
+        <w:t xml:space="preserve">(1), niab001. https://doi.org/10.1093/nc/niab001</w:t>
       </w:r>
     </w:p>
     <w:p>
       <w:pPr>
         <w:pStyle w:val="BodyText"/>
-        <w:spacing w:after="160"/>
+        <w:spacing w:after="40" w:line="240" w:lineRule="auto"/>
         <w:ind w:left="432" w:hanging="432"/>
       </w:pPr>
       <w:r>
-        <w:t xml:space="preserve">Pearl, J. (2009).</w:t>
-      </w:r>
-      <w:r>
+        <w:rPr>
+          <w:sz w:val="15"/>
+        </w:rPr>
+        <w:t xml:space="preserve">Melloni, L., Mudrik, L., Pitts, M., Bendtz, K., Ferrante, O., Gorska-Klimowska, U., Hirschhorn, R., Khalaf, A., Liu, L., Lyu, B., Singer, M., Szczotka, J., Tang, Z., Uithol, S., Vidal, Y., Wang, R., &amp; Cogitate Consortium. (2023). An adversarial collaboration protocol for testing contrasting predictions of global neuronal workspace and integrated information theory.</w:t>
+      </w:r>
+      <w:r>
+        <w:rPr>
+          <w:sz w:val="15"/>
+        </w:rPr>
         <w:t xml:space="preserve"> </w:t>
       </w:r>
       <w:r>
         <w:rPr>
           <w:i/>
           <w:iCs/>
+          <w:sz w:val="15"/>
         </w:rPr>
-        <w:t xml:space="preserve">Causality: Models, reasoning, and inference</w:t>
-      </w:r>
-      <w:r>
-        <w:t xml:space="preserve"> </w:t>
-      </w:r>
-      <w:r>
-        <w:t xml:space="preserve">(2nd ed.). Cambridge University Press.</w:t>
+        <w:t xml:space="preserve">PLOS ONE, 18</w:t>
+      </w:r>
+      <w:r>
+        <w:rPr>
+          <w:sz w:val="15"/>
+        </w:rPr>
+        <w:t xml:space="preserve">(2), e0268577. https://doi.org/10.1371/journal.pone.0268577</w:t>
       </w:r>
     </w:p>
     <w:p>
       <w:pPr>
         <w:pStyle w:val="BodyText"/>
-        <w:spacing w:after="160"/>
+        <w:spacing w:after="40" w:line="240" w:lineRule="auto"/>
         <w:ind w:left="432" w:hanging="432"/>
       </w:pPr>
       <w:r>
-        <w:t xml:space="preserve">Phua, J. (2025). Can we test consciousness theories on AI? Ablations, markers, and robustness. arXiv. https://doi.org/10.48550/arXiv.2512.19155</w:t>
-      </w:r>
-    </w:p>
-    <w:p>
-      <w:pPr>
-        <w:pStyle w:val="BodyText"/>
-        <w:spacing w:after="160"/>
-        <w:ind w:left="432" w:hanging="432"/>
-      </w:pPr>
-      <w:r>
-        <w:t xml:space="preserve">Stilwell, P. (2026a).</w:t>
-      </w:r>
-      <w:r>
+        <w:rPr>
+          <w:sz w:val="15"/>
+        </w:rPr>
+        <w:t xml:space="preserve">Pearl, J. (2009).</w:t>
+      </w:r>
+      <w:r>
+        <w:rPr>
+          <w:sz w:val="15"/>
+        </w:rPr>
         <w:t xml:space="preserve"> </w:t>
       </w:r>
       <w:r>
         <w:rPr>
           <w:i/>
           <w:iCs/>
+          <w:sz w:val="15"/>
         </w:rPr>
-        <w:t xml:space="preserve">A dynamical necessity model of minimal phenomenal consciousness</w:t>
-      </w:r>
-      <w:r>
-        <w:t xml:space="preserve">. https://philstilwell.github.io/C0/</w:t>
+        <w:t xml:space="preserve">Causality: Models, reasoning, and inference</w:t>
+      </w:r>
+      <w:r>
+        <w:rPr>
+          <w:sz w:val="15"/>
+        </w:rPr>
+        <w:t xml:space="preserve"> </w:t>
+      </w:r>
+      <w:r>
+        <w:rPr>
+          <w:sz w:val="15"/>
+        </w:rPr>
+        <w:t xml:space="preserve">(2nd ed.). Cambridge University Press.</w:t>
       </w:r>
     </w:p>
     <w:p>
       <w:pPr>
         <w:pStyle w:val="BodyText"/>
-        <w:spacing w:after="160"/>
+        <w:spacing w:after="40" w:line="240" w:lineRule="auto"/>
         <w:ind w:left="432" w:hanging="432"/>
       </w:pPr>
       <w:r>
-        <w:t xml:space="preserve">Stilwell, P. (2026b).</w:t>
-      </w:r>
-      <w:r>
+        <w:rPr>
+          <w:sz w:val="15"/>
+        </w:rPr>
+        <w:t xml:space="preserve">Phua, J. (2025). Can we test consciousness theories on AI? Ablations, markers, and robustness. arXiv. https://doi.org/10.48550/arXiv.2512.19155</w:t>
+      </w:r>
+    </w:p>
+    <w:p>
+      <w:pPr>
+        <w:pStyle w:val="BodyText"/>
+        <w:spacing w:after="40" w:line="240" w:lineRule="auto"/>
+        <w:ind w:left="432" w:hanging="432"/>
+      </w:pPr>
+      <w:r>
+        <w:rPr>
+          <w:sz w:val="15"/>
+        </w:rPr>
+        <w:t xml:space="preserve">Stilwell, P. (2026a).</w:t>
+      </w:r>
+      <w:r>
+        <w:rPr>
+          <w:sz w:val="15"/>
+        </w:rPr>
         <w:t xml:space="preserve"> </w:t>
       </w:r>
       <w:r>
         <w:rPr>
           <w:i/>
           <w:iCs/>
+          <w:sz w:val="15"/>
         </w:rPr>
-        <w:t xml:space="preserve">Indeterminacy as a scientific result: A four-outcome framework for consciousness attribution</w:t>
-      </w:r>
-      <w:r>
-        <w:t xml:space="preserve">.</w:t>
+        <w:t xml:space="preserve">A dynamical necessity model of minimal phenomenal consciousness</w:t>
+      </w:r>
+      <w:r>
+        <w:rPr>
+          <w:sz w:val="15"/>
+        </w:rPr>
+        <w:t xml:space="preserve">. https://philstilwell.github.io/C0/</w:t>
       </w:r>
     </w:p>
     <w:p>
       <w:pPr>
         <w:pStyle w:val="BodyText"/>
-        <w:spacing w:after="160"/>
+        <w:spacing w:after="40" w:line="240" w:lineRule="auto"/>
         <w:ind w:left="432" w:hanging="432"/>
       </w:pPr>
       <w:r>
-        <w:t xml:space="preserve">Stilwell, P. (2026c).</w:t>
-      </w:r>
-      <w:r>
+        <w:rPr>
+          <w:sz w:val="15"/>
+        </w:rPr>
+        <w:t xml:space="preserve">Stilwell, P. (2026b).</w:t>
+      </w:r>
+      <w:r>
+        <w:rPr>
+          <w:sz w:val="15"/>
+        </w:rPr>
         <w:t xml:space="preserve"> </w:t>
       </w:r>
       <w:r>
         <w:rPr>
           <w:i/>
           <w:iCs/>
+          <w:sz w:val="15"/>
         </w:rPr>
-        <w:t xml:space="preserve">Where is the conscious subject? A dynamical criterion for system boundaries</w:t>
-      </w:r>
-      <w:r>
+        <w:t xml:space="preserve">Indeterminacy as a scientific result: A four-outcome framework for consciousness attribution</w:t>
+      </w:r>
+      <w:r>
+        <w:rPr>
+          <w:sz w:val="15"/>
+        </w:rPr>
         <w:t xml:space="preserve">.</w:t>
       </w:r>
     </w:p>
     <w:p>
       <w:pPr>
         <w:pStyle w:val="BodyText"/>
-        <w:spacing w:after="160"/>
+        <w:spacing w:after="40" w:line="240" w:lineRule="auto"/>
         <w:ind w:left="432" w:hanging="432"/>
       </w:pPr>
       <w:r>
-        <w:t xml:space="preserve">Stilwell, P. (2026d).</w:t>
-      </w:r>
-      <w:r>
+        <w:rPr>
+          <w:sz w:val="15"/>
+        </w:rPr>
+        <w:t xml:space="preserve">Stilwell, P. (2026c).</w:t>
+      </w:r>
+      <w:r>
+        <w:rPr>
+          <w:sz w:val="15"/>
+        </w:rPr>
         <w:t xml:space="preserve"> </w:t>
       </w:r>
       <w:r>
         <w:rPr>
           <w:i/>
           <w:iCs/>
+          <w:sz w:val="15"/>
         </w:rPr>
-        <w:t xml:space="preserve">Consciousness without report: What system-wide availability actually requires</w:t>
-      </w:r>
-      <w:r>
+        <w:t xml:space="preserve">Where is the conscious subject? A dynamical criterion for system boundaries</w:t>
+      </w:r>
+      <w:r>
+        <w:rPr>
+          <w:sz w:val="15"/>
+        </w:rPr>
         <w:t xml:space="preserve">.</w:t>
       </w:r>
     </w:p>
     <w:p>
       <w:pPr>
         <w:pStyle w:val="BodyText"/>
-        <w:spacing w:after="160"/>
+        <w:spacing w:after="40" w:line="240" w:lineRule="auto"/>
         <w:ind w:left="432" w:hanging="432"/>
       </w:pPr>
       <w:r>
-        <w:t xml:space="preserve">Stilwell, P. (2026e).</w:t>
-      </w:r>
-      <w:r>
+        <w:rPr>
+          <w:sz w:val="15"/>
+        </w:rPr>
+        <w:t xml:space="preserve">Stilwell, P. (2026d).</w:t>
+      </w:r>
+      <w:r>
+        <w:rPr>
+          <w:sz w:val="15"/>
+        </w:rPr>
         <w:t xml:space="preserve"> </w:t>
       </w:r>
       <w:r>
         <w:rPr>
           <w:i/>
           <w:iCs/>
+          <w:sz w:val="15"/>
         </w:rPr>
-        <w:t xml:space="preserve">From phenomenal presence to phenomenal character: A dynamical-geometry extension of the</w:t>
+        <w:t xml:space="preserve">Consciousness without report: What system-wide availability actually requires</w:t>
+      </w:r>
+      <w:r>
+        <w:rPr>
+          <w:sz w:val="15"/>
+        </w:rPr>
+        <w:t xml:space="preserve">.</w:t>
+      </w:r>
+    </w:p>
+    <w:p>
+      <w:pPr>
+        <w:pStyle w:val="BodyText"/>
+        <w:spacing w:after="40" w:line="240" w:lineRule="auto"/>
+        <w:ind w:left="432" w:hanging="432"/>
+      </w:pPr>
+      <w:r>
+        <w:rPr>
+          <w:sz w:val="15"/>
+        </w:rPr>
+        <w:t xml:space="preserve">Stilwell, P. (2026e).</w:t>
+      </w:r>
+      <w:r>
+        <w:rPr>
+          <w:sz w:val="15"/>
+        </w:rPr>
+        <w:t xml:space="preserve"> </w:t>
       </w:r>
       <w:r>
         <w:rPr>
           <w:i/>
           <w:iCs/>
+          <w:sz w:val="15"/>
+        </w:rPr>
+        <w:t xml:space="preserve">From phenomenal presence to phenomenal character: A dynamical-geometry extension of the</w:t>
+      </w:r>
+      <w:r>
+        <w:rPr>
+          <w:i/>
+          <w:iCs/>
+          <w:sz w:val="15"/>
         </w:rPr>
         <w:t xml:space="preserve"> </w:t>
       </w:r>
@@ -13175,6 +14556,7 @@
         <w:rPr>
           <w:i/>
           <w:iCs/>
+          <w:sz w:val="15"/>
         </w:rPr>
         <w:t xml:space="preserve"> </w:t>
       </w:r>
@@ -13182,49 +14564,69 @@
         <w:rPr>
           <w:i/>
           <w:iCs/>
+          <w:sz w:val="15"/>
         </w:rPr>
         <w:t xml:space="preserve">model</w:t>
       </w:r>
       <w:r>
+        <w:rPr>
+          <w:sz w:val="15"/>
+        </w:rPr>
         <w:t xml:space="preserve">.</w:t>
       </w:r>
     </w:p>
     <w:p>
       <w:pPr>
         <w:pStyle w:val="BodyText"/>
-        <w:spacing w:after="160"/>
+        <w:spacing w:after="40" w:line="240" w:lineRule="auto"/>
         <w:ind w:left="432" w:hanging="432"/>
       </w:pPr>
       <w:r>
+        <w:rPr>
+          <w:sz w:val="15"/>
+        </w:rPr>
         <w:t xml:space="preserve">Yaron, I., Melloni, L., Pitts, M., &amp; Mudrik, L. (2022). The ConTraSt database for analysing and comparing empirical studies of consciousness theories.</w:t>
       </w:r>
       <w:r>
+        <w:rPr>
+          <w:sz w:val="15"/>
+        </w:rPr>
         <w:t xml:space="preserve"> </w:t>
       </w:r>
       <w:r>
         <w:rPr>
           <w:i/>
           <w:iCs/>
+          <w:sz w:val="15"/>
         </w:rPr>
         <w:t xml:space="preserve">Nature Human Behaviour, 6</w:t>
       </w:r>
       <w:r>
+        <w:rPr>
+          <w:sz w:val="15"/>
+        </w:rPr>
         <w:t xml:space="preserve">, 593-604. https://doi.org/10.1038/s41562-021-01284-5</w:t>
       </w:r>
     </w:p>
     <w:p>
       <w:pPr>
         <w:pStyle w:val="BodyText"/>
-        <w:spacing w:before="200" w:after="160"/>
+        <w:spacing w:before="80" w:after="80" w:line="240" w:lineRule="auto"/>
         <w:ind w:left="0" w:firstLine="0"/>
       </w:pPr>
       <w:r>
+        <w:rPr>
+          <w:sz w:val="15"/>
+        </w:rPr>
         <w:t xml:space="preserve">Central paper and related publications:</w:t>
       </w:r>
       <w:r>
-        <w:t xml:space="preserve"> </w:t>
-      </w:r>
-      <w:hyperlink r:id="rId87">
+        <w:rPr>
+          <w:sz w:val="15"/>
+        </w:rPr>
+        <w:t xml:space="preserve"> </w:t>
+      </w:r>
+      <w:hyperlink r:id="rId93">
         <w:r>
           <w:rPr>
             <w:rStyle w:val="Hyperlink"/>
@@ -13233,8 +14635,8 @@
         </w:r>
       </w:hyperlink>
     </w:p>
-    <w:bookmarkEnd w:id="88"/>
-    <w:bookmarkStart w:id="89" w:name="appendix-a-glossary-and-notation"/>
+    <w:bookmarkEnd w:id="94"/>
+    <w:bookmarkStart w:id="95" w:name="appendix-a-glossary-and-notation"/>
     <w:p>
       <w:pPr>
         <w:pStyle w:val="Heading2"/>
@@ -13283,7 +14685,7 @@
                 <w:rFonts w:ascii="Times New Roman" w:hAnsi="Times New Roman" w:eastAsia="Times New Roman"/>
                 <w:b/>
                 <w:color w:val="FFFFFF"/>
-                <w:sz w:val="18"/>
+                <w:sz w:val="16"/>
               </w:rPr>
               <w:t xml:space="preserve">Term or symbol</w:t>
             </w:r>
@@ -13310,7 +14712,7 @@
                 <w:rFonts w:ascii="Times New Roman" w:hAnsi="Times New Roman" w:eastAsia="Times New Roman"/>
                 <w:b/>
                 <w:color w:val="FFFFFF"/>
-                <w:sz w:val="18"/>
+                <w:sz w:val="16"/>
               </w:rPr>
               <w:t xml:space="preserve">Definition</w:t>
             </w:r>
@@ -13337,7 +14739,7 @@
                 <w:rFonts w:ascii="Times New Roman" w:hAnsi="Times New Roman" w:eastAsia="Times New Roman"/>
                 <w:b/>
                 <w:color w:val="FFFFFF"/>
-                <w:sz w:val="18"/>
+                <w:sz w:val="16"/>
               </w:rPr>
               <w:t xml:space="preserve">Guardrail</w:t>
             </w:r>
@@ -13387,7 +14789,7 @@
             <w:r>
               <w:rPr>
                 <w:rFonts w:ascii="Times New Roman" w:hAnsi="Times New Roman" w:eastAsia="Times New Roman"/>
-                <w:sz w:val="18"/>
+                <w:sz w:val="16"/>
               </w:rPr>
               <w:t xml:space="preserve">Minimal phenomenal presence</w:t>
             </w:r>
@@ -13406,14 +14808,14 @@
             <w:r>
               <w:rPr>
                 <w:rFonts w:ascii="Times New Roman" w:hAnsi="Times New Roman" w:eastAsia="Times New Roman"/>
-                <w:sz w:val="18"/>
+                <w:sz w:val="16"/>
               </w:rPr>
               <w:t xml:space="preserve">Never derive its test label from</w:t>
             </w:r>
             <w:r>
               <w:rPr>
                 <w:rFonts w:ascii="Times New Roman" w:hAnsi="Times New Roman" w:eastAsia="Times New Roman"/>
-                <w:sz w:val="18"/>
+                <w:sz w:val="16"/>
               </w:rPr>
               <w:t xml:space="preserve"> </w:t>
             </w:r>
@@ -13437,14 +14839,14 @@
             <w:r>
               <w:rPr>
                 <w:rFonts w:ascii="Times New Roman" w:hAnsi="Times New Roman" w:eastAsia="Times New Roman"/>
-                <w:sz w:val="18"/>
+                <w:sz w:val="16"/>
               </w:rPr>
               <w:t xml:space="preserve"> </w:t>
             </w:r>
             <w:r>
               <w:rPr>
                 <w:rFonts w:ascii="Times New Roman" w:hAnsi="Times New Roman" w:eastAsia="Times New Roman"/>
-                <w:sz w:val="18"/>
+                <w:sz w:val="16"/>
               </w:rPr>
               <w:t xml:space="preserve">in the critical audit.</w:t>
             </w:r>
@@ -13485,7 +14887,7 @@
             <w:r>
               <w:rPr>
                 <w:rFonts w:ascii="Times New Roman" w:hAnsi="Times New Roman" w:eastAsia="Times New Roman"/>
-                <w:sz w:val="18"/>
+                <w:sz w:val="16"/>
               </w:rPr>
               <w:t xml:space="preserve">Independently assessed viability or regime license</w:t>
             </w:r>
@@ -13504,7 +14906,7 @@
             <w:r>
               <w:rPr>
                 <w:rFonts w:ascii="Times New Roman" w:hAnsi="Times New Roman" w:eastAsia="Times New Roman"/>
-                <w:sz w:val="18"/>
+                <w:sz w:val="16"/>
               </w:rPr>
               <w:t xml:space="preserve">Freeze before outcomes; do not use as a rescue clause.</w:t>
             </w:r>
@@ -13554,7 +14956,7 @@
             <w:r>
               <w:rPr>
                 <w:rFonts w:ascii="Times New Roman" w:hAnsi="Times New Roman" w:eastAsia="Times New Roman"/>
-                <w:sz w:val="18"/>
+                <w:sz w:val="16"/>
               </w:rPr>
               <w:t xml:space="preserve">Integration or synergy</w:t>
             </w:r>
@@ -13573,7 +14975,7 @@
             <w:r>
               <w:rPr>
                 <w:rFonts w:ascii="Times New Roman" w:hAnsi="Times New Roman" w:eastAsia="Times New Roman"/>
-                <w:sz w:val="18"/>
+                <w:sz w:val="16"/>
               </w:rPr>
               <w:t xml:space="preserve">Shared input and aggregate complexity are insufficient.</w:t>
             </w:r>
@@ -13623,7 +15025,7 @@
             <w:r>
               <w:rPr>
                 <w:rFonts w:ascii="Times New Roman" w:hAnsi="Times New Roman" w:eastAsia="Times New Roman"/>
-                <w:sz w:val="18"/>
+                <w:sz w:val="16"/>
               </w:rPr>
               <w:t xml:space="preserve">Counterfactual causal availability</w:t>
             </w:r>
@@ -13642,7 +15044,7 @@
             <w:r>
               <w:rPr>
                 <w:rFonts w:ascii="Times New Roman" w:hAnsi="Times New Roman" w:eastAsia="Times New Roman"/>
-                <w:sz w:val="18"/>
+                <w:sz w:val="16"/>
               </w:rPr>
               <w:t xml:space="preserve">Report and observed spread are neither necessary nor sufficient.</w:t>
             </w:r>
@@ -13692,7 +15094,7 @@
             <w:r>
               <w:rPr>
                 <w:rFonts w:ascii="Times New Roman" w:hAnsi="Times New Roman" w:eastAsia="Times New Roman"/>
-                <w:sz w:val="18"/>
+                <w:sz w:val="16"/>
               </w:rPr>
               <w:t xml:space="preserve">Recurrent stability</w:t>
             </w:r>
@@ -13711,7 +15113,7 @@
             <w:r>
               <w:rPr>
                 <w:rFonts w:ascii="Times New Roman" w:hAnsi="Times New Roman" w:eastAsia="Times New Roman"/>
-                <w:sz w:val="18"/>
+                <w:sz w:val="16"/>
               </w:rPr>
               <w:t xml:space="preserve">Duration alone does not establish recurrent causal organization.</w:t>
             </w:r>
@@ -13764,14 +15166,14 @@
             <w:r>
               <w:rPr>
                 <w:rFonts w:ascii="Times New Roman" w:hAnsi="Times New Roman" w:eastAsia="Times New Roman"/>
-                <w:sz w:val="18"/>
+                <w:sz w:val="16"/>
               </w:rPr>
               <w:t xml:space="preserve">Full criterion</w:t>
             </w:r>
             <w:r>
               <w:rPr>
                 <w:rFonts w:ascii="Times New Roman" w:hAnsi="Times New Roman" w:eastAsia="Times New Roman"/>
-                <w:sz w:val="18"/>
+                <w:sz w:val="16"/>
               </w:rPr>
               <w:t xml:space="preserve"> </w:t>
             </w:r>
@@ -13849,7 +15251,7 @@
             <w:r>
               <w:rPr>
                 <w:rFonts w:ascii="Times New Roman" w:hAnsi="Times New Roman" w:eastAsia="Times New Roman"/>
-                <w:sz w:val="18"/>
+                <w:sz w:val="16"/>
               </w:rPr>
               <w:t xml:space="preserve">Treat as a risky model, not a definition.</w:t>
             </w:r>
@@ -13905,14 +15307,14 @@
             <w:r>
               <w:rPr>
                 <w:rFonts w:ascii="Times New Roman" w:hAnsi="Times New Roman" w:eastAsia="Times New Roman"/>
-                <w:sz w:val="18"/>
+                <w:sz w:val="16"/>
               </w:rPr>
               <w:t xml:space="preserve">Criterion with component</w:t>
             </w:r>
             <w:r>
               <w:rPr>
                 <w:rFonts w:ascii="Times New Roman" w:hAnsi="Times New Roman" w:eastAsia="Times New Roman"/>
-                <w:sz w:val="18"/>
+                <w:sz w:val="16"/>
               </w:rPr>
               <w:t xml:space="preserve"> </w:t>
             </w:r>
@@ -13924,14 +15326,14 @@
             <w:r>
               <w:rPr>
                 <w:rFonts w:ascii="Times New Roman" w:hAnsi="Times New Roman" w:eastAsia="Times New Roman"/>
-                <w:sz w:val="18"/>
+                <w:sz w:val="16"/>
               </w:rPr>
               <w:t xml:space="preserve"> </w:t>
             </w:r>
             <w:r>
               <w:rPr>
                 <w:rFonts w:ascii="Times New Roman" w:hAnsi="Times New Roman" w:eastAsia="Times New Roman"/>
-                <w:sz w:val="18"/>
+                <w:sz w:val="16"/>
               </w:rPr>
               <w:t xml:space="preserve">removed</w:t>
             </w:r>
@@ -13950,7 +15352,7 @@
             <w:r>
               <w:rPr>
                 <w:rFonts w:ascii="Times New Roman" w:hAnsi="Times New Roman" w:eastAsia="Times New Roman"/>
-                <w:sz w:val="18"/>
+                <w:sz w:val="16"/>
               </w:rPr>
               <w:t xml:space="preserve">Apply to the same case and frozen specification.</w:t>
             </w:r>
@@ -14004,7 +15406,7 @@
             <w:r>
               <w:rPr>
                 <w:rFonts w:ascii="Times New Roman" w:hAnsi="Times New Roman" w:eastAsia="Times New Roman"/>
-                <w:sz w:val="18"/>
+                <w:sz w:val="16"/>
               </w:rPr>
               <w:t xml:space="preserve">Exact single-failure diagnostic set</w:t>
             </w:r>
@@ -14023,7 +15425,7 @@
             <w:r>
               <w:rPr>
                 <w:rFonts w:ascii="Times New Roman" w:hAnsi="Times New Roman" w:eastAsia="Times New Roman"/>
-                <w:sz w:val="18"/>
+                <w:sz w:val="16"/>
               </w:rPr>
               <w:t xml:space="preserve">Only this set distinguishes full and ablated conjunctions.</w:t>
             </w:r>
@@ -14084,7 +15486,7 @@
             <w:r>
               <w:rPr>
                 <w:rFonts w:ascii="Times New Roman" w:hAnsi="Times New Roman" w:eastAsia="Times New Roman"/>
-                <w:sz w:val="18"/>
+                <w:sz w:val="16"/>
               </w:rPr>
               <w:t xml:space="preserve">Conservative diagnostic region with uncertainty</w:t>
             </w:r>
@@ -14103,7 +15505,7 @@
             <w:r>
               <w:rPr>
                 <w:rFonts w:ascii="Times New Roman" w:hAnsi="Times New Roman" w:eastAsia="Times New Roman"/>
-                <w:sz w:val="18"/>
+                <w:sz w:val="16"/>
               </w:rPr>
               <w:t xml:space="preserve">Threshold-straddling cases remain indeterminate.</w:t>
             </w:r>
@@ -14153,7 +15555,7 @@
             <w:r>
               <w:rPr>
                 <w:rFonts w:ascii="Times New Roman" w:hAnsi="Times New Roman" w:eastAsia="Times New Roman"/>
-                <w:sz w:val="18"/>
+                <w:sz w:val="16"/>
               </w:rPr>
               <w:t xml:space="preserve">Diagnostic margin</w:t>
             </w:r>
@@ -14172,7 +15574,7 @@
             <w:r>
               <w:rPr>
                 <w:rFonts w:ascii="Times New Roman" w:hAnsi="Times New Roman" w:eastAsia="Times New Roman"/>
-                <w:sz w:val="18"/>
+                <w:sz w:val="16"/>
               </w:rPr>
               <w:t xml:space="preserve">It measures gate separation, not consciousness degree.</w:t>
             </w:r>
@@ -14225,7 +15627,7 @@
             <w:r>
               <w:rPr>
                 <w:rFonts w:ascii="Times New Roman" w:hAnsi="Times New Roman" w:eastAsia="Times New Roman"/>
-                <w:sz w:val="18"/>
+                <w:sz w:val="16"/>
               </w:rPr>
               <w:t xml:space="preserve">Target-weighted diagnostic coverage</w:t>
             </w:r>
@@ -14244,7 +15646,7 @@
             <w:r>
               <w:rPr>
                 <w:rFonts w:ascii="Times New Roman" w:hAnsi="Times New Roman" w:eastAsia="Times New Roman"/>
-                <w:sz w:val="18"/>
+                <w:sz w:val="16"/>
               </w:rPr>
               <w:t xml:space="preserve">Report with every necessity estimate.</w:t>
             </w:r>
@@ -14285,7 +15687,7 @@
             <w:r>
               <w:rPr>
                 <w:rFonts w:ascii="Times New Roman" w:hAnsi="Times New Roman" w:eastAsia="Times New Roman"/>
-                <w:sz w:val="18"/>
+                <w:sz w:val="16"/>
               </w:rPr>
               <w:t xml:space="preserve">Model-component evidence stream</w:t>
             </w:r>
@@ -14304,7 +15706,7 @@
             <w:r>
               <w:rPr>
                 <w:rFonts w:ascii="Times New Roman" w:hAnsi="Times New Roman" w:eastAsia="Times New Roman"/>
-                <w:sz w:val="18"/>
+                <w:sz w:val="16"/>
               </w:rPr>
               <w:t xml:space="preserve">Keep separate from adjudication anchors.</w:t>
             </w:r>
@@ -14345,7 +15747,7 @@
             <w:r>
               <w:rPr>
                 <w:rFonts w:ascii="Times New Roman" w:hAnsi="Times New Roman" w:eastAsia="Times New Roman"/>
-                <w:sz w:val="18"/>
+                <w:sz w:val="16"/>
               </w:rPr>
               <w:t xml:space="preserve">Independent multivariate anchor stream</w:t>
             </w:r>
@@ -14364,7 +15766,7 @@
             <w:r>
               <w:rPr>
                 <w:rFonts w:ascii="Times New Roman" w:hAnsi="Times New Roman" w:eastAsia="Times New Roman"/>
-                <w:sz w:val="18"/>
+                <w:sz w:val="16"/>
               </w:rPr>
               <w:t xml:space="preserve">An anchor vector is not a consciousness oracle.</w:t>
             </w:r>
@@ -14417,7 +15819,7 @@
             <w:r>
               <w:rPr>
                 <w:rFonts w:ascii="Times New Roman" w:hAnsi="Times New Roman" w:eastAsia="Times New Roman"/>
-                <w:sz w:val="18"/>
+                <w:sz w:val="16"/>
               </w:rPr>
               <w:t xml:space="preserve">Frozen ablation specification</w:t>
             </w:r>
@@ -14436,7 +15838,7 @@
             <w:r>
               <w:rPr>
                 <w:rFonts w:ascii="Times New Roman" w:hAnsi="Times New Roman" w:eastAsia="Times New Roman"/>
-                <w:sz w:val="18"/>
+                <w:sz w:val="16"/>
               </w:rPr>
               <w:t xml:space="preserve">Every post-test change creates a new analysis.</w:t>
             </w:r>
@@ -14486,14 +15888,14 @@
             <w:r>
               <w:rPr>
                 <w:rFonts w:ascii="Times New Roman" w:hAnsi="Times New Roman" w:eastAsia="Times New Roman"/>
-                <w:sz w:val="18"/>
+                <w:sz w:val="16"/>
               </w:rPr>
               <w:t xml:space="preserve">Expected anchor distribution under model</w:t>
             </w:r>
             <w:r>
               <w:rPr>
                 <w:rFonts w:ascii="Times New Roman" w:hAnsi="Times New Roman" w:eastAsia="Times New Roman"/>
-                <w:sz w:val="18"/>
+                <w:sz w:val="16"/>
               </w:rPr>
               <w:t xml:space="preserve"> </w:t>
             </w:r>
@@ -14517,7 +15919,7 @@
             <w:r>
               <w:rPr>
                 <w:rFonts w:ascii="Times New Roman" w:hAnsi="Times New Roman" w:eastAsia="Times New Roman"/>
-                <w:sz w:val="18"/>
+                <w:sz w:val="16"/>
               </w:rPr>
               <w:t xml:space="preserve">Estimate without the held-out test case.</w:t>
             </w:r>
@@ -14582,7 +15984,7 @@
             <w:r>
               <w:rPr>
                 <w:rFonts w:ascii="Times New Roman" w:hAnsi="Times New Roman" w:eastAsia="Times New Roman"/>
-                <w:sz w:val="18"/>
+                <w:sz w:val="16"/>
               </w:rPr>
               <w:t xml:space="preserve">Held-out anchor risk on diagnostic cases</w:t>
             </w:r>
@@ -14601,7 +16003,7 @@
             <w:r>
               <w:rPr>
                 <w:rFonts w:ascii="Times New Roman" w:hAnsi="Times New Roman" w:eastAsia="Times New Roman"/>
-                <w:sz w:val="18"/>
+                <w:sz w:val="16"/>
               </w:rPr>
               <w:t xml:space="preserve">Use a proper score or preregistered directional tests.</w:t>
             </w:r>
@@ -14654,7 +16056,7 @@
             <w:r>
               <w:rPr>
                 <w:rFonts w:ascii="Times New Roman" w:hAnsi="Times New Roman" w:eastAsia="Times New Roman"/>
-                <w:sz w:val="18"/>
+                <w:sz w:val="16"/>
               </w:rPr>
               <w:t xml:space="preserve">Ablated risk minus full-model risk</w:t>
             </w:r>
@@ -14673,14 +16075,14 @@
             <w:r>
               <w:rPr>
                 <w:rFonts w:ascii="Times New Roman" w:hAnsi="Times New Roman" w:eastAsia="Times New Roman"/>
-                <w:sz w:val="18"/>
+                <w:sz w:val="16"/>
               </w:rPr>
               <w:t xml:space="preserve">Positive values favor retaining component</w:t>
             </w:r>
             <w:r>
               <w:rPr>
                 <w:rFonts w:ascii="Times New Roman" w:hAnsi="Times New Roman" w:eastAsia="Times New Roman"/>
-                <w:sz w:val="18"/>
+                <w:sz w:val="16"/>
               </w:rPr>
               <w:t xml:space="preserve"> </w:t>
             </w:r>
@@ -14692,7 +16094,7 @@
             <w:r>
               <w:rPr>
                 <w:rFonts w:ascii="Times New Roman" w:hAnsi="Times New Roman" w:eastAsia="Times New Roman"/>
-                <w:sz w:val="18"/>
+                <w:sz w:val="16"/>
               </w:rPr>
               <w:t xml:space="preserve">.</w:t>
             </w:r>
@@ -14757,7 +16159,7 @@
             <w:r>
               <w:rPr>
                 <w:rFonts w:ascii="Times New Roman" w:hAnsi="Times New Roman" w:eastAsia="Times New Roman"/>
-                <w:sz w:val="18"/>
+                <w:sz w:val="16"/>
               </w:rPr>
               <w:t xml:space="preserve">Intervention selectivity vector</w:t>
             </w:r>
@@ -14776,7 +16178,7 @@
             <w:r>
               <w:rPr>
                 <w:rFonts w:ascii="Times New Roman" w:hAnsi="Times New Roman" w:eastAsia="Times New Roman"/>
-                <w:sz w:val="18"/>
+                <w:sz w:val="16"/>
               </w:rPr>
               <w:t xml:space="preserve">Measure every component, not only the target.</w:t>
             </w:r>
@@ -14850,7 +16252,7 @@
             <w:r>
               <w:rPr>
                 <w:rFonts w:ascii="Times New Roman" w:hAnsi="Times New Roman" w:eastAsia="Times New Roman"/>
-                <w:sz w:val="18"/>
+                <w:sz w:val="16"/>
               </w:rPr>
               <w:t xml:space="preserve">Selectivity and license indicator</w:t>
             </w:r>
@@ -14869,7 +16271,7 @@
             <w:r>
               <w:rPr>
                 <w:rFonts w:ascii="Times New Roman" w:hAnsi="Times New Roman" w:eastAsia="Times New Roman"/>
-                <w:sz w:val="18"/>
+                <w:sz w:val="16"/>
               </w:rPr>
               <w:t xml:space="preserve">Failure means coupled or unlicensed, not refuted.</w:t>
             </w:r>
@@ -14922,7 +16324,7 @@
             <w:r>
               <w:rPr>
                 <w:rFonts w:ascii="Times New Roman" w:hAnsi="Times New Roman" w:eastAsia="Times New Roman"/>
-                <w:sz w:val="18"/>
+                <w:sz w:val="16"/>
               </w:rPr>
               <w:t xml:space="preserve">Measurement-route robustness</w:t>
             </w:r>
@@ -14941,7 +16343,7 @@
             <w:r>
               <w:rPr>
                 <w:rFonts w:ascii="Times New Roman" w:hAnsi="Times New Roman" w:eastAsia="Times New Roman"/>
-                <w:sz w:val="18"/>
+                <w:sz w:val="16"/>
               </w:rPr>
               <w:t xml:space="preserve">Does not estimate physical necessity.</w:t>
             </w:r>
@@ -14986,7 +16388,7 @@
             <w:r>
               <w:rPr>
                 <w:rFonts w:ascii="Times New Roman" w:hAnsi="Times New Roman" w:eastAsia="Times New Roman"/>
-                <w:sz w:val="18"/>
+                <w:sz w:val="16"/>
               </w:rPr>
               <w:t xml:space="preserve">Reasonable specification neighborhood</w:t>
             </w:r>
@@ -15005,7 +16407,7 @@
             <w:r>
               <w:rPr>
                 <w:rFonts w:ascii="Times New Roman" w:hAnsi="Times New Roman" w:eastAsia="Times New Roman"/>
-                <w:sz w:val="18"/>
+                <w:sz w:val="16"/>
               </w:rPr>
               <w:t xml:space="preserve">Declare before test access.</w:t>
             </w:r>
@@ -15066,7 +16468,7 @@
             <w:r>
               <w:rPr>
                 <w:rFonts w:ascii="Times New Roman" w:hAnsi="Times New Roman" w:eastAsia="Times New Roman"/>
-                <w:sz w:val="18"/>
+                <w:sz w:val="16"/>
               </w:rPr>
               <w:t xml:space="preserve">Fraction of specifications supporting incremental value</w:t>
             </w:r>
@@ -15085,16 +16487,353 @@
             <w:r>
               <w:rPr>
                 <w:rFonts w:ascii="Times New Roman" w:hAnsi="Times New Roman" w:eastAsia="Times New Roman"/>
-                <w:sz w:val="18"/>
+                <w:sz w:val="16"/>
               </w:rPr>
               <w:t xml:space="preserve">Not a posterior probability of metaphysical necessity.</w:t>
+            </w:r>
+          </w:p>
+        </w:tc>
+      </w:tr>
+      <w:tr>
+        <w:trPr>
+          <w:cantSplit/>
+        </w:trPr>
+        <w:tc>
+          <w:tcPr>
+            <w:tcW w:type="dxa" w:w="1685"/>
+            <w:shd w:fill="FFFFFF" w:val="clear"/>
+          </w:tcPr>
+          <w:p>
+            <w:pPr>
+              <w:pStyle w:val="Compact"/>
+              <w:spacing w:after="60"/>
+            </w:pPr>
+            <m:oMath>
+              <m:r>
+                <m:t>A</m:t>
+              </m:r>
+            </m:oMath>
+          </w:p>
+        </w:tc>
+        <w:tc>
+          <w:tcPr>
+            <w:tcW w:type="dxa" w:w="3463"/>
+            <w:shd w:fill="FFFFFF" w:val="clear"/>
+          </w:tcPr>
+          <w:p>
+            <w:pPr>
+              <w:pStyle w:val="Compact"/>
+              <w:spacing w:after="60"/>
+            </w:pPr>
+            <w:r>
+              <w:rPr>
+                <w:rFonts w:ascii="Times New Roman" w:hAnsi="Times New Roman" w:eastAsia="Times New Roman"/>
+                <w:sz w:val="16"/>
+              </w:rPr>
+              <w:t xml:space="preserve">Nonempty set of components removed together</w:t>
+            </w:r>
+          </w:p>
+        </w:tc>
+        <w:tc>
+          <w:tcPr>
+            <w:tcW w:type="dxa" w:w="4212"/>
+            <w:shd w:fill="FFFFFF" w:val="clear"/>
+          </w:tcPr>
+          <w:p>
+            <w:pPr>
+              <w:pStyle w:val="Compact"/>
+              <w:spacing w:after="60"/>
+            </w:pPr>
+            <w:r>
+              <w:rPr>
+                <w:rFonts w:ascii="Times New Roman" w:hAnsi="Times New Roman" w:eastAsia="Times New Roman"/>
+                <w:sz w:val="16"/>
+              </w:rPr>
+              <w:t xml:space="preserve">Preregister grouped removals; do not search all subsets after seeing outcomes.</w:t>
+            </w:r>
+          </w:p>
+        </w:tc>
+      </w:tr>
+      <w:tr>
+        <w:trPr>
+          <w:cantSplit/>
+        </w:trPr>
+        <w:tc>
+          <w:tcPr>
+            <w:tcW w:type="dxa" w:w="1685"/>
+            <w:shd w:fill="EAF1F6" w:val="clear"/>
+          </w:tcPr>
+          <w:p>
+            <w:pPr>
+              <w:pStyle w:val="Compact"/>
+              <w:spacing w:after="60"/>
+            </w:pPr>
+            <m:oMath>
+              <m:sSub>
+                <m:e>
+                  <m:r>
+                    <m:t>M</m:t>
+                  </m:r>
+                </m:e>
+                <m:sub>
+                  <m:r>
+                    <m:rPr>
+                      <m:sty m:val="p"/>
+                    </m:rPr>
+                    <m:t>−</m:t>
+                  </m:r>
+                  <m:r>
+                    <m:t>A</m:t>
+                  </m:r>
+                </m:sub>
+              </m:sSub>
+            </m:oMath>
+          </w:p>
+        </w:tc>
+        <w:tc>
+          <w:tcPr>
+            <w:tcW w:type="dxa" w:w="3463"/>
+            <w:shd w:fill="EAF1F6" w:val="clear"/>
+          </w:tcPr>
+          <w:p>
+            <w:pPr>
+              <w:pStyle w:val="Compact"/>
+              <w:spacing w:after="60"/>
+            </w:pPr>
+            <w:r>
+              <w:rPr>
+                <w:rFonts w:ascii="Times New Roman" w:hAnsi="Times New Roman" w:eastAsia="Times New Roman"/>
+                <w:sz w:val="16"/>
+              </w:rPr>
+              <w:t xml:space="preserve">Criterion with every component in</w:t>
+            </w:r>
+            <w:r>
+              <w:rPr>
+                <w:rFonts w:ascii="Times New Roman" w:hAnsi="Times New Roman" w:eastAsia="Times New Roman"/>
+                <w:sz w:val="16"/>
+              </w:rPr>
+              <w:t xml:space="preserve"> </w:t>
+            </w:r>
+            <m:oMath>
+              <m:r>
+                <m:t>A</m:t>
+              </m:r>
+            </m:oMath>
+            <w:r>
+              <w:rPr>
+                <w:rFonts w:ascii="Times New Roman" w:hAnsi="Times New Roman" w:eastAsia="Times New Roman"/>
+                <w:sz w:val="16"/>
+              </w:rPr>
+              <w:t xml:space="preserve"> </w:t>
+            </w:r>
+            <w:r>
+              <w:rPr>
+                <w:rFonts w:ascii="Times New Roman" w:hAnsi="Times New Roman" w:eastAsia="Times New Roman"/>
+                <w:sz w:val="16"/>
+              </w:rPr>
+              <w:t xml:space="preserve">removed</w:t>
+            </w:r>
+          </w:p>
+        </w:tc>
+        <w:tc>
+          <w:tcPr>
+            <w:tcW w:type="dxa" w:w="4212"/>
+            <w:shd w:fill="EAF1F6" w:val="clear"/>
+          </w:tcPr>
+          <w:p>
+            <w:pPr>
+              <w:pStyle w:val="Compact"/>
+              <w:spacing w:after="60"/>
+            </w:pPr>
+            <w:r>
+              <w:rPr>
+                <w:rFonts w:ascii="Times New Roman" w:hAnsi="Times New Roman" w:eastAsia="Times New Roman"/>
+                <w:sz w:val="16"/>
+              </w:rPr>
+              <w:t xml:space="preserve">Tests a grouped submodel, not a selective physical intervention.</w:t>
+            </w:r>
+          </w:p>
+        </w:tc>
+      </w:tr>
+      <w:tr>
+        <w:trPr>
+          <w:cantSplit/>
+        </w:trPr>
+        <w:tc>
+          <w:tcPr>
+            <w:tcW w:type="dxa" w:w="1685"/>
+            <w:shd w:fill="FFFFFF" w:val="clear"/>
+          </w:tcPr>
+          <w:p>
+            <w:pPr>
+              <w:pStyle w:val="Compact"/>
+              <w:spacing w:after="60"/>
+            </w:pPr>
+            <m:oMath>
+              <m:sSub>
+                <m:e>
+                  <m:r>
+                    <m:rPr>
+                      <m:scr m:val="script"/>
+                      <m:sty m:val="p"/>
+                    </m:rPr>
+                    <m:t>D</m:t>
+                  </m:r>
+                </m:e>
+                <m:sub>
+                  <m:r>
+                    <m:t>A</m:t>
+                  </m:r>
+                </m:sub>
+              </m:sSub>
+            </m:oMath>
+          </w:p>
+        </w:tc>
+        <w:tc>
+          <w:tcPr>
+            <w:tcW w:type="dxa" w:w="3463"/>
+            <w:shd w:fill="FFFFFF" w:val="clear"/>
+          </w:tcPr>
+          <w:p>
+            <w:pPr>
+              <w:pStyle w:val="Compact"/>
+              <w:spacing w:after="60"/>
+            </w:pPr>
+            <w:r>
+              <w:rPr>
+                <w:rFonts w:ascii="Times New Roman" w:hAnsi="Times New Roman" w:eastAsia="Times New Roman"/>
+                <w:sz w:val="16"/>
+              </w:rPr>
+              <w:t xml:space="preserve">Diagnostic set for a grouped ablation</w:t>
+            </w:r>
+          </w:p>
+        </w:tc>
+        <w:tc>
+          <w:tcPr>
+            <w:tcW w:type="dxa" w:w="4212"/>
+            <w:shd w:fill="FFFFFF" w:val="clear"/>
+          </w:tcPr>
+          <w:p>
+            <w:pPr>
+              <w:pStyle w:val="Compact"/>
+              <w:spacing w:after="60"/>
+            </w:pPr>
+            <w:r>
+              <w:rPr>
+                <w:rFonts w:ascii="Times New Roman" w:hAnsi="Times New Roman" w:eastAsia="Times New Roman"/>
+                <w:sz w:val="16"/>
+              </w:rPr>
+              <w:t xml:space="preserve">Passing single deletions does not replace grouped tests.</w:t>
+            </w:r>
+          </w:p>
+        </w:tc>
+      </w:tr>
+      <w:tr>
+        <w:trPr>
+          <w:cantSplit/>
+        </w:trPr>
+        <w:tc>
+          <w:tcPr>
+            <w:tcW w:type="dxa" w:w="1685"/>
+            <w:shd w:fill="EAF1F6" w:val="clear"/>
+          </w:tcPr>
+          <w:p>
+            <w:pPr>
+              <w:pStyle w:val="Compact"/>
+              <w:spacing w:after="60"/>
+            </w:pPr>
+            <m:oMath>
+              <m:sSub>
+                <m:e>
+                  <m:r>
+                    <m:rPr>
+                      <m:sty m:val="p"/>
+                    </m:rPr>
+                    <m:t>Δ</m:t>
+                  </m:r>
+                </m:e>
+                <m:sub>
+                  <m:r>
+                    <m:t>A</m:t>
+                  </m:r>
+                </m:sub>
+              </m:sSub>
+            </m:oMath>
+          </w:p>
+        </w:tc>
+        <w:tc>
+          <w:tcPr>
+            <w:tcW w:type="dxa" w:w="3463"/>
+            <w:shd w:fill="EAF1F6" w:val="clear"/>
+          </w:tcPr>
+          <w:p>
+            <w:pPr>
+              <w:pStyle w:val="Compact"/>
+              <w:spacing w:after="60"/>
+            </w:pPr>
+            <w:r>
+              <w:rPr>
+                <w:rFonts w:ascii="Times New Roman" w:hAnsi="Times New Roman" w:eastAsia="Times New Roman"/>
+                <w:sz w:val="16"/>
+              </w:rPr>
+              <w:t xml:space="preserve">Grouped-ablation risk minus full-model risk</w:t>
+            </w:r>
+          </w:p>
+        </w:tc>
+        <w:tc>
+          <w:tcPr>
+            <w:tcW w:type="dxa" w:w="4212"/>
+            <w:shd w:fill="EAF1F6" w:val="clear"/>
+          </w:tcPr>
+          <w:p>
+            <w:pPr>
+              <w:pStyle w:val="Compact"/>
+              <w:spacing w:after="60"/>
+            </w:pPr>
+            <w:r>
+              <w:rPr>
+                <w:rFonts w:ascii="Times New Roman" w:hAnsi="Times New Roman" w:eastAsia="Times New Roman"/>
+                <w:sz w:val="16"/>
+              </w:rPr>
+              <w:t xml:space="preserve">Apply the same anchor, complexity, uncertainty, and transport rules used for</w:t>
+            </w:r>
+            <w:r>
+              <w:rPr>
+                <w:rFonts w:ascii="Times New Roman" w:hAnsi="Times New Roman" w:eastAsia="Times New Roman"/>
+                <w:sz w:val="16"/>
+              </w:rPr>
+              <w:t xml:space="preserve"> </w:t>
+            </w:r>
+            <m:oMath>
+              <m:sSub>
+                <m:e>
+                  <m:r>
+                    <m:rPr>
+                      <m:sty m:val="p"/>
+                    </m:rPr>
+                    <m:t>Δ</m:t>
+                  </m:r>
+                </m:e>
+                <m:sub>
+                  <m:r>
+                    <m:t>k</m:t>
+                  </m:r>
+                </m:sub>
+              </m:sSub>
+            </m:oMath>
+            <w:r>
+              <w:rPr>
+                <w:rFonts w:ascii="Times New Roman" w:hAnsi="Times New Roman" w:eastAsia="Times New Roman"/>
+                <w:sz w:val="16"/>
+              </w:rPr>
+              <w:t xml:space="preserve">.</w:t>
             </w:r>
           </w:p>
         </w:tc>
       </w:tr>
     </w:tbl>
-    <w:bookmarkEnd w:id="89"/>
-    <w:bookmarkStart w:id="91" w:name="appendix-b-anti-circularity-protocol"/>
+    <w:bookmarkEnd w:id="95"/>
+    <w:bookmarkStart w:id="97" w:name="appendix-b-anti-circularity-protocol"/>
     <w:p>
       <w:pPr>
         <w:pStyle w:val="Heading2"/>
@@ -16426,7 +18165,7 @@
                 <w:rFonts w:ascii="Times New Roman" w:hAnsi="Times New Roman" w:eastAsia="Times New Roman"/>
                 <w:sz w:val="18"/>
               </w:rPr>
-              <w:t xml:space="preserve">and</w:t>
+              <w:t xml:space="preserve">with</w:t>
             </w:r>
             <w:r>
               <w:rPr>
@@ -16467,7 +18206,48 @@
                 <w:rFonts w:ascii="Times New Roman" w:hAnsi="Times New Roman" w:eastAsia="Times New Roman"/>
                 <w:sz w:val="18"/>
               </w:rPr>
-              <w:t xml:space="preserve">on held-out anchors only.</w:t>
+              <w:t xml:space="preserve">and preregistered</w:t>
+            </w:r>
+            <w:r>
+              <w:rPr>
+                <w:rFonts w:ascii="Times New Roman" w:hAnsi="Times New Roman" w:eastAsia="Times New Roman"/>
+                <w:sz w:val="18"/>
+              </w:rPr>
+              <w:t xml:space="preserve"> </w:t>
+            </w:r>
+            <m:oMath>
+              <m:sSub>
+                <m:e>
+                  <m:r>
+                    <m:t>M</m:t>
+                  </m:r>
+                </m:e>
+                <m:sub>
+                  <m:r>
+                    <m:rPr>
+                      <m:sty m:val="p"/>
+                    </m:rPr>
+                    <m:t>−</m:t>
+                  </m:r>
+                  <m:r>
+                    <m:t>A</m:t>
+                  </m:r>
+                </m:sub>
+              </m:sSub>
+            </m:oMath>
+            <w:r>
+              <w:rPr>
+                <w:rFonts w:ascii="Times New Roman" w:hAnsi="Times New Roman" w:eastAsia="Times New Roman"/>
+                <w:sz w:val="18"/>
+              </w:rPr>
+              <w:t xml:space="preserve"> </w:t>
+            </w:r>
+            <w:r>
+              <w:rPr>
+                <w:rFonts w:ascii="Times New Roman" w:hAnsi="Times New Roman" w:eastAsia="Times New Roman"/>
+                <w:sz w:val="18"/>
+              </w:rPr>
+              <w:t xml:space="preserve">rivals on held-out anchors only.</w:t>
             </w:r>
           </w:p>
         </w:tc>
@@ -16486,7 +18266,7 @@
                 <w:rFonts w:ascii="Times New Roman" w:hAnsi="Times New Roman" w:eastAsia="Times New Roman"/>
                 <w:sz w:val="18"/>
               </w:rPr>
-              <w:t xml:space="preserve">Full-model advantage by construction.</w:t>
+              <w:t xml:space="preserve">Full-model advantage by construction or incomplete minimality testing.</w:t>
             </w:r>
           </w:p>
         </w:tc>
@@ -16673,7 +18453,7 @@
         </w:tc>
       </w:tr>
     </w:tbl>
-    <w:bookmarkStart w:id="90" w:name="appendix-b.1-compact-algorithm"/>
+    <w:bookmarkStart w:id="96" w:name="appendix-b.1-compact-algorithm"/>
     <w:p>
       <w:pPr>
         <w:pStyle w:val="Heading3"/>
@@ -16689,17 +18469,17 @@
           <w:ilvl w:val="0"/>
           <w:numId w:val="1006"/>
         </w:numPr>
-        <w:spacing w:line="228" w:lineRule="auto" w:after="20"/>
+        <w:spacing w:line="216" w:lineRule="auto" w:after="0"/>
       </w:pPr>
       <w:r>
         <w:rPr>
-          <w:sz w:val="19"/>
+          <w:sz w:val="17"/>
         </w:rPr>
         <w:t xml:space="preserve">Freeze</w:t>
       </w:r>
       <w:r>
         <w:rPr>
-          <w:sz w:val="19"/>
+          <w:sz w:val="17"/>
         </w:rPr>
         <w:t xml:space="preserve"> </w:t>
       </w:r>
@@ -16722,13 +18502,13 @@
       </m:oMath>
       <w:r>
         <w:rPr>
-          <w:sz w:val="19"/>
+          <w:sz w:val="17"/>
         </w:rPr>
         <w:t xml:space="preserve"> </w:t>
       </w:r>
       <w:r>
         <w:rPr>
-          <w:sz w:val="19"/>
+          <w:sz w:val="17"/>
         </w:rPr>
         <w:t xml:space="preserve">and archive the full and ablated predictions.</w:t>
       </w:r>
@@ -16740,11 +18520,11 @@
           <w:ilvl w:val="0"/>
           <w:numId w:val="1006"/>
         </w:numPr>
-        <w:spacing w:line="228" w:lineRule="auto" w:after="20"/>
+        <w:spacing w:line="216" w:lineRule="auto" w:after="0"/>
       </w:pPr>
       <w:r>
         <w:rPr>
-          <w:sz w:val="19"/>
+          <w:sz w:val="17"/>
         </w:rPr>
         <w:t xml:space="preserve">Verify that the candidate boundary and operating regime are unchanged across conditions.</w:t>
       </w:r>
@@ -16756,11 +18536,11 @@
           <w:ilvl w:val="0"/>
           <w:numId w:val="1006"/>
         </w:numPr>
-        <w:spacing w:line="228" w:lineRule="auto" w:after="20"/>
+        <w:spacing w:line="216" w:lineRule="auto" w:after="0"/>
       </w:pPr>
       <w:r>
         <w:rPr>
-          <w:sz w:val="19"/>
+          <w:sz w:val="17"/>
         </w:rPr>
         <w:t xml:space="preserve">Estimate every component with uncertainty before opening the adjudication anchors.</w:t>
       </w:r>
@@ -16772,17 +18552,17 @@
           <w:ilvl w:val="0"/>
           <w:numId w:val="1006"/>
         </w:numPr>
-        <w:spacing w:line="228" w:lineRule="auto" w:after="20"/>
+        <w:spacing w:line="216" w:lineRule="auto" w:after="0"/>
       </w:pPr>
       <w:r>
         <w:rPr>
-          <w:sz w:val="19"/>
+          <w:sz w:val="17"/>
         </w:rPr>
         <w:t xml:space="preserve">Construct</w:t>
       </w:r>
       <w:r>
         <w:rPr>
-          <w:sz w:val="19"/>
+          <w:sz w:val="17"/>
         </w:rPr>
         <w:t xml:space="preserve"> </w:t>
       </w:r>
@@ -16813,19 +18593,19 @@
       </m:oMath>
       <w:r>
         <w:rPr>
-          <w:sz w:val="19"/>
+          <w:sz w:val="17"/>
         </w:rPr>
         <w:t xml:space="preserve"> </w:t>
       </w:r>
       <w:r>
         <w:rPr>
-          <w:sz w:val="19"/>
+          <w:sz w:val="17"/>
         </w:rPr>
         <w:t xml:space="preserve">and report</w:t>
       </w:r>
       <w:r>
         <w:rPr>
-          <w:sz w:val="19"/>
+          <w:sz w:val="17"/>
         </w:rPr>
         <w:t xml:space="preserve"> </w:t>
       </w:r>
@@ -16848,7 +18628,7 @@
       </m:oMath>
       <w:r>
         <w:rPr>
-          <w:sz w:val="19"/>
+          <w:sz w:val="17"/>
         </w:rPr>
         <w:t xml:space="preserve">.</w:t>
       </w:r>
@@ -16860,17 +18640,17 @@
           <w:ilvl w:val="0"/>
           <w:numId w:val="1006"/>
         </w:numPr>
-        <w:spacing w:line="228" w:lineRule="auto" w:after="20"/>
+        <w:spacing w:line="216" w:lineRule="auto" w:after="0"/>
       </w:pPr>
       <w:r>
         <w:rPr>
-          <w:sz w:val="19"/>
+          <w:sz w:val="17"/>
         </w:rPr>
         <w:t xml:space="preserve">If</w:t>
       </w:r>
       <w:r>
         <w:rPr>
-          <w:sz w:val="19"/>
+          <w:sz w:val="17"/>
         </w:rPr>
         <w:t xml:space="preserve"> </w:t>
       </w:r>
@@ -16893,13 +18673,13 @@
       </m:oMath>
       <w:r>
         <w:rPr>
-          <w:sz w:val="19"/>
+          <w:sz w:val="17"/>
         </w:rPr>
         <w:t xml:space="preserve"> </w:t>
       </w:r>
       <w:r>
         <w:rPr>
-          <w:sz w:val="19"/>
+          <w:sz w:val="17"/>
         </w:rPr>
         <w:t xml:space="preserve">is inadequate, return indeterminate for criterion necessity.</w:t>
       </w:r>
@@ -16911,17 +18691,17 @@
           <w:ilvl w:val="0"/>
           <w:numId w:val="1006"/>
         </w:numPr>
-        <w:spacing w:line="228" w:lineRule="auto" w:after="20"/>
+        <w:spacing w:line="216" w:lineRule="auto" w:after="0"/>
       </w:pPr>
       <w:r>
         <w:rPr>
-          <w:sz w:val="19"/>
+          <w:sz w:val="17"/>
         </w:rPr>
         <w:t xml:space="preserve">For mechanism claims, verify</w:t>
       </w:r>
       <w:r>
         <w:rPr>
-          <w:sz w:val="19"/>
+          <w:sz w:val="17"/>
         </w:rPr>
         <w:t xml:space="preserve"> </w:t>
       </w:r>
@@ -16974,7 +18754,7 @@
       </m:oMath>
       <w:r>
         <w:rPr>
-          <w:sz w:val="19"/>
+          <w:sz w:val="17"/>
         </w:rPr>
         <w:t xml:space="preserve">; otherwise return coupled or unlicensed.</w:t>
       </w:r>
@@ -16986,17 +18766,17 @@
           <w:ilvl w:val="0"/>
           <w:numId w:val="1006"/>
         </w:numPr>
-        <w:spacing w:line="228" w:lineRule="auto" w:after="20"/>
+        <w:spacing w:line="216" w:lineRule="auto" w:after="0"/>
       </w:pPr>
       <w:r>
         <w:rPr>
-          <w:sz w:val="19"/>
+          <w:sz w:val="17"/>
         </w:rPr>
         <w:t xml:space="preserve">Reveal the held-out anchor vector and compute</w:t>
       </w:r>
       <w:r>
         <w:rPr>
-          <w:sz w:val="19"/>
+          <w:sz w:val="17"/>
         </w:rPr>
         <w:t xml:space="preserve"> </w:t>
       </w:r>
@@ -17034,13 +18814,13 @@
       </m:oMath>
       <w:r>
         <w:rPr>
-          <w:sz w:val="19"/>
+          <w:sz w:val="17"/>
         </w:rPr>
         <w:t xml:space="preserve">,</w:t>
       </w:r>
       <w:r>
         <w:rPr>
-          <w:sz w:val="19"/>
+          <w:sz w:val="17"/>
         </w:rPr>
         <w:t xml:space="preserve"> </w:t>
       </w:r>
@@ -17081,13 +18861,13 @@
       </m:oMath>
       <w:r>
         <w:rPr>
-          <w:sz w:val="19"/>
+          <w:sz w:val="17"/>
         </w:rPr>
         <w:t xml:space="preserve">, and</w:t>
       </w:r>
       <w:r>
         <w:rPr>
-          <w:sz w:val="19"/>
+          <w:sz w:val="17"/>
         </w:rPr>
         <w:t xml:space="preserve"> </w:t>
       </w:r>
@@ -17110,9 +18890,44 @@
       </m:oMath>
       <w:r>
         <w:rPr>
-          <w:sz w:val="19"/>
+          <w:sz w:val="17"/>
         </w:rPr>
-        <w:t xml:space="preserve">.</w:t>
+        <w:t xml:space="preserve">, plus</w:t>
+      </w:r>
+      <w:r>
+        <w:rPr>
+          <w:sz w:val="17"/>
+        </w:rPr>
+        <w:t xml:space="preserve"> </w:t>
+      </w:r>
+      <m:oMath>
+        <m:sSub>
+          <m:e>
+            <m:r>
+              <m:rPr>
+                <m:sty m:val="p"/>
+              </m:rPr>
+              <m:t>Δ</m:t>
+            </m:r>
+          </m:e>
+          <m:sub>
+            <m:r>
+              <m:t>A</m:t>
+            </m:r>
+          </m:sub>
+        </m:sSub>
+      </m:oMath>
+      <w:r>
+        <w:rPr>
+          <w:sz w:val="17"/>
+        </w:rPr>
+        <w:t xml:space="preserve"> </w:t>
+      </w:r>
+      <w:r>
+        <w:rPr>
+          <w:sz w:val="17"/>
+        </w:rPr>
+        <w:t xml:space="preserve">for preregistered grouped rivals.</w:t>
       </w:r>
     </w:p>
     <w:p>
@@ -17122,17 +18937,17 @@
           <w:ilvl w:val="0"/>
           <w:numId w:val="1006"/>
         </w:numPr>
-        <w:spacing w:line="228" w:lineRule="auto" w:after="20"/>
+        <w:spacing w:line="216" w:lineRule="auto" w:after="0"/>
       </w:pPr>
       <w:r>
         <w:rPr>
-          <w:sz w:val="19"/>
+          <w:sz w:val="17"/>
         </w:rPr>
         <w:t xml:space="preserve">Repeat across the frozen specification neighborhood</w:t>
       </w:r>
       <w:r>
         <w:rPr>
-          <w:sz w:val="19"/>
+          <w:sz w:val="17"/>
         </w:rPr>
         <w:t xml:space="preserve"> </w:t>
       </w:r>
@@ -17147,7 +18962,7 @@
       </m:oMath>
       <w:r>
         <w:rPr>
-          <w:sz w:val="19"/>
+          <w:sz w:val="17"/>
         </w:rPr>
         <w:t xml:space="preserve">.</w:t>
       </w:r>
@@ -17159,17 +18974,17 @@
           <w:ilvl w:val="0"/>
           <w:numId w:val="1006"/>
         </w:numPr>
-        <w:spacing w:line="228" w:lineRule="auto" w:after="20"/>
+        <w:spacing w:line="216" w:lineRule="auto" w:after="0"/>
       </w:pPr>
       <w:r>
         <w:rPr>
-          <w:sz w:val="19"/>
+          <w:sz w:val="17"/>
         </w:rPr>
         <w:t xml:space="preserve">Remove each measurement route and report</w:t>
       </w:r>
       <w:r>
         <w:rPr>
-          <w:sz w:val="19"/>
+          <w:sz w:val="17"/>
         </w:rPr>
         <w:t xml:space="preserve"> </w:t>
       </w:r>
@@ -17192,7 +19007,7 @@
       </m:oMath>
       <w:r>
         <w:rPr>
-          <w:sz w:val="19"/>
+          <w:sz w:val="17"/>
         </w:rPr>
         <w:t xml:space="preserve">.</w:t>
       </w:r>
@@ -17204,11 +19019,11 @@
           <w:ilvl w:val="0"/>
           <w:numId w:val="1006"/>
         </w:numPr>
-        <w:spacing w:line="228" w:lineRule="auto" w:after="20"/>
+        <w:spacing w:line="216" w:lineRule="auto" w:after="0"/>
       </w:pPr>
       <w:r>
         <w:rPr>
-          <w:sz w:val="19"/>
+          <w:sz w:val="17"/>
         </w:rPr>
         <w:t xml:space="preserve">Test transport without favorable retuning.</w:t>
       </w:r>
@@ -17220,11 +19035,11 @@
           <w:ilvl w:val="0"/>
           <w:numId w:val="1006"/>
         </w:numPr>
-        <w:spacing w:line="228" w:lineRule="auto" w:after="20"/>
+        <w:spacing w:line="216" w:lineRule="auto" w:after="0"/>
       </w:pPr>
       <w:r>
         <w:rPr>
-          <w:sz w:val="19"/>
+          <w:sz w:val="17"/>
         </w:rPr>
         <w:t xml:space="preserve">Assign one component status and preserve all failed gates.</w:t>
       </w:r>
@@ -17236,18 +19051,18 @@
           <w:ilvl w:val="0"/>
           <w:numId w:val="1006"/>
         </w:numPr>
-        <w:spacing w:line="228" w:lineRule="auto" w:after="20"/>
+        <w:spacing w:line="216" w:lineRule="auto" w:after="0"/>
       </w:pPr>
       <w:r>
         <w:rPr>
-          <w:sz w:val="19"/>
+          <w:sz w:val="17"/>
         </w:rPr>
         <w:t xml:space="preserve">Report support as conditional on the declared anchors and domain.</w:t>
       </w:r>
     </w:p>
-    <w:bookmarkEnd w:id="90"/>
-    <w:bookmarkEnd w:id="91"/>
-    <w:bookmarkStart w:id="92" w:name="appendix-c-preregistration-template"/>
+    <w:bookmarkEnd w:id="96"/>
+    <w:bookmarkEnd w:id="97"/>
+    <w:bookmarkStart w:id="98" w:name="appendix-c-preregistration-template"/>
     <w:p>
       <w:pPr>
         <w:pStyle w:val="Heading2"/>
@@ -17610,14 +19425,41 @@
                 <w:rFonts w:ascii="Times New Roman" w:hAnsi="Times New Roman" w:eastAsia="Times New Roman"/>
                 <w:sz w:val="18"/>
               </w:rPr>
+              <w:t xml:space="preserve">, preregistered grouped rival</w:t>
+            </w:r>
+            <w:r>
+              <w:rPr>
+                <w:rFonts w:ascii="Times New Roman" w:hAnsi="Times New Roman" w:eastAsia="Times New Roman"/>
+                <w:sz w:val="18"/>
+              </w:rPr>
               <w:t xml:space="preserve"> </w:t>
             </w:r>
-            <w:r>
-              <w:rPr>
-                <w:rFonts w:ascii="Times New Roman" w:hAnsi="Times New Roman" w:eastAsia="Times New Roman"/>
-                <w:sz w:val="18"/>
-              </w:rPr>
-              <w:t xml:space="preserve">to be tested and any nonconjunctive alternatives.</w:t>
+            <m:oMath>
+              <m:sSub>
+                <m:e>
+                  <m:r>
+                    <m:t>M</m:t>
+                  </m:r>
+                </m:e>
+                <m:sub>
+                  <m:r>
+                    <m:rPr>
+                      <m:sty m:val="p"/>
+                    </m:rPr>
+                    <m:t>−</m:t>
+                  </m:r>
+                  <m:r>
+                    <m:t>A</m:t>
+                  </m:r>
+                </m:sub>
+              </m:sSub>
+            </m:oMath>
+            <w:r>
+              <w:rPr>
+                <w:rFonts w:ascii="Times New Roman" w:hAnsi="Times New Roman" w:eastAsia="Times New Roman"/>
+                <w:sz w:val="18"/>
+              </w:rPr>
+              <w:t xml:space="preserve">, and nonconjunctive alternative to be tested.</w:t>
             </w:r>
           </w:p>
         </w:tc>
@@ -17641,7 +19483,7 @@
                 <w:rFonts w:ascii="Times New Roman" w:hAnsi="Times New Roman" w:eastAsia="Times New Roman"/>
                 <w:sz w:val="18"/>
               </w:rPr>
-              <w:t xml:space="preserve">Diagnostic design</w:t>
+              <w:t xml:space="preserve">Grouped-test hierarchy</w:t>
             </w:r>
           </w:p>
         </w:tc>
@@ -17649,6 +19491,49 @@
           <w:tcPr>
             <w:tcW w:type="dxa" w:w="7207"/>
             <w:shd w:fill="FFFFFF" w:val="clear"/>
+          </w:tcPr>
+          <w:p>
+            <w:pPr>
+              <w:pStyle w:val="Compact"/>
+              <w:spacing w:after="60"/>
+            </w:pPr>
+            <w:r>
+              <w:rPr>
+                <w:rFonts w:ascii="Times New Roman" w:hAnsi="Times New Roman" w:eastAsia="Times New Roman"/>
+                <w:sz w:val="18"/>
+              </w:rPr>
+              <w:t xml:space="preserve">Order for single, paired, composite, and broader rival tests plus multiplicity control.</w:t>
+            </w:r>
+          </w:p>
+        </w:tc>
+      </w:tr>
+      <w:tr>
+        <w:trPr>
+          <w:cantSplit/>
+        </w:trPr>
+        <w:tc>
+          <w:tcPr>
+            <w:tcW w:type="dxa" w:w="2153"/>
+            <w:shd w:fill="EAF1F6" w:val="clear"/>
+          </w:tcPr>
+          <w:p>
+            <w:pPr>
+              <w:pStyle w:val="Compact"/>
+              <w:spacing w:after="60"/>
+            </w:pPr>
+            <w:r>
+              <w:rPr>
+                <w:rFonts w:ascii="Times New Roman" w:hAnsi="Times New Roman" w:eastAsia="Times New Roman"/>
+                <w:sz w:val="18"/>
+              </w:rPr>
+              <w:t xml:space="preserve">Diagnostic design</w:t>
+            </w:r>
+          </w:p>
+        </w:tc>
+        <w:tc>
+          <w:tcPr>
+            <w:tcW w:type="dxa" w:w="7207"/>
+            <w:shd w:fill="EAF1F6" w:val="clear"/>
           </w:tcPr>
           <w:p>
             <w:pPr>
@@ -17749,38 +19634,38 @@
         <w:tc>
           <w:tcPr>
             <w:tcW w:type="dxa" w:w="2153"/>
-            <w:shd w:fill="EAF1F6" w:val="clear"/>
-          </w:tcPr>
-          <w:p>
-            <w:pPr>
-              <w:pStyle w:val="Compact"/>
-              <w:spacing w:after="60"/>
-            </w:pPr>
-            <w:r>
-              <w:rPr>
-                <w:rFonts w:ascii="Times New Roman" w:hAnsi="Times New Roman" w:eastAsia="Times New Roman"/>
-                <w:sz w:val="18"/>
-              </w:rPr>
-              <w:t xml:space="preserve">Intervention</w:t>
+            <w:shd w:fill="FFFFFF" w:val="clear"/>
+          </w:tcPr>
+          <w:p>
+            <w:pPr>
+              <w:pStyle w:val="Compact"/>
+              <w:spacing w:after="60"/>
+            </w:pPr>
+            <w:r>
+              <w:rPr>
+                <w:rFonts w:ascii="Times New Roman" w:hAnsi="Times New Roman" w:eastAsia="Times New Roman"/>
+                <w:sz w:val="18"/>
+              </w:rPr>
+              <w:t xml:space="preserve">Diagnostic membership</w:t>
             </w:r>
           </w:p>
         </w:tc>
         <w:tc>
           <w:tcPr>
             <w:tcW w:type="dxa" w:w="7207"/>
-            <w:shd w:fill="EAF1F6" w:val="clear"/>
-          </w:tcPr>
-          <w:p>
-            <w:pPr>
-              <w:pStyle w:val="Compact"/>
-              <w:spacing w:after="60"/>
-            </w:pPr>
-            <w:r>
-              <w:rPr>
-                <w:rFonts w:ascii="Times New Roman" w:hAnsi="Times New Roman" w:eastAsia="Times New Roman"/>
-                <w:sz w:val="18"/>
-              </w:rPr>
-              <w:t xml:space="preserve">Target, route, dose, timing, sham, rescue, equivalence bands, and stopping rules.</w:t>
+            <w:shd w:fill="FFFFFF" w:val="clear"/>
+          </w:tcPr>
+          <w:p>
+            <w:pPr>
+              <w:pStyle w:val="Compact"/>
+              <w:spacing w:after="60"/>
+            </w:pPr>
+            <w:r>
+              <w:rPr>
+                <w:rFonts w:ascii="Times New Roman" w:hAnsi="Times New Roman" w:eastAsia="Times New Roman"/>
+                <w:sz w:val="18"/>
+              </w:rPr>
+              <w:t xml:space="preserve">Independent or cross-fitted membership rule, probabilistic weights, and selection-bias sensitivity.</w:t>
             </w:r>
           </w:p>
         </w:tc>
@@ -17792,80 +19677,38 @@
         <w:tc>
           <w:tcPr>
             <w:tcW w:type="dxa" w:w="2153"/>
-            <w:shd w:fill="FFFFFF" w:val="clear"/>
-          </w:tcPr>
-          <w:p>
-            <w:pPr>
-              <w:pStyle w:val="Compact"/>
-              <w:spacing w:after="60"/>
-            </w:pPr>
-            <w:r>
-              <w:rPr>
-                <w:rFonts w:ascii="Times New Roman" w:hAnsi="Times New Roman" w:eastAsia="Times New Roman"/>
-                <w:sz w:val="18"/>
-              </w:rPr>
-              <w:t xml:space="preserve">Selectivity</w:t>
+            <w:shd w:fill="EAF1F6" w:val="clear"/>
+          </w:tcPr>
+          <w:p>
+            <w:pPr>
+              <w:pStyle w:val="Compact"/>
+              <w:spacing w:after="60"/>
+            </w:pPr>
+            <w:r>
+              <w:rPr>
+                <w:rFonts w:ascii="Times New Roman" w:hAnsi="Times New Roman" w:eastAsia="Times New Roman"/>
+                <w:sz w:val="18"/>
+              </w:rPr>
+              <w:t xml:space="preserve">Intervention</w:t>
             </w:r>
           </w:p>
         </w:tc>
         <w:tc>
           <w:tcPr>
             <w:tcW w:type="dxa" w:w="7207"/>
-            <w:shd w:fill="FFFFFF" w:val="clear"/>
-          </w:tcPr>
-          <w:p>
-            <w:pPr>
-              <w:pStyle w:val="Compact"/>
-              <w:spacing w:after="60"/>
-            </w:pPr>
-            <m:oMath>
-              <m:sSub>
-                <m:e>
-                  <m:r>
-                    <m:t>η</m:t>
-                  </m:r>
-                </m:e>
-                <m:sub>
-                  <m:r>
-                    <m:t>k</m:t>
-                  </m:r>
-                </m:sub>
-              </m:sSub>
-            </m:oMath>
-            <w:r>
-              <w:rPr>
-                <w:rFonts w:ascii="Times New Roman" w:hAnsi="Times New Roman" w:eastAsia="Times New Roman"/>
-                <w:sz w:val="18"/>
-              </w:rPr>
-              <w:t xml:space="preserve">, every</w:t>
-            </w:r>
-            <w:r>
-              <w:rPr>
-                <w:rFonts w:ascii="Times New Roman" w:hAnsi="Times New Roman" w:eastAsia="Times New Roman"/>
-                <w:sz w:val="18"/>
-              </w:rPr>
-              <w:t xml:space="preserve"> </w:t>
-            </w:r>
-            <m:oMath>
-              <m:sSub>
-                <m:e>
-                  <m:r>
-                    <m:t>ϵ</m:t>
-                  </m:r>
-                </m:e>
-                <m:sub>
-                  <m:r>
-                    <m:t>j</m:t>
-                  </m:r>
-                </m:sub>
-              </m:sSub>
-            </m:oMath>
-            <w:r>
-              <w:rPr>
-                <w:rFonts w:ascii="Times New Roman" w:hAnsi="Times New Roman" w:eastAsia="Times New Roman"/>
-                <w:sz w:val="18"/>
-              </w:rPr>
-              <w:t xml:space="preserve">, viability checks, and boundary-preservation test.</w:t>
+            <w:shd w:fill="EAF1F6" w:val="clear"/>
+          </w:tcPr>
+          <w:p>
+            <w:pPr>
+              <w:pStyle w:val="Compact"/>
+              <w:spacing w:after="60"/>
+            </w:pPr>
+            <w:r>
+              <w:rPr>
+                <w:rFonts w:ascii="Times New Roman" w:hAnsi="Times New Roman" w:eastAsia="Times New Roman"/>
+                <w:sz w:val="18"/>
+              </w:rPr>
+              <w:t xml:space="preserve">Target, route, dose, timing, sham, rescue, equivalence bands, and stopping rules.</w:t>
             </w:r>
           </w:p>
         </w:tc>
@@ -17877,6 +19720,91 @@
         <w:tc>
           <w:tcPr>
             <w:tcW w:type="dxa" w:w="2153"/>
+            <w:shd w:fill="FFFFFF" w:val="clear"/>
+          </w:tcPr>
+          <w:p>
+            <w:pPr>
+              <w:pStyle w:val="Compact"/>
+              <w:spacing w:after="60"/>
+            </w:pPr>
+            <w:r>
+              <w:rPr>
+                <w:rFonts w:ascii="Times New Roman" w:hAnsi="Times New Roman" w:eastAsia="Times New Roman"/>
+                <w:sz w:val="18"/>
+              </w:rPr>
+              <w:t xml:space="preserve">Selectivity</w:t>
+            </w:r>
+          </w:p>
+        </w:tc>
+        <w:tc>
+          <w:tcPr>
+            <w:tcW w:type="dxa" w:w="7207"/>
+            <w:shd w:fill="FFFFFF" w:val="clear"/>
+          </w:tcPr>
+          <w:p>
+            <w:pPr>
+              <w:pStyle w:val="Compact"/>
+              <w:spacing w:after="60"/>
+            </w:pPr>
+            <m:oMath>
+              <m:sSub>
+                <m:e>
+                  <m:r>
+                    <m:t>η</m:t>
+                  </m:r>
+                </m:e>
+                <m:sub>
+                  <m:r>
+                    <m:t>k</m:t>
+                  </m:r>
+                </m:sub>
+              </m:sSub>
+            </m:oMath>
+            <w:r>
+              <w:rPr>
+                <w:rFonts w:ascii="Times New Roman" w:hAnsi="Times New Roman" w:eastAsia="Times New Roman"/>
+                <w:sz w:val="18"/>
+              </w:rPr>
+              <w:t xml:space="preserve">, every</w:t>
+            </w:r>
+            <w:r>
+              <w:rPr>
+                <w:rFonts w:ascii="Times New Roman" w:hAnsi="Times New Roman" w:eastAsia="Times New Roman"/>
+                <w:sz w:val="18"/>
+              </w:rPr>
+              <w:t xml:space="preserve"> </w:t>
+            </w:r>
+            <m:oMath>
+              <m:sSub>
+                <m:e>
+                  <m:r>
+                    <m:t>ϵ</m:t>
+                  </m:r>
+                </m:e>
+                <m:sub>
+                  <m:r>
+                    <m:t>j</m:t>
+                  </m:r>
+                </m:sub>
+              </m:sSub>
+            </m:oMath>
+            <w:r>
+              <w:rPr>
+                <w:rFonts w:ascii="Times New Roman" w:hAnsi="Times New Roman" w:eastAsia="Times New Roman"/>
+                <w:sz w:val="18"/>
+              </w:rPr>
+              <w:t xml:space="preserve">, viability checks, and boundary-preservation test.</w:t>
+            </w:r>
+          </w:p>
+        </w:tc>
+      </w:tr>
+      <w:tr>
+        <w:trPr>
+          <w:cantSplit/>
+        </w:trPr>
+        <w:tc>
+          <w:tcPr>
+            <w:tcW w:type="dxa" w:w="2153"/>
             <w:shd w:fill="EAF1F6" w:val="clear"/>
           </w:tcPr>
           <w:p>
@@ -18085,7 +20013,7 @@
                 <w:rFonts w:ascii="Times New Roman" w:hAnsi="Times New Roman" w:eastAsia="Times New Roman"/>
                 <w:sz w:val="18"/>
               </w:rPr>
-              <w:t xml:space="preserve">Scoring</w:t>
+              <w:t xml:space="preserve">Complexity matching</w:t>
             </w:r>
           </w:p>
         </w:tc>
@@ -18104,62 +20032,7 @@
                 <w:rFonts w:ascii="Times New Roman" w:hAnsi="Times New Roman" w:eastAsia="Times New Roman"/>
                 <w:sz w:val="18"/>
               </w:rPr>
-              <w:t xml:space="preserve">Loss</w:t>
-            </w:r>
-            <w:r>
-              <w:rPr>
-                <w:rFonts w:ascii="Times New Roman" w:hAnsi="Times New Roman" w:eastAsia="Times New Roman"/>
-                <w:sz w:val="18"/>
-              </w:rPr>
-              <w:t xml:space="preserve"> </w:t>
-            </w:r>
-            <m:oMath>
-              <m:r>
-                <m:t>ℓ</m:t>
-              </m:r>
-            </m:oMath>
-            <w:r>
-              <w:rPr>
-                <w:rFonts w:ascii="Times New Roman" w:hAnsi="Times New Roman" w:eastAsia="Times New Roman"/>
-                <w:sz w:val="18"/>
-              </w:rPr>
-              <w:t xml:space="preserve">, uncertainty level, multiplicity correction, minimum effect</w:t>
-            </w:r>
-            <w:r>
-              <w:rPr>
-                <w:rFonts w:ascii="Times New Roman" w:hAnsi="Times New Roman" w:eastAsia="Times New Roman"/>
-                <w:sz w:val="18"/>
-              </w:rPr>
-              <w:t xml:space="preserve"> </w:t>
-            </w:r>
-            <m:oMath>
-              <m:sSubSup>
-                <m:e>
-                  <m:r>
-                    <m:t>δ</m:t>
-                  </m:r>
-                </m:e>
-                <m:sub>
-                  <m:r>
-                    <m:t>k</m:t>
-                  </m:r>
-                </m:sub>
-                <m:sup>
-                  <m:r>
-                    <m:rPr>
-                      <m:sty m:val="p"/>
-                    </m:rPr>
-                    <m:t>min</m:t>
-                  </m:r>
-                </m:sup>
-              </m:sSubSup>
-            </m:oMath>
-            <w:r>
-              <w:rPr>
-                <w:rFonts w:ascii="Times New Roman" w:hAnsi="Times New Roman" w:eastAsia="Times New Roman"/>
-                <w:sz w:val="18"/>
-              </w:rPr>
-              <w:t xml:space="preserve">, and nulls.</w:t>
+              <w:t xml:space="preserve">Equal tuning budgets, rival-specific parameter penalties, and negative-control comparisons.</w:t>
             </w:r>
           </w:p>
         </w:tc>
@@ -18183,7 +20056,7 @@
                 <w:rFonts w:ascii="Times New Roman" w:hAnsi="Times New Roman" w:eastAsia="Times New Roman"/>
                 <w:sz w:val="18"/>
               </w:rPr>
-              <w:t xml:space="preserve">Specification neighborhood</w:t>
+              <w:t xml:space="preserve">Scoring</w:t>
             </w:r>
           </w:p>
         </w:tc>
@@ -18202,7 +20075,62 @@
                 <w:rFonts w:ascii="Times New Roman" w:hAnsi="Times New Roman" w:eastAsia="Times New Roman"/>
                 <w:sz w:val="18"/>
               </w:rPr>
-              <w:t xml:space="preserve">Boundaries, grains, thresholds, estimators, anchor subsets, and exclusion rules to vary.</w:t>
+              <w:t xml:space="preserve">Loss</w:t>
+            </w:r>
+            <w:r>
+              <w:rPr>
+                <w:rFonts w:ascii="Times New Roman" w:hAnsi="Times New Roman" w:eastAsia="Times New Roman"/>
+                <w:sz w:val="18"/>
+              </w:rPr>
+              <w:t xml:space="preserve"> </w:t>
+            </w:r>
+            <m:oMath>
+              <m:r>
+                <m:t>ℓ</m:t>
+              </m:r>
+            </m:oMath>
+            <w:r>
+              <w:rPr>
+                <w:rFonts w:ascii="Times New Roman" w:hAnsi="Times New Roman" w:eastAsia="Times New Roman"/>
+                <w:sz w:val="18"/>
+              </w:rPr>
+              <w:t xml:space="preserve">, uncertainty level, multiplicity correction, minimum effect</w:t>
+            </w:r>
+            <w:r>
+              <w:rPr>
+                <w:rFonts w:ascii="Times New Roman" w:hAnsi="Times New Roman" w:eastAsia="Times New Roman"/>
+                <w:sz w:val="18"/>
+              </w:rPr>
+              <w:t xml:space="preserve"> </w:t>
+            </w:r>
+            <m:oMath>
+              <m:sSubSup>
+                <m:e>
+                  <m:r>
+                    <m:t>δ</m:t>
+                  </m:r>
+                </m:e>
+                <m:sub>
+                  <m:r>
+                    <m:t>k</m:t>
+                  </m:r>
+                </m:sub>
+                <m:sup>
+                  <m:r>
+                    <m:rPr>
+                      <m:sty m:val="p"/>
+                    </m:rPr>
+                    <m:t>min</m:t>
+                  </m:r>
+                </m:sup>
+              </m:sSubSup>
+            </m:oMath>
+            <w:r>
+              <w:rPr>
+                <w:rFonts w:ascii="Times New Roman" w:hAnsi="Times New Roman" w:eastAsia="Times New Roman"/>
+                <w:sz w:val="18"/>
+              </w:rPr>
+              <w:t xml:space="preserve">, and nulls.</w:t>
             </w:r>
           </w:p>
         </w:tc>
@@ -18226,7 +20154,7 @@
                 <w:rFonts w:ascii="Times New Roman" w:hAnsi="Times New Roman" w:eastAsia="Times New Roman"/>
                 <w:sz w:val="18"/>
               </w:rPr>
-              <w:t xml:space="preserve">Measurement ablations</w:t>
+              <w:t xml:space="preserve">Specification neighborhood</w:t>
             </w:r>
           </w:p>
         </w:tc>
@@ -18245,7 +20173,7 @@
                 <w:rFonts w:ascii="Times New Roman" w:hAnsi="Times New Roman" w:eastAsia="Times New Roman"/>
                 <w:sz w:val="18"/>
               </w:rPr>
-              <w:t xml:space="preserve">Sensors, features, preprocessing routes, and leave-channel-out sequence.</w:t>
+              <w:t xml:space="preserve">Boundaries, grains, thresholds, estimators, anchor subsets, and exclusion rules to vary.</w:t>
             </w:r>
           </w:p>
         </w:tc>
@@ -18269,7 +20197,7 @@
                 <w:rFonts w:ascii="Times New Roman" w:hAnsi="Times New Roman" w:eastAsia="Times New Roman"/>
                 <w:sz w:val="18"/>
               </w:rPr>
-              <w:t xml:space="preserve">Transport</w:t>
+              <w:t xml:space="preserve">Measurement ablations</w:t>
             </w:r>
           </w:p>
         </w:tc>
@@ -18288,7 +20216,7 @@
                 <w:rFonts w:ascii="Times New Roman" w:hAnsi="Times New Roman" w:eastAsia="Times New Roman"/>
                 <w:sz w:val="18"/>
               </w:rPr>
-              <w:t xml:space="preserve">Held-out populations, paradigms, substrates, intervention routes, and no-retuning rule.</w:t>
+              <w:t xml:space="preserve">Sensors, features, preprocessing routes, and leave-channel-out sequence.</w:t>
             </w:r>
           </w:p>
         </w:tc>
@@ -18312,7 +20240,7 @@
                 <w:rFonts w:ascii="Times New Roman" w:hAnsi="Times New Roman" w:eastAsia="Times New Roman"/>
                 <w:sz w:val="18"/>
               </w:rPr>
-              <w:t xml:space="preserve">Outcomes</w:t>
+              <w:t xml:space="preserve">Transport</w:t>
             </w:r>
           </w:p>
         </w:tc>
@@ -18331,7 +20259,7 @@
                 <w:rFonts w:ascii="Times New Roman" w:hAnsi="Times New Roman" w:eastAsia="Times New Roman"/>
                 <w:sz w:val="18"/>
               </w:rPr>
-              <w:t xml:space="preserve">Rules for indispensable, redundant, coupled, indeterminate, and unlicensed.</w:t>
+              <w:t xml:space="preserve">Held-out populations, paradigms, substrates, intervention routes, and no-retuning rule.</w:t>
             </w:r>
           </w:p>
         </w:tc>
@@ -18355,7 +20283,7 @@
                 <w:rFonts w:ascii="Times New Roman" w:hAnsi="Times New Roman" w:eastAsia="Times New Roman"/>
                 <w:sz w:val="18"/>
               </w:rPr>
-              <w:t xml:space="preserve">Reporting</w:t>
+              <w:t xml:space="preserve">Outcomes</w:t>
             </w:r>
           </w:p>
         </w:tc>
@@ -18374,14 +20302,57 @@
                 <w:rFonts w:ascii="Times New Roman" w:hAnsi="Times New Roman" w:eastAsia="Times New Roman"/>
                 <w:sz w:val="18"/>
               </w:rPr>
+              <w:t xml:space="preserve">Rules for indispensable, redundant, coupled, indeterminate, and unlicensed.</w:t>
+            </w:r>
+          </w:p>
+        </w:tc>
+      </w:tr>
+      <w:tr>
+        <w:trPr>
+          <w:cantSplit/>
+        </w:trPr>
+        <w:tc>
+          <w:tcPr>
+            <w:tcW w:type="dxa" w:w="2153"/>
+            <w:shd w:fill="FFFFFF" w:val="clear"/>
+          </w:tcPr>
+          <w:p>
+            <w:pPr>
+              <w:pStyle w:val="Compact"/>
+              <w:spacing w:after="60"/>
+            </w:pPr>
+            <w:r>
+              <w:rPr>
+                <w:rFonts w:ascii="Times New Roman" w:hAnsi="Times New Roman" w:eastAsia="Times New Roman"/>
+                <w:sz w:val="18"/>
+              </w:rPr>
+              <w:t xml:space="preserve">Reporting</w:t>
+            </w:r>
+          </w:p>
+        </w:tc>
+        <w:tc>
+          <w:tcPr>
+            <w:tcW w:type="dxa" w:w="7207"/>
+            <w:shd w:fill="FFFFFF" w:val="clear"/>
+          </w:tcPr>
+          <w:p>
+            <w:pPr>
+              <w:pStyle w:val="Compact"/>
+              <w:spacing w:after="60"/>
+            </w:pPr>
+            <w:r>
+              <w:rPr>
+                <w:rFonts w:ascii="Times New Roman" w:hAnsi="Times New Roman" w:eastAsia="Times New Roman"/>
+                <w:sz w:val="18"/>
+              </w:rPr>
               <w:t xml:space="preserve">Diagnostic coverage, all component profiles, all anchor results, sensitivity, failures, and prohibited inferences.</w:t>
             </w:r>
           </w:p>
         </w:tc>
       </w:tr>
     </w:tbl>
-    <w:bookmarkEnd w:id="92"/>
-    <w:bookmarkStart w:id="93" w:name="X026810be5d079a0deca3f603a1bd65cec737df2"/>
+    <w:bookmarkEnd w:id="98"/>
+    <w:bookmarkStart w:id="99" w:name="X026810be5d079a0deca3f603a1bd65cec737df2"/>
     <w:p>
       <w:pPr>
         <w:pStyle w:val="Heading2"/>
@@ -18940,7 +20911,7 @@
                 <w:rFonts w:ascii="Times New Roman" w:hAnsi="Times New Roman" w:eastAsia="Times New Roman"/>
                 <w:sz w:val="18"/>
               </w:rPr>
-              <w:t xml:space="preserve">Are anchors independent?</w:t>
+              <w:t xml:space="preserve">Is diagnostic selection isolated?</w:t>
             </w:r>
           </w:p>
         </w:tc>
@@ -18959,7 +20930,7 @@
                 <w:rFonts w:ascii="Times New Roman" w:hAnsi="Times New Roman" w:eastAsia="Times New Roman"/>
                 <w:sz w:val="18"/>
               </w:rPr>
-              <w:t xml:space="preserve">No dual-use feature family; leave-channel-out result survives.</w:t>
+              <w:t xml:space="preserve">Membership is frozen without held-out anchors and survives selection-bias sensitivity analyses.</w:t>
             </w:r>
           </w:p>
         </w:tc>
@@ -18978,7 +20949,7 @@
                 <w:rFonts w:ascii="Times New Roman" w:hAnsi="Times New Roman" w:eastAsia="Times New Roman"/>
                 <w:sz w:val="18"/>
               </w:rPr>
-              <w:t xml:space="preserve">Circular or anchor-dependent.</w:t>
+              <w:t xml:space="preserve">Selection-biased or indeterminate.</w:t>
             </w:r>
           </w:p>
         </w:tc>
@@ -19002,7 +20973,7 @@
                 <w:rFonts w:ascii="Times New Roman" w:hAnsi="Times New Roman" w:eastAsia="Times New Roman"/>
                 <w:sz w:val="18"/>
               </w:rPr>
-              <w:t xml:space="preserve">Are anchors convergent?</w:t>
+              <w:t xml:space="preserve">Are anchors independent?</w:t>
             </w:r>
           </w:p>
         </w:tc>
@@ -19021,7 +20992,7 @@
                 <w:rFonts w:ascii="Times New Roman" w:hAnsi="Times New Roman" w:eastAsia="Times New Roman"/>
                 <w:sz w:val="18"/>
               </w:rPr>
-              <w:t xml:space="preserve">Preregistered reliability and conflict rules pass.</w:t>
+              <w:t xml:space="preserve">No dual-use feature family; leave-channel-out result survives.</w:t>
             </w:r>
           </w:p>
         </w:tc>
@@ -19040,7 +21011,7 @@
                 <w:rFonts w:ascii="Times New Roman" w:hAnsi="Times New Roman" w:eastAsia="Times New Roman"/>
                 <w:sz w:val="18"/>
               </w:rPr>
-              <w:t xml:space="preserve">Anchor-indeterminate.</w:t>
+              <w:t xml:space="preserve">Circular or anchor-dependent.</w:t>
             </w:r>
           </w:p>
         </w:tc>
@@ -19064,7 +21035,7 @@
                 <w:rFonts w:ascii="Times New Roman" w:hAnsi="Times New Roman" w:eastAsia="Times New Roman"/>
                 <w:sz w:val="18"/>
               </w:rPr>
-              <w:t xml:space="preserve">Is model translation held out?</w:t>
+              <w:t xml:space="preserve">Are anchors convergent?</w:t>
             </w:r>
           </w:p>
         </w:tc>
@@ -19078,33 +21049,12 @@
               <w:pStyle w:val="Compact"/>
               <w:spacing w:after="60"/>
             </w:pPr>
-            <m:oMath>
-              <m:sSub>
-                <m:e>
-                  <m:r>
-                    <m:t>h</m:t>
-                  </m:r>
-                </m:e>
-                <m:sub>
-                  <m:r>
-                    <m:t>m</m:t>
-                  </m:r>
-                </m:sub>
-              </m:sSub>
-            </m:oMath>
-            <w:r>
-              <w:rPr>
-                <w:rFonts w:ascii="Times New Roman" w:hAnsi="Times New Roman" w:eastAsia="Times New Roman"/>
-                <w:sz w:val="18"/>
-              </w:rPr>
-              <w:t xml:space="preserve"> </w:t>
-            </w:r>
-            <w:r>
-              <w:rPr>
-                <w:rFonts w:ascii="Times New Roman" w:hAnsi="Times New Roman" w:eastAsia="Times New Roman"/>
-                <w:sz w:val="18"/>
-              </w:rPr>
-              <w:t xml:space="preserve">was frozen without final-test cases.</w:t>
+            <w:r>
+              <w:rPr>
+                <w:rFonts w:ascii="Times New Roman" w:hAnsi="Times New Roman" w:eastAsia="Times New Roman"/>
+                <w:sz w:val="18"/>
+              </w:rPr>
+              <w:t xml:space="preserve">Preregistered reliability and conflict rules pass.</w:t>
             </w:r>
           </w:p>
         </w:tc>
@@ -19123,7 +21073,7 @@
                 <w:rFonts w:ascii="Times New Roman" w:hAnsi="Times New Roman" w:eastAsia="Times New Roman"/>
                 <w:sz w:val="18"/>
               </w:rPr>
-              <w:t xml:space="preserve">Exploratory only.</w:t>
+              <w:t xml:space="preserve">Anchor-indeterminate.</w:t>
             </w:r>
           </w:p>
         </w:tc>
@@ -19147,7 +21097,7 @@
                 <w:rFonts w:ascii="Times New Roman" w:hAnsi="Times New Roman" w:eastAsia="Times New Roman"/>
                 <w:sz w:val="18"/>
               </w:rPr>
-              <w:t xml:space="preserve">Is the score discriminating?</w:t>
+              <w:t xml:space="preserve">Is model translation held out?</w:t>
             </w:r>
           </w:p>
         </w:tc>
@@ -19155,6 +21105,89 @@
           <w:tcPr>
             <w:tcW w:type="dxa" w:w="4306"/>
             <w:shd w:fill="FFFFFF" w:val="clear"/>
+          </w:tcPr>
+          <w:p>
+            <w:pPr>
+              <w:pStyle w:val="Compact"/>
+              <w:spacing w:after="60"/>
+            </w:pPr>
+            <m:oMath>
+              <m:sSub>
+                <m:e>
+                  <m:r>
+                    <m:t>h</m:t>
+                  </m:r>
+                </m:e>
+                <m:sub>
+                  <m:r>
+                    <m:t>m</m:t>
+                  </m:r>
+                </m:sub>
+              </m:sSub>
+            </m:oMath>
+            <w:r>
+              <w:rPr>
+                <w:rFonts w:ascii="Times New Roman" w:hAnsi="Times New Roman" w:eastAsia="Times New Roman"/>
+                <w:sz w:val="18"/>
+              </w:rPr>
+              <w:t xml:space="preserve"> </w:t>
+            </w:r>
+            <w:r>
+              <w:rPr>
+                <w:rFonts w:ascii="Times New Roman" w:hAnsi="Times New Roman" w:eastAsia="Times New Roman"/>
+                <w:sz w:val="18"/>
+              </w:rPr>
+              <w:t xml:space="preserve">was frozen without final-test cases.</w:t>
+            </w:r>
+          </w:p>
+        </w:tc>
+        <w:tc>
+          <w:tcPr>
+            <w:tcW w:type="dxa" w:w="2246"/>
+            <w:shd w:fill="FFFFFF" w:val="clear"/>
+          </w:tcPr>
+          <w:p>
+            <w:pPr>
+              <w:pStyle w:val="Compact"/>
+              <w:spacing w:after="60"/>
+            </w:pPr>
+            <w:r>
+              <w:rPr>
+                <w:rFonts w:ascii="Times New Roman" w:hAnsi="Times New Roman" w:eastAsia="Times New Roman"/>
+                <w:sz w:val="18"/>
+              </w:rPr>
+              <w:t xml:space="preserve">Exploratory only.</w:t>
+            </w:r>
+          </w:p>
+        </w:tc>
+      </w:tr>
+      <w:tr>
+        <w:trPr>
+          <w:cantSplit/>
+        </w:trPr>
+        <w:tc>
+          <w:tcPr>
+            <w:tcW w:type="dxa" w:w="2808"/>
+            <w:shd w:fill="EAF1F6" w:val="clear"/>
+          </w:tcPr>
+          <w:p>
+            <w:pPr>
+              <w:pStyle w:val="Compact"/>
+              <w:spacing w:after="60"/>
+            </w:pPr>
+            <w:r>
+              <w:rPr>
+                <w:rFonts w:ascii="Times New Roman" w:hAnsi="Times New Roman" w:eastAsia="Times New Roman"/>
+                <w:sz w:val="18"/>
+              </w:rPr>
+              <w:t xml:space="preserve">Is the score discriminating?</w:t>
+            </w:r>
+          </w:p>
+        </w:tc>
+        <w:tc>
+          <w:tcPr>
+            <w:tcW w:type="dxa" w:w="4306"/>
+            <w:shd w:fill="EAF1F6" w:val="clear"/>
           </w:tcPr>
           <w:p>
             <w:pPr>
@@ -19212,7 +21245,7 @@
         <w:tc>
           <w:tcPr>
             <w:tcW w:type="dxa" w:w="2246"/>
-            <w:shd w:fill="FFFFFF" w:val="clear"/>
+            <w:shd w:fill="EAF1F6" w:val="clear"/>
           </w:tcPr>
           <w:p>
             <w:pPr>
@@ -19236,6 +21269,68 @@
         <w:tc>
           <w:tcPr>
             <w:tcW w:type="dxa" w:w="2808"/>
+            <w:shd w:fill="FFFFFF" w:val="clear"/>
+          </w:tcPr>
+          <w:p>
+            <w:pPr>
+              <w:pStyle w:val="Compact"/>
+              <w:spacing w:after="60"/>
+            </w:pPr>
+            <w:r>
+              <w:rPr>
+                <w:rFonts w:ascii="Times New Roman" w:hAnsi="Times New Roman" w:eastAsia="Times New Roman"/>
+                <w:sz w:val="18"/>
+              </w:rPr>
+              <w:t xml:space="preserve">Are rivals complexity-matched?</w:t>
+            </w:r>
+          </w:p>
+        </w:tc>
+        <w:tc>
+          <w:tcPr>
+            <w:tcW w:type="dxa" w:w="4306"/>
+            <w:shd w:fill="FFFFFF" w:val="clear"/>
+          </w:tcPr>
+          <w:p>
+            <w:pPr>
+              <w:pStyle w:val="Compact"/>
+              <w:spacing w:after="60"/>
+            </w:pPr>
+            <w:r>
+              <w:rPr>
+                <w:rFonts w:ascii="Times New Roman" w:hAnsi="Times New Roman" w:eastAsia="Times New Roman"/>
+                <w:sz w:val="18"/>
+              </w:rPr>
+              <w:t xml:space="preserve">Translation families, tuning budgets, and penalties are equal or explicitly adjusted.</w:t>
+            </w:r>
+          </w:p>
+        </w:tc>
+        <w:tc>
+          <w:tcPr>
+            <w:tcW w:type="dxa" w:w="2246"/>
+            <w:shd w:fill="FFFFFF" w:val="clear"/>
+          </w:tcPr>
+          <w:p>
+            <w:pPr>
+              <w:pStyle w:val="Compact"/>
+              <w:spacing w:after="60"/>
+            </w:pPr>
+            <w:r>
+              <w:rPr>
+                <w:rFonts w:ascii="Times New Roman" w:hAnsi="Times New Roman" w:eastAsia="Times New Roman"/>
+                <w:sz w:val="18"/>
+              </w:rPr>
+              <w:t xml:space="preserve">Model comparison unlicensed.</w:t>
+            </w:r>
+          </w:p>
+        </w:tc>
+      </w:tr>
+      <w:tr>
+        <w:trPr>
+          <w:cantSplit/>
+        </w:trPr>
+        <w:tc>
+          <w:tcPr>
+            <w:tcW w:type="dxa" w:w="2808"/>
             <w:shd w:fill="EAF1F6" w:val="clear"/>
           </w:tcPr>
           <w:p>
@@ -19463,8 +21558,8 @@
         </w:tc>
       </w:tr>
     </w:tbl>
-    <w:bookmarkEnd w:id="93"/>
-    <w:bookmarkStart w:id="97" w:name="appendix-e-synthetic-worked-example"/>
+    <w:bookmarkEnd w:id="99"/>
+    <w:bookmarkStart w:id="103" w:name="appendix-e-synthetic-worked-example"/>
     <w:p>
       <w:pPr>
         <w:pStyle w:val="Heading2"/>
@@ -19502,7 +21597,7 @@
         <w:t xml:space="preserve">. The example is illustrative and contains no empirical consciousness labels.</w:t>
       </w:r>
     </w:p>
-    <w:bookmarkStart w:id="94" w:name="appendix-e.1-diagnostic-cases"/>
+    <w:bookmarkStart w:id="100" w:name="appendix-e.1-diagnostic-cases"/>
     <w:p>
       <w:pPr>
         <w:pStyle w:val="Heading3"/>
@@ -19519,12 +21614,12 @@
         <w:tblLook w:firstRow="1" w:lastRow="0" w:firstColumn="0" w:lastColumn="0" w:noHBand="0" w:noVBand="0" w:val="0020"/>
       </w:tblPr>
       <w:tblGrid>
-        <w:gridCol w:w="1080"/>
-        <w:gridCol w:w="1440"/>
-        <w:gridCol w:w="1440"/>
-        <w:gridCol w:w="1440"/>
-        <w:gridCol w:w="1440"/>
-        <w:gridCol w:w="1080"/>
+        <w:gridCol w:w="871"/>
+        <w:gridCol w:w="554"/>
+        <w:gridCol w:w="554"/>
+        <w:gridCol w:w="554"/>
+        <w:gridCol w:w="554"/>
+        <w:gridCol w:w="4831"/>
       </w:tblGrid>
       <w:tr>
         <w:trPr>
@@ -19534,7 +21629,7 @@
         </w:trPr>
         <w:tc>
           <w:tcPr>
-            <w:tcW w:type="dxa" w:w="1560"/>
+            <w:tcW w:type="dxa" w:w="1030"/>
             <w:shd w:fill="1C2D40" w:val="clear"/>
             <w:tcMar>
               <w:top w:w="100" w:type="dxa"/>
@@ -19561,7 +21656,7 @@
         </w:tc>
         <w:tc>
           <w:tcPr>
-            <w:tcW w:type="dxa" w:w="1560"/>
+            <w:tcW w:type="dxa" w:w="655"/>
             <w:shd w:fill="1C2D40" w:val="clear"/>
             <w:tcMar>
               <w:top w:w="100" w:type="dxa"/>
@@ -19585,7 +21680,7 @@
         </w:tc>
         <w:tc>
           <w:tcPr>
-            <w:tcW w:type="dxa" w:w="1560"/>
+            <w:tcW w:type="dxa" w:w="655"/>
             <w:shd w:fill="1C2D40" w:val="clear"/>
             <w:tcMar>
               <w:top w:w="100" w:type="dxa"/>
@@ -19618,7 +21713,7 @@
         </w:tc>
         <w:tc>
           <w:tcPr>
-            <w:tcW w:type="dxa" w:w="1560"/>
+            <w:tcW w:type="dxa" w:w="655"/>
             <w:shd w:fill="1C2D40" w:val="clear"/>
             <w:tcMar>
               <w:top w:w="100" w:type="dxa"/>
@@ -19651,7 +21746,7 @@
         </w:tc>
         <w:tc>
           <w:tcPr>
-            <w:tcW w:type="dxa" w:w="1560"/>
+            <w:tcW w:type="dxa" w:w="655"/>
             <w:shd w:fill="1C2D40" w:val="clear"/>
             <w:tcMar>
               <w:top w:w="100" w:type="dxa"/>
@@ -19684,7 +21779,7 @@
         </w:tc>
         <w:tc>
           <w:tcPr>
-            <w:tcW w:type="dxa" w:w="1560"/>
+            <w:tcW w:type="dxa" w:w="5710"/>
             <w:shd w:fill="1C2D40" w:val="clear"/>
             <w:tcMar>
               <w:top w:w="100" w:type="dxa"/>
@@ -19716,7 +21811,7 @@
         </w:trPr>
         <w:tc>
           <w:tcPr>
-            <w:tcW w:type="dxa" w:w="1560"/>
+            <w:tcW w:type="dxa" w:w="1030"/>
             <w:shd w:fill="FFFFFF" w:val="clear"/>
           </w:tcPr>
           <w:p>
@@ -19742,7 +21837,7 @@
         </w:tc>
         <w:tc>
           <w:tcPr>
-            <w:tcW w:type="dxa" w:w="1560"/>
+            <w:tcW w:type="dxa" w:w="655"/>
             <w:shd w:fill="FFFFFF" w:val="clear"/>
           </w:tcPr>
           <w:p>
@@ -19762,7 +21857,7 @@
         </w:tc>
         <w:tc>
           <w:tcPr>
-            <w:tcW w:type="dxa" w:w="1560"/>
+            <w:tcW w:type="dxa" w:w="655"/>
             <w:shd w:fill="FFFFFF" w:val="clear"/>
           </w:tcPr>
           <w:p>
@@ -19782,7 +21877,7 @@
         </w:tc>
         <w:tc>
           <w:tcPr>
-            <w:tcW w:type="dxa" w:w="1560"/>
+            <w:tcW w:type="dxa" w:w="655"/>
             <w:shd w:fill="FFFFFF" w:val="clear"/>
           </w:tcPr>
           <w:p>
@@ -19802,7 +21897,7 @@
         </w:tc>
         <w:tc>
           <w:tcPr>
-            <w:tcW w:type="dxa" w:w="1560"/>
+            <w:tcW w:type="dxa" w:w="655"/>
             <w:shd w:fill="FFFFFF" w:val="clear"/>
           </w:tcPr>
           <w:p>
@@ -19822,7 +21917,7 @@
         </w:tc>
         <w:tc>
           <w:tcPr>
-            <w:tcW w:type="dxa" w:w="1560"/>
+            <w:tcW w:type="dxa" w:w="5710"/>
             <w:shd w:fill="FFFFFF" w:val="clear"/>
           </w:tcPr>
           <w:p>
@@ -19885,7 +21980,7 @@
         </w:trPr>
         <w:tc>
           <w:tcPr>
-            <w:tcW w:type="dxa" w:w="1560"/>
+            <w:tcW w:type="dxa" w:w="1030"/>
             <w:shd w:fill="EAF1F6" w:val="clear"/>
           </w:tcPr>
           <w:p>
@@ -19911,7 +22006,7 @@
         </w:tc>
         <w:tc>
           <w:tcPr>
-            <w:tcW w:type="dxa" w:w="1560"/>
+            <w:tcW w:type="dxa" w:w="655"/>
             <w:shd w:fill="EAF1F6" w:val="clear"/>
           </w:tcPr>
           <w:p>
@@ -19931,7 +22026,7 @@
         </w:tc>
         <w:tc>
           <w:tcPr>
-            <w:tcW w:type="dxa" w:w="1560"/>
+            <w:tcW w:type="dxa" w:w="655"/>
             <w:shd w:fill="EAF1F6" w:val="clear"/>
           </w:tcPr>
           <w:p>
@@ -19951,7 +22046,7 @@
         </w:tc>
         <w:tc>
           <w:tcPr>
-            <w:tcW w:type="dxa" w:w="1560"/>
+            <w:tcW w:type="dxa" w:w="655"/>
             <w:shd w:fill="EAF1F6" w:val="clear"/>
           </w:tcPr>
           <w:p>
@@ -19971,7 +22066,7 @@
         </w:tc>
         <w:tc>
           <w:tcPr>
-            <w:tcW w:type="dxa" w:w="1560"/>
+            <w:tcW w:type="dxa" w:w="655"/>
             <w:shd w:fill="EAF1F6" w:val="clear"/>
           </w:tcPr>
           <w:p>
@@ -19991,7 +22086,7 @@
         </w:tc>
         <w:tc>
           <w:tcPr>
-            <w:tcW w:type="dxa" w:w="1560"/>
+            <w:tcW w:type="dxa" w:w="5710"/>
             <w:shd w:fill="EAF1F6" w:val="clear"/>
           </w:tcPr>
           <w:p>
@@ -20015,7 +22110,7 @@
         </w:trPr>
         <w:tc>
           <w:tcPr>
-            <w:tcW w:type="dxa" w:w="1560"/>
+            <w:tcW w:type="dxa" w:w="1030"/>
             <w:shd w:fill="FFFFFF" w:val="clear"/>
           </w:tcPr>
           <w:p>
@@ -20041,7 +22136,7 @@
         </w:tc>
         <w:tc>
           <w:tcPr>
-            <w:tcW w:type="dxa" w:w="1560"/>
+            <w:tcW w:type="dxa" w:w="655"/>
             <w:shd w:fill="FFFFFF" w:val="clear"/>
           </w:tcPr>
           <w:p>
@@ -20061,7 +22156,7 @@
         </w:tc>
         <w:tc>
           <w:tcPr>
-            <w:tcW w:type="dxa" w:w="1560"/>
+            <w:tcW w:type="dxa" w:w="655"/>
             <w:shd w:fill="FFFFFF" w:val="clear"/>
           </w:tcPr>
           <w:p>
@@ -20081,7 +22176,7 @@
         </w:tc>
         <w:tc>
           <w:tcPr>
-            <w:tcW w:type="dxa" w:w="1560"/>
+            <w:tcW w:type="dxa" w:w="655"/>
             <w:shd w:fill="FFFFFF" w:val="clear"/>
           </w:tcPr>
           <w:p>
@@ -20101,7 +22196,7 @@
         </w:tc>
         <w:tc>
           <w:tcPr>
-            <w:tcW w:type="dxa" w:w="1560"/>
+            <w:tcW w:type="dxa" w:w="655"/>
             <w:shd w:fill="FFFFFF" w:val="clear"/>
           </w:tcPr>
           <w:p>
@@ -20121,7 +22216,7 @@
         </w:tc>
         <w:tc>
           <w:tcPr>
-            <w:tcW w:type="dxa" w:w="1560"/>
+            <w:tcW w:type="dxa" w:w="5710"/>
             <w:shd w:fill="FFFFFF" w:val="clear"/>
           </w:tcPr>
           <w:p>
@@ -20145,7 +22240,7 @@
         </w:trPr>
         <w:tc>
           <w:tcPr>
-            <w:tcW w:type="dxa" w:w="1560"/>
+            <w:tcW w:type="dxa" w:w="1030"/>
             <w:shd w:fill="EAF1F6" w:val="clear"/>
           </w:tcPr>
           <w:p>
@@ -20171,7 +22266,7 @@
         </w:tc>
         <w:tc>
           <w:tcPr>
-            <w:tcW w:type="dxa" w:w="1560"/>
+            <w:tcW w:type="dxa" w:w="655"/>
             <w:shd w:fill="EAF1F6" w:val="clear"/>
           </w:tcPr>
           <w:p>
@@ -20191,7 +22286,7 @@
         </w:tc>
         <w:tc>
           <w:tcPr>
-            <w:tcW w:type="dxa" w:w="1560"/>
+            <w:tcW w:type="dxa" w:w="655"/>
             <w:shd w:fill="EAF1F6" w:val="clear"/>
           </w:tcPr>
           <w:p>
@@ -20211,7 +22306,7 @@
         </w:tc>
         <w:tc>
           <w:tcPr>
-            <w:tcW w:type="dxa" w:w="1560"/>
+            <w:tcW w:type="dxa" w:w="655"/>
             <w:shd w:fill="EAF1F6" w:val="clear"/>
           </w:tcPr>
           <w:p>
@@ -20231,7 +22326,7 @@
         </w:tc>
         <w:tc>
           <w:tcPr>
-            <w:tcW w:type="dxa" w:w="1560"/>
+            <w:tcW w:type="dxa" w:w="655"/>
             <w:shd w:fill="EAF1F6" w:val="clear"/>
           </w:tcPr>
           <w:p>
@@ -20251,7 +22346,7 @@
         </w:tc>
         <w:tc>
           <w:tcPr>
-            <w:tcW w:type="dxa" w:w="1560"/>
+            <w:tcW w:type="dxa" w:w="5710"/>
             <w:shd w:fill="EAF1F6" w:val="clear"/>
           </w:tcPr>
           <w:p>
@@ -20275,7 +22370,7 @@
         </w:trPr>
         <w:tc>
           <w:tcPr>
-            <w:tcW w:type="dxa" w:w="1560"/>
+            <w:tcW w:type="dxa" w:w="1030"/>
             <w:shd w:fill="FFFFFF" w:val="clear"/>
           </w:tcPr>
           <w:p>
@@ -20301,7 +22396,7 @@
         </w:tc>
         <w:tc>
           <w:tcPr>
-            <w:tcW w:type="dxa" w:w="1560"/>
+            <w:tcW w:type="dxa" w:w="655"/>
             <w:shd w:fill="FFFFFF" w:val="clear"/>
           </w:tcPr>
           <w:p>
@@ -20321,7 +22416,7 @@
         </w:tc>
         <w:tc>
           <w:tcPr>
-            <w:tcW w:type="dxa" w:w="1560"/>
+            <w:tcW w:type="dxa" w:w="655"/>
             <w:shd w:fill="FFFFFF" w:val="clear"/>
           </w:tcPr>
           <w:p>
@@ -20341,7 +22436,7 @@
         </w:tc>
         <w:tc>
           <w:tcPr>
-            <w:tcW w:type="dxa" w:w="1560"/>
+            <w:tcW w:type="dxa" w:w="655"/>
             <w:shd w:fill="FFFFFF" w:val="clear"/>
           </w:tcPr>
           <w:p>
@@ -20361,7 +22456,7 @@
         </w:tc>
         <w:tc>
           <w:tcPr>
-            <w:tcW w:type="dxa" w:w="1560"/>
+            <w:tcW w:type="dxa" w:w="655"/>
             <w:shd w:fill="FFFFFF" w:val="clear"/>
           </w:tcPr>
           <w:p>
@@ -20381,7 +22476,7 @@
         </w:tc>
         <w:tc>
           <w:tcPr>
-            <w:tcW w:type="dxa" w:w="1560"/>
+            <w:tcW w:type="dxa" w:w="5710"/>
             <w:shd w:fill="FFFFFF" w:val="clear"/>
           </w:tcPr>
           <w:p>
@@ -20581,8 +22676,8 @@
         <w:t xml:space="preserve">falls outside the licensed regime.</w:t>
       </w:r>
     </w:p>
-    <w:bookmarkEnd w:id="94"/>
-    <w:bookmarkStart w:id="95" w:name="appendix-e.2-held-out-anchor-scoring"/>
+    <w:bookmarkEnd w:id="100"/>
+    <w:bookmarkStart w:id="101" w:name="appendix-e.2-held-out-anchor-scoring"/>
     <w:p>
       <w:pPr>
         <w:pStyle w:val="Heading3"/>
@@ -20926,8 +23021,8 @@
         <w:t xml:space="preserve">across the specification neighborhood. The appropriate result is provisional indispensability for the declared domain, accompanied by the 10% selectivity failures and the 12% of specifications that did not clear the gate.</w:t>
       </w:r>
     </w:p>
-    <w:bookmarkEnd w:id="95"/>
-    <w:bookmarkStart w:id="96" w:name="appendix-e.3-alternative-result"/>
+    <w:bookmarkEnd w:id="101"/>
+    <w:bookmarkStart w:id="102" w:name="appendix-e.3-alternative-result"/>
     <w:p>
       <w:pPr>
         <w:pStyle w:val="Heading3"/>
@@ -21063,9 +23158,9 @@
         <w:t xml:space="preserve">, the identical risk estimate would instead be indeterminate because the study scarcely sampled cases on which the models differ.</w:t>
       </w:r>
     </w:p>
-    <w:bookmarkEnd w:id="96"/>
-    <w:bookmarkEnd w:id="97"/>
-    <w:bookmarkStart w:id="98" w:name="Xade36a61bca1c32c52db041890d79d6bb201160"/>
+    <w:bookmarkEnd w:id="102"/>
+    <w:bookmarkEnd w:id="103"/>
+    <w:bookmarkStart w:id="104" w:name="Xade36a61bca1c32c52db041890d79d6bb201160"/>
     <w:p>
       <w:pPr>
         <w:pStyle w:val="Heading2"/>
@@ -21786,8 +23881,8 @@
         </w:tc>
       </w:tr>
     </w:tbl>
-    <w:bookmarkEnd w:id="98"/>
-    <w:bookmarkStart w:id="99" w:name="appendix-g-prohibited-inferences"/>
+    <w:bookmarkEnd w:id="104"/>
+    <w:bookmarkStart w:id="105" w:name="appendix-g-prohibited-inferences"/>
     <w:p>
       <w:pPr>
         <w:pStyle w:val="Heading2"/>
@@ -22066,8 +24161,20 @@
         <w:t xml:space="preserve">“A measurement ablation changed classification, so the physical mechanism is dispensable.”</w:t>
       </w:r>
     </w:p>
-    <w:bookmarkEnd w:id="99"/>
-    <w:bookmarkStart w:id="100" w:name="X6dc3cf7cef0f5e1c3893451063e13e2ec496863"/>
+    <w:p>
+      <w:pPr>
+        <w:pStyle w:val="Compact"/>
+        <w:numPr>
+          <w:ilvl w:val="0"/>
+          <w:numId w:val="1007"/>
+        </w:numPr>
+      </w:pPr>
+      <w:r>
+        <w:t xml:space="preserve">“Every single-component ablation favored the full model, so no grouped submodel can be redundant.”</w:t>
+      </w:r>
+    </w:p>
+    <w:bookmarkEnd w:id="105"/>
+    <w:bookmarkStart w:id="106" w:name="X6dc3cf7cef0f5e1c3893451063e13e2ec496863"/>
     <w:p>
       <w:pPr>
         <w:pStyle w:val="Heading2"/>
@@ -22094,7 +24201,7 @@
         </w:numPr>
       </w:pPr>
       <w:r>
-        <w:t xml:space="preserve">the exact full model and every ablated rival;</w:t>
+        <w:t xml:space="preserve">the exact full model and every single or grouped ablated rival;</w:t>
       </w:r>
     </w:p>
     <w:p>
@@ -22549,7 +24656,7 @@
         <w:t xml:space="preserve">all departures from preregistration, clearly labeled exploratory analyses, and unresolved alternatives.</w:t>
       </w:r>
     </w:p>
-    <w:bookmarkEnd w:id="100"/>
+    <w:bookmarkEnd w:id="106"/>
     <w:sectPr>
       <w:headerReference w:type="default" r:id="rId10"/>
       <w:footerReference w:type="default" r:id="rId11"/>
